--- a/00-首页/题组Word/习题书/第三篇-有机化学/10-有机合成设计-学生版-打印版.docx
+++ b/00-首页/题组Word/习题书/第三篇-有机化学/10-有机合成设计-学生版-打印版.docx
@@ -2,7 +2,7 @@
 <file path=word/document.xml><?xml version="1.0" encoding="utf-8"?>
 <w:document xmlns:w="http://schemas.openxmlformats.org/wordprocessingml/2006/main" xmlns:m="http://schemas.openxmlformats.org/officeDocument/2006/math" xmlns:r="http://schemas.openxmlformats.org/officeDocument/2006/relationships" xmlns:o="urn:schemas-microsoft-com:office:office" xmlns:v="urn:schemas-microsoft-com:vml" xmlns:w10="urn:schemas-microsoft-com:office:word" xmlns:a="http://schemas.openxmlformats.org/drawingml/2006/main" xmlns:pic="http://schemas.openxmlformats.org/drawingml/2006/picture" xmlns:wp="http://schemas.openxmlformats.org/drawingml/2006/wordprocessingDrawing">
   <w:body>
-    <w:bookmarkStart w:id="125" w:name="第-10-章-有机合成设计"/>
+    <w:bookmarkStart w:id="138" w:name="第-10-章-有机合成设计"/>
     <w:p>
       <w:pPr>
         <w:pStyle w:val="Heading1"/>
@@ -10485,7 +10485,7 @@
       </w:r>
     </w:p>
     <w:bookmarkEnd w:id="94"/>
-    <w:bookmarkStart w:id="120" w:name="有机合成与机理第35届初赛"/>
+    <w:bookmarkStart w:id="107" w:name="环辛四烯与假石榴碱生物合成"/>
     <w:p>
       <w:pPr>
         <w:pStyle w:val="Heading2"/>
@@ -10502,37 +10502,7 @@
         <w:rPr>
           <w:rFonts w:hint="eastAsia" w:ascii="Times New Roman" w:hAnsi="Times New Roman" w:eastAsia="SimHei" w:cs="Times New Roman"/>
         </w:rPr>
-        <w:t>有机合成与机理</w:t>
-      </w:r>
-      <w:r>
-        <w:rPr>
-          <w:rFonts w:hint="eastAsia" w:ascii="Times New Roman" w:hAnsi="Times New Roman" w:eastAsia="Times New Roman" w:cs="Times New Roman"/>
-        </w:rPr>
-        <w:t>（</w:t>
-      </w:r>
-      <w:r>
-        <w:rPr>
-          <w:rFonts w:hint="eastAsia" w:ascii="Times New Roman" w:hAnsi="Times New Roman" w:eastAsia="SimHei" w:cs="Times New Roman"/>
-        </w:rPr>
-        <w:t>第</w:t>
-      </w:r>
-      <w:r>
-        <w:rPr>
-          <w:rFonts w:hint="eastAsia" w:ascii="Times New Roman" w:hAnsi="Times New Roman" w:eastAsia="Times New Roman" w:cs="Times New Roman"/>
-        </w:rPr>
-        <w:t>35</w:t>
-      </w:r>
-      <w:r>
-        <w:rPr>
-          <w:rFonts w:hint="eastAsia" w:ascii="Times New Roman" w:hAnsi="Times New Roman" w:eastAsia="SimHei" w:cs="Times New Roman"/>
-        </w:rPr>
-        <w:t>届初赛</w:t>
-      </w:r>
-      <w:r>
-        <w:rPr>
-          <w:rFonts w:hint="eastAsia" w:ascii="Times New Roman" w:hAnsi="Times New Roman" w:eastAsia="Times New Roman" w:cs="Times New Roman"/>
-        </w:rPr>
-        <w:t>）</w:t>
+        <w:t xml:space="preserve">环辛四烯与假石榴碱生物合成</w:t>
       </w:r>
     </w:p>
     <w:p>
@@ -10541,11 +10511,87 @@
       </w:pPr>
       <w:r>
         <w:rPr>
-          <w:rFonts w:ascii="Times New Roman" w:hAnsi="Times New Roman" w:eastAsia="Times New Roman" w:cs="Times New Roman"/>
-          <w:b/>
-          <w:bCs/>
-        </w:rPr>
-        <w:t xml:space="preserve">10-1</w:t>
+          <w:rFonts w:hint="eastAsia" w:ascii="Times New Roman" w:hAnsi="Times New Roman" w:eastAsia="FangSong" w:cs="Times New Roman"/>
+        </w:rPr>
+        <w:t xml:space="preserve">环辛四烯</w:t>
+      </w:r>
+      <w:r>
+        <w:rPr>
+          <w:rFonts w:ascii="Times New Roman" w:hAnsi="Times New Roman" w:eastAsia="Times New Roman" w:cs="Times New Roman"/>
+        </w:rPr>
+        <w:t xml:space="preserve"> H </w:t>
+      </w:r>
+      <w:r>
+        <w:rPr>
+          <w:rFonts w:hint="eastAsia" w:ascii="Times New Roman" w:hAnsi="Times New Roman" w:eastAsia="FangSong" w:cs="Times New Roman"/>
+        </w:rPr>
+        <w:t>是一个对于有机化学理论发展非常重要的分子</w:t>
+      </w:r>
+      <w:r>
+        <w:rPr>
+          <w:rFonts w:hint="eastAsia" w:ascii="Times New Roman" w:hAnsi="Times New Roman" w:eastAsia="Times New Roman" w:cs="Times New Roman"/>
+        </w:rPr>
+        <w:t>。</w:t>
+      </w:r>
+      <w:r>
+        <w:rPr>
+          <w:rFonts w:hint="eastAsia" w:ascii="Times New Roman" w:hAnsi="Times New Roman" w:eastAsia="FangSong" w:cs="Times New Roman"/>
+        </w:rPr>
+        <w:t>它属于这样一类化合物</w:t>
+      </w:r>
+      <w:r>
+        <w:rPr>
+          <w:rFonts w:hint="eastAsia" w:ascii="Times New Roman" w:hAnsi="Times New Roman" w:eastAsia="Times New Roman" w:cs="Times New Roman"/>
+        </w:rPr>
+        <w:t>，</w:t>
+      </w:r>
+      <w:r>
+        <w:rPr>
+          <w:rFonts w:hint="eastAsia" w:ascii="Times New Roman" w:hAnsi="Times New Roman" w:eastAsia="FangSong" w:cs="Times New Roman"/>
+        </w:rPr>
+        <w:t>虽然它们环内有交错的单双键</w:t>
+      </w:r>
+      <w:r>
+        <w:rPr>
+          <w:rFonts w:hint="eastAsia" w:ascii="Times New Roman" w:hAnsi="Times New Roman" w:eastAsia="Times New Roman" w:cs="Times New Roman"/>
+        </w:rPr>
+        <w:t>，</w:t>
+      </w:r>
+      <w:r>
+        <w:rPr>
+          <w:rFonts w:hint="eastAsia" w:ascii="Times New Roman" w:hAnsi="Times New Roman" w:eastAsia="FangSong" w:cs="Times New Roman"/>
+        </w:rPr>
+        <w:t>但并不像苯这类芳香分子一样受益于此而获得更大的稳定性</w:t>
+      </w:r>
+      <w:r>
+        <w:rPr>
+          <w:rFonts w:hint="eastAsia" w:ascii="Times New Roman" w:hAnsi="Times New Roman" w:eastAsia="Times New Roman" w:cs="Times New Roman"/>
+        </w:rPr>
+        <w:t>。</w:t>
+      </w:r>
+      <w:r>
+        <w:rPr>
+          <w:rFonts w:hint="eastAsia" w:ascii="Times New Roman" w:hAnsi="Times New Roman" w:eastAsia="FangSong" w:cs="Times New Roman"/>
+        </w:rPr>
+        <w:t>环辛四烯最早由维尔斯泰特</w:t>
+      </w:r>
+      <w:r>
+        <w:rPr>
+          <w:rFonts w:hint="eastAsia" w:ascii="Times New Roman" w:hAnsi="Times New Roman" w:eastAsia="Times New Roman" w:cs="Times New Roman"/>
+        </w:rPr>
+        <w:t>（Willstätter）</w:t>
+      </w:r>
+      <w:r>
+        <w:rPr>
+          <w:rFonts w:hint="eastAsia" w:ascii="Times New Roman" w:hAnsi="Times New Roman" w:eastAsia="FangSong" w:cs="Times New Roman"/>
+        </w:rPr>
+        <w:t>从天然化合物假石榴碱</w:t>
+      </w:r>
+      <w:r>
+        <w:rPr>
+          <w:rFonts w:hint="eastAsia" w:ascii="Times New Roman" w:hAnsi="Times New Roman" w:eastAsia="Times New Roman" w:cs="Times New Roman"/>
+        </w:rPr>
+        <w:t>（pseudopelletierine）A</w:t>
       </w:r>
       <w:r>
         <w:rPr>
@@ -10557,19 +10603,61 @@
         <w:rPr>
           <w:rFonts w:hint="eastAsia" w:ascii="Times New Roman" w:hAnsi="Times New Roman" w:eastAsia="FangSong" w:cs="Times New Roman"/>
         </w:rPr>
-        <w:t xml:space="preserve">画出酰胺</w:t>
-      </w:r>
-      <w:r>
-        <w:rPr>
-          <w:rFonts w:ascii="Times New Roman" w:hAnsi="Times New Roman" w:eastAsia="Times New Roman" w:cs="Times New Roman"/>
-        </w:rPr>
-        <w:t xml:space="preserve"> A </w:t>
-      </w:r>
-      <w:r>
-        <w:rPr>
-          <w:rFonts w:hint="eastAsia" w:ascii="Times New Roman" w:hAnsi="Times New Roman" w:eastAsia="FangSong" w:cs="Times New Roman"/>
-        </w:rPr>
-        <w:t>的共振式</w:t>
+        <w:t>开始根据下图合成</w:t>
+      </w:r>
+      <w:r>
+        <w:rPr>
+          <w:rFonts w:hint="eastAsia" w:ascii="Times New Roman" w:hAnsi="Times New Roman" w:eastAsia="Times New Roman" w:cs="Times New Roman"/>
+        </w:rPr>
+        <w:t>。1940</w:t>
+      </w:r>
+      <w:r>
+        <w:rPr>
+          <w:rFonts w:ascii="Times New Roman" w:hAnsi="Times New Roman" w:eastAsia="Times New Roman" w:cs="Times New Roman"/>
+        </w:rPr>
+        <w:t xml:space="preserve"> </w:t>
+      </w:r>
+      <w:r>
+        <w:rPr>
+          <w:rFonts w:hint="eastAsia" w:ascii="Times New Roman" w:hAnsi="Times New Roman" w:eastAsia="FangSong" w:cs="Times New Roman"/>
+        </w:rPr>
+        <w:t>年</w:t>
+      </w:r>
+      <w:r>
+        <w:rPr>
+          <w:rFonts w:hint="eastAsia" w:ascii="Times New Roman" w:hAnsi="Times New Roman" w:eastAsia="Times New Roman" w:cs="Times New Roman"/>
+        </w:rPr>
+        <w:t>，</w:t>
+      </w:r>
+      <w:r>
+        <w:rPr>
+          <w:rFonts w:hint="eastAsia" w:ascii="Times New Roman" w:hAnsi="Times New Roman" w:eastAsia="FangSong" w:cs="Times New Roman"/>
+        </w:rPr>
+        <w:t>雷比</w:t>
+      </w:r>
+      <w:r>
+        <w:rPr>
+          <w:rFonts w:hint="eastAsia" w:ascii="Times New Roman" w:hAnsi="Times New Roman" w:eastAsia="Times New Roman" w:cs="Times New Roman"/>
+        </w:rPr>
+        <w:t>（Reppe）</w:t>
+      </w:r>
+      <w:r>
+        <w:rPr>
+          <w:rFonts w:hint="eastAsia" w:ascii="Times New Roman" w:hAnsi="Times New Roman" w:eastAsia="FangSong" w:cs="Times New Roman"/>
+        </w:rPr>
+        <w:t>报道了一种由乙炔一步合成环辛四烯的方法</w:t>
+      </w:r>
+      <w:r>
+        <w:rPr>
+          <w:rFonts w:hint="eastAsia" w:ascii="Times New Roman" w:hAnsi="Times New Roman" w:eastAsia="Times New Roman" w:cs="Times New Roman"/>
+        </w:rPr>
+        <w:t>，</w:t>
+      </w:r>
+      <w:r>
+        <w:rPr>
+          <w:rFonts w:hint="eastAsia" w:ascii="Times New Roman" w:hAnsi="Times New Roman" w:eastAsia="FangSong" w:cs="Times New Roman"/>
+        </w:rPr>
+        <w:t>从而使这种昂贵的实验室药品成为商业原料</w:t>
       </w:r>
       <w:r>
         <w:rPr>
@@ -10590,20 +10678,1976 @@
         </w:rPr>
         <w:drawing>
           <wp:inline>
-            <wp:extent cx="1625600" cy="1587500"/>
+            <wp:extent cx="3600000" cy="1613043"/>
             <wp:effectExtent b="0" l="0" r="0" t="0"/>
             <wp:docPr descr="" title="" id="96" name="Picture"/>
             <a:graphic>
               <a:graphicData uri="http://schemas.openxmlformats.org/drawingml/2006/picture">
                 <pic:pic>
                   <pic:nvPicPr>
-                    <pic:cNvPr descr="15158d8abc69b1f8a0127c1ef9f5dfb10dd5382e7847974ac3d0054d968df841.jpg" id="97" name="Picture"/>
+                    <pic:cNvPr descr="7ae391e542304d17194ad5b4a24fa75e8cda2fa6e9fe36815129d98e93fbe7ce.jpg" id="97" name="Picture"/>
                     <pic:cNvPicPr>
                       <a:picLocks noChangeArrowheads="1" noChangeAspect="1"/>
                     </pic:cNvPicPr>
                   </pic:nvPicPr>
                   <pic:blipFill>
                     <a:blip r:embed="rId95"/>
+                    <a:stretch>
+                      <a:fillRect/>
+                    </a:stretch>
+                  </pic:blipFill>
+                  <pic:spPr bwMode="auto">
+                    <a:xfrm>
+                      <a:off x="0" y="0"/>
+                      <a:ext cx="3600000" cy="1613043"/>
+                    </a:xfrm>
+                    <a:prstGeom prst="rect">
+                      <a:avLst/>
+                    </a:prstGeom>
+                    <a:noFill/>
+                    <a:ln w="9525">
+                      <a:noFill/>
+                      <a:headEnd/>
+                      <a:tailEnd/>
+                    </a:ln>
+                  </pic:spPr>
+                </pic:pic>
+              </a:graphicData>
+            </a:graphic>
+          </wp:inline>
+        </w:drawing>
+      </w:r>
+    </w:p>
+    <w:p>
+      <w:pPr>
+        <w:pStyle w:val="BodyText"/>
+      </w:pPr>
+      <w:r>
+        <w:rPr>
+          <w:rFonts w:ascii="Times New Roman" w:hAnsi="Times New Roman" w:eastAsia="Times New Roman" w:cs="Times New Roman"/>
+        </w:rPr>
+        <w:t xml:space="preserve">9-1. </w:t>
+      </w:r>
+      <w:r>
+        <w:rPr>
+          <w:rFonts w:hint="eastAsia" w:ascii="Times New Roman" w:hAnsi="Times New Roman" w:eastAsia="FangSong" w:cs="Times New Roman"/>
+        </w:rPr>
+        <w:t xml:space="preserve">判断中间体</w:t>
+      </w:r>
+      <w:r>
+        <w:rPr>
+          <w:rFonts w:ascii="Times New Roman" w:hAnsi="Times New Roman" w:eastAsia="Times New Roman" w:cs="Times New Roman"/>
+        </w:rPr>
+        <w:t xml:space="preserve"> B、C </w:t>
+      </w:r>
+      <w:r>
+        <w:rPr>
+          <w:rFonts w:hint="eastAsia" w:ascii="Times New Roman" w:hAnsi="Times New Roman" w:eastAsia="FangSong" w:cs="Times New Roman"/>
+        </w:rPr>
+        <w:t xml:space="preserve">和</w:t>
+      </w:r>
+      <w:r>
+        <w:rPr>
+          <w:rFonts w:ascii="Times New Roman" w:hAnsi="Times New Roman" w:eastAsia="Times New Roman" w:cs="Times New Roman"/>
+        </w:rPr>
+        <w:t xml:space="preserve"> D。</w:t>
+      </w:r>
+      <w:r>
+        <w:rPr>
+          <w:rFonts w:ascii="Times New Roman" w:hAnsi="Times New Roman" w:eastAsia="Times New Roman" w:cs="Times New Roman"/>
+        </w:rPr>
+        <w:t xml:space="preserve"> </w:t>
+      </w:r>
+      <w:r>
+        <w:rPr>
+          <w:rFonts w:ascii="Times New Roman" w:hAnsi="Times New Roman" w:eastAsia="Times New Roman" w:cs="Times New Roman"/>
+        </w:rPr>
+        <w:t xml:space="preserve">9-2. </w:t>
+      </w:r>
+      <w:r>
+        <w:rPr>
+          <w:rFonts w:hint="eastAsia" w:ascii="Times New Roman" w:hAnsi="Times New Roman" w:eastAsia="FangSong" w:cs="Times New Roman"/>
+        </w:rPr>
+        <w:t xml:space="preserve">写出</w:t>
+      </w:r>
+      <w:r>
+        <w:rPr>
+          <w:rFonts w:ascii="Times New Roman" w:hAnsi="Times New Roman" w:eastAsia="Times New Roman" w:cs="Times New Roman"/>
+        </w:rPr>
+        <w:t xml:space="preserve"> D </w:t>
+      </w:r>
+      <w:r>
+        <w:rPr>
+          <w:rFonts w:hint="eastAsia" w:ascii="Times New Roman" w:hAnsi="Times New Roman" w:eastAsia="FangSong" w:cs="Times New Roman"/>
+        </w:rPr>
+        <w:t xml:space="preserve">到</w:t>
+      </w:r>
+      <w:r>
+        <w:rPr>
+          <w:rFonts w:ascii="Times New Roman" w:hAnsi="Times New Roman" w:eastAsia="Times New Roman" w:cs="Times New Roman"/>
+        </w:rPr>
+        <w:t xml:space="preserve"> E、E </w:t>
+      </w:r>
+      <w:r>
+        <w:rPr>
+          <w:rFonts w:hint="eastAsia" w:ascii="Times New Roman" w:hAnsi="Times New Roman" w:eastAsia="FangSong" w:cs="Times New Roman"/>
+        </w:rPr>
+        <w:t xml:space="preserve">到</w:t>
+      </w:r>
+      <w:r>
+        <w:rPr>
+          <w:rFonts w:ascii="Times New Roman" w:hAnsi="Times New Roman" w:eastAsia="Times New Roman" w:cs="Times New Roman"/>
+        </w:rPr>
+        <w:t xml:space="preserve"> F、F </w:t>
+      </w:r>
+      <w:r>
+        <w:rPr>
+          <w:rFonts w:hint="eastAsia" w:ascii="Times New Roman" w:hAnsi="Times New Roman" w:eastAsia="FangSong" w:cs="Times New Roman"/>
+        </w:rPr>
+        <w:t xml:space="preserve">到</w:t>
+      </w:r>
+      <w:r>
+        <w:rPr>
+          <w:rFonts w:ascii="Times New Roman" w:hAnsi="Times New Roman" w:eastAsia="Times New Roman" w:cs="Times New Roman"/>
+        </w:rPr>
+        <w:t xml:space="preserve"> G </w:t>
+      </w:r>
+      <w:r>
+        <w:rPr>
+          <w:rFonts w:hint="eastAsia" w:ascii="Times New Roman" w:hAnsi="Times New Roman" w:eastAsia="FangSong" w:cs="Times New Roman"/>
+        </w:rPr>
+        <w:t xml:space="preserve">和</w:t>
+      </w:r>
+      <w:r>
+        <w:rPr>
+          <w:rFonts w:ascii="Times New Roman" w:hAnsi="Times New Roman" w:eastAsia="Times New Roman" w:cs="Times New Roman"/>
+        </w:rPr>
+        <w:t xml:space="preserve"> G </w:t>
+      </w:r>
+      <w:r>
+        <w:rPr>
+          <w:rFonts w:hint="eastAsia" w:ascii="Times New Roman" w:hAnsi="Times New Roman" w:eastAsia="FangSong" w:cs="Times New Roman"/>
+        </w:rPr>
+        <w:t>到环辛四烯所需试剂</w:t>
+      </w:r>
+      <w:r>
+        <w:rPr>
+          <w:rFonts w:hint="eastAsia" w:ascii="Times New Roman" w:hAnsi="Times New Roman" w:eastAsia="Times New Roman" w:cs="Times New Roman"/>
+        </w:rPr>
+        <w:t>。</w:t>
+      </w:r>
+    </w:p>
+    <w:p>
+      <w:pPr>
+        <w:pStyle w:val="BodyText"/>
+      </w:pPr>
+      <w:r>
+        <w:rPr>
+          <w:rFonts w:hint="eastAsia" w:ascii="Times New Roman" w:hAnsi="Times New Roman" w:eastAsia="FangSong" w:cs="Times New Roman"/>
+        </w:rPr>
+        <w:t xml:space="preserve">假石榴碱</w:t>
+      </w:r>
+      <w:r>
+        <w:rPr>
+          <w:rFonts w:ascii="Times New Roman" w:hAnsi="Times New Roman" w:eastAsia="Times New Roman" w:cs="Times New Roman"/>
+        </w:rPr>
+        <w:t xml:space="preserve"> A </w:t>
+      </w:r>
+      <w:r>
+        <w:rPr>
+          <w:rFonts w:hint="eastAsia" w:ascii="Times New Roman" w:hAnsi="Times New Roman" w:eastAsia="FangSong" w:cs="Times New Roman"/>
+        </w:rPr>
+        <w:t>是一种发现于石榴树皮的天然化合物</w:t>
+      </w:r>
+      <w:r>
+        <w:rPr>
+          <w:rFonts w:hint="eastAsia" w:ascii="Times New Roman" w:hAnsi="Times New Roman" w:eastAsia="Times New Roman" w:cs="Times New Roman"/>
+        </w:rPr>
+        <w:t>。</w:t>
+      </w:r>
+      <w:r>
+        <w:rPr>
+          <w:rFonts w:hint="eastAsia" w:ascii="Times New Roman" w:hAnsi="Times New Roman" w:eastAsia="FangSong" w:cs="Times New Roman"/>
+        </w:rPr>
+        <w:t>生物化学标记研究证实</w:t>
+      </w:r>
+      <w:r>
+        <w:rPr>
+          <w:rFonts w:hint="eastAsia" w:ascii="Times New Roman" w:hAnsi="Times New Roman" w:eastAsia="Times New Roman" w:cs="Times New Roman"/>
+        </w:rPr>
+        <w:t>，</w:t>
+      </w:r>
+      <w:r>
+        <w:rPr>
+          <w:rFonts w:hint="eastAsia" w:ascii="Times New Roman" w:hAnsi="Times New Roman" w:eastAsia="FangSong" w:cs="Times New Roman"/>
+        </w:rPr>
+        <w:t>它是由赖氨酸</w:t>
+      </w:r>
+      <w:r>
+        <w:rPr>
+          <w:rFonts w:ascii="Times New Roman" w:hAnsi="Times New Roman" w:eastAsia="Times New Roman" w:cs="Times New Roman"/>
+        </w:rPr>
+        <w:t xml:space="preserve"> W </w:t>
+      </w:r>
+      <w:r>
+        <w:rPr>
+          <w:rFonts w:hint="eastAsia" w:ascii="Times New Roman" w:hAnsi="Times New Roman" w:eastAsia="FangSong" w:cs="Times New Roman"/>
+        </w:rPr>
+        <w:t xml:space="preserve">和乙酸盐经过</w:t>
+      </w:r>
+      <w:r>
+        <w:rPr>
+          <w:rFonts w:ascii="Times New Roman" w:hAnsi="Times New Roman" w:eastAsia="Times New Roman" w:cs="Times New Roman"/>
+        </w:rPr>
+        <w:t xml:space="preserve"> </w:t>
+      </w:r>
+      <w:r>
+        <w:rPr>
+          <w:rFonts w:hint="eastAsia" w:ascii="Times New Roman" w:hAnsi="Times New Roman" w:eastAsia="Times New Roman" w:cs="Times New Roman"/>
+        </w:rPr>
+        <w:t>Δ</w:t>
+      </w:r>
+      <w:r>
+        <w:rPr>
+          <w:rFonts w:hint="eastAsia" w:ascii="Times New Roman" w:hAnsi="Times New Roman" w:eastAsia="Times New Roman" w:cs="Times New Roman"/>
+          <w:vertAlign w:val="superscript"/>
+        </w:rPr>
+        <w:t>1</w:t>
+      </w:r>
+      <w:r>
+        <w:rPr>
+          <w:rFonts w:hint="eastAsia" w:ascii="Times New Roman" w:hAnsi="Times New Roman" w:eastAsia="Times New Roman" w:cs="Times New Roman"/>
+        </w:rPr>
+        <w:t>-</w:t>
+      </w:r>
+      <w:r>
+        <w:rPr>
+          <w:rFonts w:hint="eastAsia" w:ascii="Times New Roman" w:hAnsi="Times New Roman" w:eastAsia="FangSong" w:cs="Times New Roman"/>
+        </w:rPr>
+        <w:t>哌烯啶</w:t>
+      </w:r>
+      <w:r>
+        <w:rPr>
+          <w:rFonts w:hint="eastAsia" w:ascii="Times New Roman" w:hAnsi="Times New Roman" w:eastAsia="Times New Roman" w:cs="Times New Roman"/>
+        </w:rPr>
+        <w:t>（Δ</w:t>
+      </w:r>
+      <w:r>
+        <w:rPr>
+          <w:rFonts w:hint="eastAsia" w:ascii="Times New Roman" w:hAnsi="Times New Roman" w:eastAsia="Times New Roman" w:cs="Times New Roman"/>
+          <w:vertAlign w:val="superscript"/>
+        </w:rPr>
+        <w:t>1</w:t>
+      </w:r>
+      <w:r>
+        <w:rPr>
+          <w:rFonts w:hint="eastAsia" w:ascii="Times New Roman" w:hAnsi="Times New Roman" w:eastAsia="Times New Roman" w:cs="Times New Roman"/>
+        </w:rPr>
+        <w:t>-piperideine）X、</w:t>
+      </w:r>
+      <w:r>
+        <w:rPr>
+          <w:rFonts w:hint="eastAsia" w:ascii="Times New Roman" w:hAnsi="Times New Roman" w:eastAsia="FangSong" w:cs="Times New Roman"/>
+        </w:rPr>
+        <w:t>石榴碱</w:t>
+      </w:r>
+      <w:r>
+        <w:rPr>
+          <w:rFonts w:hint="eastAsia" w:ascii="Times New Roman" w:hAnsi="Times New Roman" w:eastAsia="Times New Roman" w:cs="Times New Roman"/>
+        </w:rPr>
+        <w:t>（pelletierine）Y、N-</w:t>
+      </w:r>
+      <w:r>
+        <w:rPr>
+          <w:rFonts w:hint="eastAsia" w:ascii="Times New Roman" w:hAnsi="Times New Roman" w:eastAsia="FangSong" w:cs="Times New Roman"/>
+        </w:rPr>
+        <w:t>甲基石榴碱</w:t>
+      </w:r>
+      <w:r>
+        <w:rPr>
+          <w:rFonts w:ascii="Times New Roman" w:hAnsi="Times New Roman" w:eastAsia="Times New Roman" w:cs="Times New Roman"/>
+        </w:rPr>
+        <w:t xml:space="preserve"> Z </w:t>
+      </w:r>
+      <w:r>
+        <w:rPr>
+          <w:rFonts w:hint="eastAsia" w:ascii="Times New Roman" w:hAnsi="Times New Roman" w:eastAsia="FangSong" w:cs="Times New Roman"/>
+        </w:rPr>
+        <w:t>由生物合成得到的</w:t>
+      </w:r>
+      <w:r>
+        <w:rPr>
+          <w:rFonts w:hint="eastAsia" w:ascii="Times New Roman" w:hAnsi="Times New Roman" w:eastAsia="Times New Roman" w:cs="Times New Roman"/>
+        </w:rPr>
+        <w:t>：</w:t>
+      </w:r>
+    </w:p>
+    <w:p>
+      <w:pPr>
+        <w:pStyle w:val="BodyText"/>
+        <w:spacing w:before="160" w:after="80"/>
+        <w:jc w:val="center"/>
+      </w:pPr>
+      <w:r>
+        <w:rPr>
+          <w:rFonts w:ascii="Times New Roman" w:hAnsi="Times New Roman" w:eastAsia="Times New Roman" w:cs="Times New Roman"/>
+        </w:rPr>
+        <w:drawing>
+          <wp:inline>
+            <wp:extent cx="3600000" cy="628895"/>
+            <wp:effectExtent b="0" l="0" r="0" t="0"/>
+            <wp:docPr descr="" title="" id="99" name="Picture"/>
+            <a:graphic>
+              <a:graphicData uri="http://schemas.openxmlformats.org/drawingml/2006/picture">
+                <pic:pic>
+                  <pic:nvPicPr>
+                    <pic:cNvPr descr="8582211f428565f795c7227806dddc017188ed8dd78fce48422030c7ad2ea95f.jpg" id="100" name="Picture"/>
+                    <pic:cNvPicPr>
+                      <a:picLocks noChangeArrowheads="1" noChangeAspect="1"/>
+                    </pic:cNvPicPr>
+                  </pic:nvPicPr>
+                  <pic:blipFill>
+                    <a:blip r:embed="rId98"/>
+                    <a:stretch>
+                      <a:fillRect/>
+                    </a:stretch>
+                  </pic:blipFill>
+                  <pic:spPr bwMode="auto">
+                    <a:xfrm>
+                      <a:off x="0" y="0"/>
+                      <a:ext cx="3600000" cy="628895"/>
+                    </a:xfrm>
+                    <a:prstGeom prst="rect">
+                      <a:avLst/>
+                    </a:prstGeom>
+                    <a:noFill/>
+                    <a:ln w="9525">
+                      <a:noFill/>
+                      <a:headEnd/>
+                      <a:tailEnd/>
+                    </a:ln>
+                  </pic:spPr>
+                </pic:pic>
+              </a:graphicData>
+            </a:graphic>
+          </wp:inline>
+        </w:drawing>
+      </w:r>
+    </w:p>
+    <w:p>
+      <w:pPr>
+        <w:pStyle w:val="BodyText"/>
+      </w:pPr>
+      <w:r>
+        <w:rPr>
+          <w:rFonts w:hint="eastAsia" w:ascii="Times New Roman" w:hAnsi="Times New Roman" w:eastAsia="FangSong" w:cs="Times New Roman"/>
+        </w:rPr>
+        <w:t xml:space="preserve">从</w:t>
+      </w:r>
+      <w:r>
+        <w:rPr>
+          <w:rFonts w:ascii="Times New Roman" w:hAnsi="Times New Roman" w:eastAsia="Times New Roman" w:cs="Times New Roman"/>
+        </w:rPr>
+        <w:t xml:space="preserve"> </w:t>
+      </w:r>
+      <w:r>
+        <w:rPr>
+          <w:rFonts w:hint="eastAsia" w:ascii="Times New Roman" w:hAnsi="Times New Roman" w:eastAsia="Times New Roman" w:cs="Times New Roman"/>
+        </w:rPr>
+        <w:t>Δ</w:t>
+      </w:r>
+      <w:r>
+        <w:rPr>
+          <w:rFonts w:hint="eastAsia" w:ascii="Times New Roman" w:hAnsi="Times New Roman" w:eastAsia="Times New Roman" w:cs="Times New Roman"/>
+          <w:vertAlign w:val="superscript"/>
+        </w:rPr>
+        <w:t>1</w:t>
+      </w:r>
+      <w:r>
+        <w:rPr>
+          <w:rFonts w:hint="eastAsia" w:ascii="Times New Roman" w:hAnsi="Times New Roman" w:eastAsia="Times New Roman" w:cs="Times New Roman"/>
+        </w:rPr>
+        <w:t>-</w:t>
+      </w:r>
+      <w:r>
+        <w:rPr>
+          <w:rFonts w:hint="eastAsia" w:ascii="Times New Roman" w:hAnsi="Times New Roman" w:eastAsia="FangSong" w:cs="Times New Roman"/>
+        </w:rPr>
+        <w:t>哌烯啶和乙酸合成石榴碱的路线是</w:t>
+      </w:r>
+      <w:r>
+        <w:rPr>
+          <w:rFonts w:ascii="Times New Roman" w:hAnsi="Times New Roman" w:eastAsia="Times New Roman" w:cs="Times New Roman"/>
+        </w:rPr>
+        <w:t xml:space="preserve"> </w:t>
+      </w:r>
+      <w:r>
+        <w:rPr>
+          <w:rFonts w:ascii="Times New Roman" w:hAnsi="Times New Roman" w:eastAsia="Times New Roman" w:cs="Times New Roman"/>
+          <w:vertAlign w:val="superscript"/>
+        </w:rPr>
+        <w:t>13</w:t>
+      </w:r>
+      <w:r>
+        <w:rPr>
+          <w:rFonts w:ascii="Times New Roman" w:hAnsi="Times New Roman" w:eastAsia="Times New Roman" w:cs="Times New Roman"/>
+        </w:rPr>
+        <w:t xml:space="preserve">C </w:t>
+      </w:r>
+      <w:r>
+        <w:rPr>
+          <w:rFonts w:hint="eastAsia" w:ascii="Times New Roman" w:hAnsi="Times New Roman" w:eastAsia="FangSong" w:cs="Times New Roman"/>
+        </w:rPr>
+        <w:t>标记法研究的</w:t>
+      </w:r>
+      <w:r>
+        <w:rPr>
+          <w:rFonts w:hint="eastAsia" w:ascii="Times New Roman" w:hAnsi="Times New Roman" w:eastAsia="Times New Roman" w:cs="Times New Roman"/>
+        </w:rPr>
+        <w:t>。</w:t>
+      </w:r>
+      <w:r>
+        <w:rPr>
+          <w:rFonts w:hint="eastAsia" w:ascii="Times New Roman" w:hAnsi="Times New Roman" w:eastAsia="FangSong" w:cs="Times New Roman"/>
+        </w:rPr>
+        <w:t>假设有四条可能的路线</w:t>
+      </w:r>
+      <w:r>
+        <w:rPr>
+          <w:rFonts w:hint="eastAsia" w:ascii="Times New Roman" w:hAnsi="Times New Roman" w:eastAsia="Times New Roman" w:cs="Times New Roman"/>
+        </w:rPr>
+        <w:t>：</w:t>
+      </w:r>
+    </w:p>
+    <w:p>
+      <w:pPr>
+        <w:pStyle w:val="BodyText"/>
+        <w:spacing w:before="160" w:after="80"/>
+        <w:jc w:val="center"/>
+      </w:pPr>
+      <w:r>
+        <w:rPr>
+          <w:rFonts w:ascii="Times New Roman" w:hAnsi="Times New Roman" w:eastAsia="Times New Roman" w:cs="Times New Roman"/>
+        </w:rPr>
+        <w:drawing>
+          <wp:inline>
+            <wp:extent cx="3600000" cy="1856742"/>
+            <wp:effectExtent b="0" l="0" r="0" t="0"/>
+            <wp:docPr descr="" title="" id="102" name="Picture"/>
+            <a:graphic>
+              <a:graphicData uri="http://schemas.openxmlformats.org/drawingml/2006/picture">
+                <pic:pic>
+                  <pic:nvPicPr>
+                    <pic:cNvPr descr="3f52d44d97ea2287f1bb7ea7ade6aa167b9ae12da0206d05e6ad10d1286f76ff.jpg" id="103" name="Picture"/>
+                    <pic:cNvPicPr>
+                      <a:picLocks noChangeArrowheads="1" noChangeAspect="1"/>
+                    </pic:cNvPicPr>
+                  </pic:nvPicPr>
+                  <pic:blipFill>
+                    <a:blip r:embed="rId101"/>
+                    <a:stretch>
+                      <a:fillRect/>
+                    </a:stretch>
+                  </pic:blipFill>
+                  <pic:spPr bwMode="auto">
+                    <a:xfrm>
+                      <a:off x="0" y="0"/>
+                      <a:ext cx="3600000" cy="1856742"/>
+                    </a:xfrm>
+                    <a:prstGeom prst="rect">
+                      <a:avLst/>
+                    </a:prstGeom>
+                    <a:noFill/>
+                    <a:ln w="9525">
+                      <a:noFill/>
+                      <a:headEnd/>
+                      <a:tailEnd/>
+                    </a:ln>
+                  </pic:spPr>
+                </pic:pic>
+              </a:graphicData>
+            </a:graphic>
+          </wp:inline>
+        </w:drawing>
+      </w:r>
+    </w:p>
+    <w:p>
+      <w:pPr>
+        <w:pStyle w:val="BodyText"/>
+      </w:pPr>
+      <w:r>
+        <w:rPr>
+          <w:rFonts w:hint="eastAsia" w:ascii="Times New Roman" w:hAnsi="Times New Roman" w:eastAsia="FangSong" w:cs="Times New Roman"/>
+        </w:rPr>
+        <w:t>为了区分两种不同的生物合成路线</w:t>
+      </w:r>
+      <w:r>
+        <w:rPr>
+          <w:rFonts w:hint="eastAsia" w:ascii="Times New Roman" w:hAnsi="Times New Roman" w:eastAsia="Times New Roman" w:cs="Times New Roman"/>
+        </w:rPr>
+        <w:t>，</w:t>
+      </w:r>
+      <w:r>
+        <w:rPr>
+          <w:rFonts w:hint="eastAsia" w:ascii="Times New Roman" w:hAnsi="Times New Roman" w:eastAsia="FangSong" w:cs="Times New Roman"/>
+        </w:rPr>
+        <w:t>进行了两个实验</w:t>
+      </w:r>
+      <w:r>
+        <w:rPr>
+          <w:rFonts w:hint="eastAsia" w:ascii="Times New Roman" w:hAnsi="Times New Roman" w:eastAsia="Times New Roman" w:cs="Times New Roman"/>
+        </w:rPr>
+        <w:t>。</w:t>
+      </w:r>
+      <w:r>
+        <w:rPr>
+          <w:rFonts w:hint="eastAsia" w:ascii="Times New Roman" w:hAnsi="Times New Roman" w:eastAsia="FangSong" w:cs="Times New Roman"/>
+        </w:rPr>
+        <w:t>第一个实验中</w:t>
+      </w:r>
+      <w:r>
+        <w:rPr>
+          <w:rFonts w:hint="eastAsia" w:ascii="Times New Roman" w:hAnsi="Times New Roman" w:eastAsia="Times New Roman" w:cs="Times New Roman"/>
+        </w:rPr>
+        <w:t>，</w:t>
+      </w:r>
+      <w:r>
+        <w:rPr>
+          <w:rFonts w:hint="eastAsia" w:ascii="Times New Roman" w:hAnsi="Times New Roman" w:eastAsia="FangSong" w:cs="Times New Roman"/>
+        </w:rPr>
+        <w:t>给植物提供</w:t>
+      </w:r>
+      <w:r>
+        <w:rPr>
+          <w:rFonts w:ascii="Times New Roman" w:hAnsi="Times New Roman" w:eastAsia="Times New Roman" w:cs="Times New Roman"/>
+        </w:rPr>
+        <w:t xml:space="preserve"> </w:t>
+      </w:r>
+      <w:r>
+        <w:rPr>
+          <w:rFonts w:ascii="Times New Roman" w:hAnsi="Times New Roman" w:eastAsia="Times New Roman" w:cs="Times New Roman"/>
+          <w:vertAlign w:val="superscript"/>
+        </w:rPr>
+        <w:t>13</w:t>
+      </w:r>
+      <w:r>
+        <w:rPr>
+          <w:rFonts w:ascii="Times New Roman" w:hAnsi="Times New Roman" w:eastAsia="Times New Roman" w:cs="Times New Roman"/>
+        </w:rPr>
+        <w:t xml:space="preserve">C </w:t>
+      </w:r>
+      <w:r>
+        <w:rPr>
+          <w:rFonts w:hint="eastAsia" w:ascii="Times New Roman" w:hAnsi="Times New Roman" w:eastAsia="FangSong" w:cs="Times New Roman"/>
+        </w:rPr>
+        <w:t>标记了两个碳原子的乙酸钠</w:t>
+      </w:r>
+      <w:r>
+        <w:rPr>
+          <w:rFonts w:hint="eastAsia" w:ascii="Times New Roman" w:hAnsi="Times New Roman" w:eastAsia="Times New Roman" w:cs="Times New Roman"/>
+        </w:rPr>
+        <w:t>（[1,2-</w:t>
+      </w:r>
+      <w:r>
+        <w:rPr>
+          <w:rFonts w:hint="eastAsia" w:ascii="Times New Roman" w:hAnsi="Times New Roman" w:eastAsia="Times New Roman" w:cs="Times New Roman"/>
+          <w:vertAlign w:val="superscript"/>
+        </w:rPr>
+        <w:t>13</w:t>
+      </w:r>
+      <w:r>
+        <w:rPr>
+          <w:rFonts w:hint="eastAsia" w:ascii="Times New Roman" w:hAnsi="Times New Roman" w:eastAsia="Times New Roman" w:cs="Times New Roman"/>
+        </w:rPr>
+        <w:t>C</w:t>
+      </w:r>
+      <w:r>
+        <w:rPr>
+          <w:rFonts w:hint="eastAsia" w:ascii="Times New Roman" w:hAnsi="Times New Roman" w:eastAsia="Times New Roman" w:cs="Times New Roman"/>
+          <w:vertAlign w:val="subscript"/>
+        </w:rPr>
+        <w:t>2</w:t>
+      </w:r>
+      <w:r>
+        <w:rPr>
+          <w:rFonts w:hint="eastAsia" w:ascii="Times New Roman" w:hAnsi="Times New Roman" w:eastAsia="Times New Roman" w:cs="Times New Roman"/>
+        </w:rPr>
+        <w:t>]</w:t>
+      </w:r>
+      <w:r>
+        <w:rPr>
+          <w:rFonts w:hint="eastAsia" w:ascii="Times New Roman" w:hAnsi="Times New Roman" w:eastAsia="FangSong" w:cs="Times New Roman"/>
+        </w:rPr>
+        <w:t>乙酸钠</w:t>
+      </w:r>
+      <w:r>
+        <w:rPr>
+          <w:rFonts w:hint="eastAsia" w:ascii="Times New Roman" w:hAnsi="Times New Roman" w:eastAsia="Times New Roman" w:cs="Times New Roman"/>
+        </w:rPr>
+        <w:t>）</w:t>
+      </w:r>
+      <w:r>
+        <w:rPr>
+          <w:rFonts w:hint="eastAsia" w:ascii="Times New Roman" w:hAnsi="Times New Roman" w:eastAsia="FangSong" w:cs="Times New Roman"/>
+        </w:rPr>
+        <w:t>和未标记的乙酸钠</w:t>
+      </w:r>
+      <w:r>
+        <w:rPr>
+          <w:rFonts w:hint="eastAsia" w:ascii="Times New Roman" w:hAnsi="Times New Roman" w:eastAsia="Times New Roman" w:cs="Times New Roman"/>
+        </w:rPr>
+        <w:t>（</w:t>
+      </w:r>
+      <w:r>
+        <w:rPr>
+          <w:rFonts w:hint="eastAsia" w:ascii="Times New Roman" w:hAnsi="Times New Roman" w:eastAsia="FangSong" w:cs="Times New Roman"/>
+        </w:rPr>
+        <w:t>混合物用来提高每个石榴碱仅获得一个标记了的乙酸的可能性</w:t>
+      </w:r>
+      <w:r>
+        <w:rPr>
+          <w:rFonts w:hint="eastAsia" w:ascii="Times New Roman" w:hAnsi="Times New Roman" w:eastAsia="Times New Roman" w:cs="Times New Roman"/>
+        </w:rPr>
+        <w:t>）。</w:t>
+      </w:r>
+    </w:p>
+    <w:p>
+      <w:pPr>
+        <w:pStyle w:val="BodyText"/>
+      </w:pPr>
+      <w:r>
+        <w:rPr>
+          <w:rFonts w:ascii="Times New Roman" w:hAnsi="Times New Roman" w:eastAsia="Times New Roman" w:cs="Times New Roman"/>
+        </w:rPr>
+        <w:t xml:space="preserve">9-3. </w:t>
+      </w:r>
+      <w:r>
+        <w:rPr>
+          <w:rFonts w:hint="eastAsia" w:ascii="Times New Roman" w:hAnsi="Times New Roman" w:eastAsia="FangSong" w:cs="Times New Roman"/>
+        </w:rPr>
+        <w:t xml:space="preserve">分别画出每条生物合成路线可能使石榴碱上出现</w:t>
+      </w:r>
+      <w:r>
+        <w:rPr>
+          <w:rFonts w:ascii="Times New Roman" w:hAnsi="Times New Roman" w:eastAsia="Times New Roman" w:cs="Times New Roman"/>
+        </w:rPr>
+        <w:t xml:space="preserve"> </w:t>
+      </w:r>
+      <w:r>
+        <w:rPr>
+          <w:rFonts w:ascii="Times New Roman" w:hAnsi="Times New Roman" w:eastAsia="Times New Roman" w:cs="Times New Roman"/>
+          <w:vertAlign w:val="superscript"/>
+        </w:rPr>
+        <w:t>13</w:t>
+      </w:r>
+      <w:r>
+        <w:rPr>
+          <w:rFonts w:ascii="Times New Roman" w:hAnsi="Times New Roman" w:eastAsia="Times New Roman" w:cs="Times New Roman"/>
+        </w:rPr>
+        <w:t xml:space="preserve">C </w:t>
+      </w:r>
+      <w:r>
+        <w:rPr>
+          <w:rFonts w:hint="eastAsia" w:ascii="Times New Roman" w:hAnsi="Times New Roman" w:eastAsia="FangSong" w:cs="Times New Roman"/>
+        </w:rPr>
+        <w:t>标记的位置</w:t>
+      </w:r>
+      <w:r>
+        <w:rPr>
+          <w:rFonts w:hint="eastAsia" w:ascii="Times New Roman" w:hAnsi="Times New Roman" w:eastAsia="Times New Roman" w:cs="Times New Roman"/>
+        </w:rPr>
+        <w:t>。</w:t>
+      </w:r>
+      <w:r>
+        <w:rPr>
+          <w:rFonts w:hint="eastAsia" w:ascii="Times New Roman" w:hAnsi="Times New Roman" w:eastAsia="FangSong" w:cs="Times New Roman"/>
+        </w:rPr>
+        <w:t>假设每个石榴碱仅获得一个标记了的乙酸</w:t>
+      </w:r>
+      <w:r>
+        <w:rPr>
+          <w:rFonts w:hint="eastAsia" w:ascii="Times New Roman" w:hAnsi="Times New Roman" w:eastAsia="Times New Roman" w:cs="Times New Roman"/>
+        </w:rPr>
+        <w:t>。</w:t>
+      </w:r>
+      <w:r>
+        <w:rPr>
+          <w:rFonts w:ascii="Times New Roman" w:hAnsi="Times New Roman" w:eastAsia="Times New Roman" w:cs="Times New Roman"/>
+        </w:rPr>
+        <w:t xml:space="preserve"> </w:t>
+      </w:r>
+      <w:r>
+        <w:rPr>
+          <w:rFonts w:ascii="Times New Roman" w:hAnsi="Times New Roman" w:eastAsia="Times New Roman" w:cs="Times New Roman"/>
+        </w:rPr>
+        <w:t xml:space="preserve">9-4. </w:t>
+      </w:r>
+      <w:r>
+        <w:rPr>
+          <w:rFonts w:hint="eastAsia" w:ascii="Times New Roman" w:hAnsi="Times New Roman" w:eastAsia="FangSong" w:cs="Times New Roman"/>
+        </w:rPr>
+        <w:t>哪些生物合成路线能被区分出来</w:t>
+      </w:r>
+      <w:r>
+        <w:rPr>
+          <w:rFonts w:hint="eastAsia" w:ascii="Times New Roman" w:hAnsi="Times New Roman" w:eastAsia="Times New Roman" w:cs="Times New Roman"/>
+        </w:rPr>
+        <w:t>？</w:t>
+      </w:r>
+    </w:p>
+    <w:p>
+      <w:pPr>
+        <w:pStyle w:val="BodyText"/>
+      </w:pPr>
+      <w:r>
+        <w:rPr>
+          <w:rFonts w:hint="eastAsia" w:ascii="Times New Roman" w:hAnsi="Times New Roman" w:eastAsia="FangSong" w:cs="Times New Roman"/>
+        </w:rPr>
+        <w:t>第二个实验中</w:t>
+      </w:r>
+      <w:r>
+        <w:rPr>
+          <w:rFonts w:hint="eastAsia" w:ascii="Times New Roman" w:hAnsi="Times New Roman" w:eastAsia="Times New Roman" w:cs="Times New Roman"/>
+        </w:rPr>
+        <w:t>，</w:t>
+      </w:r>
+      <w:r>
+        <w:rPr>
+          <w:rFonts w:hint="eastAsia" w:ascii="Times New Roman" w:hAnsi="Times New Roman" w:eastAsia="FangSong" w:cs="Times New Roman"/>
+        </w:rPr>
+        <w:t>提供给植物标记了所有碳原子的</w:t>
+      </w:r>
+      <w:r>
+        <w:rPr>
+          <w:rFonts w:ascii="Times New Roman" w:hAnsi="Times New Roman" w:eastAsia="Times New Roman" w:cs="Times New Roman"/>
+        </w:rPr>
+        <w:t xml:space="preserve"> </w:t>
+      </w:r>
+      <w:r>
+        <w:rPr>
+          <w:rFonts w:hint="eastAsia" w:ascii="Times New Roman" w:hAnsi="Times New Roman" w:eastAsia="Times New Roman" w:cs="Times New Roman"/>
+        </w:rPr>
+        <w:t>3-</w:t>
+      </w:r>
+      <w:r>
+        <w:rPr>
+          <w:rFonts w:hint="eastAsia" w:ascii="Times New Roman" w:hAnsi="Times New Roman" w:eastAsia="FangSong" w:cs="Times New Roman"/>
+        </w:rPr>
+        <w:t>氧代丁酸钠</w:t>
+      </w:r>
+      <w:r>
+        <w:rPr>
+          <w:rFonts w:hint="eastAsia" w:ascii="Times New Roman" w:hAnsi="Times New Roman" w:eastAsia="Times New Roman" w:cs="Times New Roman"/>
+        </w:rPr>
+        <w:t>（[1,2,3,4-</w:t>
+      </w:r>
+      <w:r>
+        <w:rPr>
+          <w:rFonts w:hint="eastAsia" w:ascii="Times New Roman" w:hAnsi="Times New Roman" w:eastAsia="Times New Roman" w:cs="Times New Roman"/>
+          <w:vertAlign w:val="superscript"/>
+        </w:rPr>
+        <w:t>13</w:t>
+      </w:r>
+      <w:r>
+        <w:rPr>
+          <w:rFonts w:hint="eastAsia" w:ascii="Times New Roman" w:hAnsi="Times New Roman" w:eastAsia="Times New Roman" w:cs="Times New Roman"/>
+        </w:rPr>
+        <w:t>C</w:t>
+      </w:r>
+      <w:r>
+        <w:rPr>
+          <w:rFonts w:hint="eastAsia" w:ascii="Times New Roman" w:hAnsi="Times New Roman" w:eastAsia="Times New Roman" w:cs="Times New Roman"/>
+          <w:vertAlign w:val="subscript"/>
+        </w:rPr>
+        <w:t>4</w:t>
+      </w:r>
+      <w:r>
+        <w:rPr>
+          <w:rFonts w:hint="eastAsia" w:ascii="Times New Roman" w:hAnsi="Times New Roman" w:eastAsia="Times New Roman" w:cs="Times New Roman"/>
+        </w:rPr>
+        <w:t>]</w:t>
+      </w:r>
+      <w:r>
+        <w:rPr>
+          <w:rFonts w:hint="eastAsia" w:ascii="Times New Roman" w:hAnsi="Times New Roman" w:eastAsia="FangSong" w:cs="Times New Roman"/>
+        </w:rPr>
+        <w:t>丁酸钠</w:t>
+      </w:r>
+      <w:r>
+        <w:rPr>
+          <w:rFonts w:hint="eastAsia" w:ascii="Times New Roman" w:hAnsi="Times New Roman" w:eastAsia="Times New Roman" w:cs="Times New Roman"/>
+        </w:rPr>
+        <w:t>）</w:t>
+      </w:r>
+      <w:r>
+        <w:rPr>
+          <w:rFonts w:hint="eastAsia" w:ascii="Times New Roman" w:hAnsi="Times New Roman" w:eastAsia="FangSong" w:cs="Times New Roman"/>
+        </w:rPr>
+        <w:t>和未标记的</w:t>
+      </w:r>
+      <w:r>
+        <w:rPr>
+          <w:rFonts w:ascii="Times New Roman" w:hAnsi="Times New Roman" w:eastAsia="Times New Roman" w:cs="Times New Roman"/>
+        </w:rPr>
+        <w:t xml:space="preserve"> </w:t>
+      </w:r>
+      <w:r>
+        <w:rPr>
+          <w:rFonts w:hint="eastAsia" w:ascii="Times New Roman" w:hAnsi="Times New Roman" w:eastAsia="Times New Roman" w:cs="Times New Roman"/>
+        </w:rPr>
+        <w:t>3-</w:t>
+      </w:r>
+      <w:r>
+        <w:rPr>
+          <w:rFonts w:hint="eastAsia" w:ascii="Times New Roman" w:hAnsi="Times New Roman" w:eastAsia="FangSong" w:cs="Times New Roman"/>
+        </w:rPr>
+        <w:t>氧代丁酸钠</w:t>
+      </w:r>
+      <w:r>
+        <w:rPr>
+          <w:rFonts w:hint="eastAsia" w:ascii="Times New Roman" w:hAnsi="Times New Roman" w:eastAsia="Times New Roman" w:cs="Times New Roman"/>
+        </w:rPr>
+        <w:t>。</w:t>
+      </w:r>
+    </w:p>
+    <w:p>
+      <w:pPr>
+        <w:pStyle w:val="BodyText"/>
+      </w:pPr>
+      <w:r>
+        <w:rPr>
+          <w:rFonts w:ascii="Times New Roman" w:hAnsi="Times New Roman" w:eastAsia="Times New Roman" w:cs="Times New Roman"/>
+        </w:rPr>
+        <w:t xml:space="preserve">9-5. </w:t>
+      </w:r>
+      <w:r>
+        <w:rPr>
+          <w:rFonts w:hint="eastAsia" w:ascii="Times New Roman" w:hAnsi="Times New Roman" w:eastAsia="FangSong" w:cs="Times New Roman"/>
+        </w:rPr>
+        <w:t>哪些生物合成路线能够被区分出来</w:t>
+      </w:r>
+      <w:r>
+        <w:rPr>
+          <w:rFonts w:hint="eastAsia" w:ascii="Times New Roman" w:hAnsi="Times New Roman" w:eastAsia="Times New Roman" w:cs="Times New Roman"/>
+        </w:rPr>
+        <w:t>？</w:t>
+      </w:r>
+    </w:p>
+    <w:p>
+      <w:pPr>
+        <w:pStyle w:val="BodyText"/>
+      </w:pPr>
+      <w:r>
+        <w:rPr>
+          <w:rFonts w:hint="eastAsia" w:ascii="Times New Roman" w:hAnsi="Times New Roman" w:eastAsia="FangSong" w:cs="Times New Roman"/>
+        </w:rPr>
+        <w:t xml:space="preserve">每个实验中的植物体都分离出了</w:t>
+      </w:r>
+      <w:r>
+        <w:rPr>
+          <w:rFonts w:ascii="Times New Roman" w:hAnsi="Times New Roman" w:eastAsia="Times New Roman" w:cs="Times New Roman"/>
+        </w:rPr>
+        <w:t xml:space="preserve"> </w:t>
+      </w:r>
+      <w:r>
+        <w:rPr>
+          <w:rFonts w:hint="eastAsia" w:ascii="Times New Roman" w:hAnsi="Times New Roman" w:eastAsia="Times New Roman" w:cs="Times New Roman"/>
+        </w:rPr>
+        <w:t>N-</w:t>
+      </w:r>
+      <w:r>
+        <w:rPr>
+          <w:rFonts w:hint="eastAsia" w:ascii="Times New Roman" w:hAnsi="Times New Roman" w:eastAsia="FangSong" w:cs="Times New Roman"/>
+        </w:rPr>
+        <w:t>甲基石榴碱</w:t>
+      </w:r>
+      <w:r>
+        <w:rPr>
+          <w:rFonts w:hint="eastAsia" w:ascii="Times New Roman" w:hAnsi="Times New Roman" w:eastAsia="Times New Roman" w:cs="Times New Roman"/>
+        </w:rPr>
+        <w:t>，</w:t>
+      </w:r>
+      <w:r>
+        <w:rPr>
+          <w:rFonts w:hint="eastAsia" w:ascii="Times New Roman" w:hAnsi="Times New Roman" w:eastAsia="FangSong" w:cs="Times New Roman"/>
+        </w:rPr>
+        <w:t>并且在一个</w:t>
+      </w:r>
+      <w:r>
+        <w:rPr>
+          <w:rFonts w:ascii="Times New Roman" w:hAnsi="Times New Roman" w:eastAsia="Times New Roman" w:cs="Times New Roman"/>
+        </w:rPr>
+        <w:t xml:space="preserve"> </w:t>
+      </w:r>
+      <w:r>
+        <w:rPr>
+          <w:rFonts w:ascii="Times New Roman" w:hAnsi="Times New Roman" w:eastAsia="Times New Roman" w:cs="Times New Roman"/>
+          <w:vertAlign w:val="superscript"/>
+        </w:rPr>
+        <w:t>13</w:t>
+      </w:r>
+      <w:r>
+        <w:rPr>
+          <w:rFonts w:ascii="Times New Roman" w:hAnsi="Times New Roman" w:eastAsia="Times New Roman" w:cs="Times New Roman"/>
+        </w:rPr>
+        <w:t xml:space="preserve">C </w:t>
+      </w:r>
+      <w:r>
+        <w:rPr>
+          <w:rFonts w:hint="eastAsia" w:ascii="Times New Roman" w:hAnsi="Times New Roman" w:eastAsia="FangSong" w:cs="Times New Roman"/>
+        </w:rPr>
+        <w:t xml:space="preserve">为自然丰度的环境下生长的植物中也分离出了</w:t>
+      </w:r>
+      <w:r>
+        <w:rPr>
+          <w:rFonts w:ascii="Times New Roman" w:hAnsi="Times New Roman" w:eastAsia="Times New Roman" w:cs="Times New Roman"/>
+        </w:rPr>
+        <w:t xml:space="preserve"> </w:t>
+      </w:r>
+      <w:r>
+        <w:rPr>
+          <w:rFonts w:hint="eastAsia" w:ascii="Times New Roman" w:hAnsi="Times New Roman" w:eastAsia="Times New Roman" w:cs="Times New Roman"/>
+        </w:rPr>
+        <w:t>N-</w:t>
+      </w:r>
+      <w:r>
+        <w:rPr>
+          <w:rFonts w:hint="eastAsia" w:ascii="Times New Roman" w:hAnsi="Times New Roman" w:eastAsia="FangSong" w:cs="Times New Roman"/>
+        </w:rPr>
+        <w:t>甲基石榴碱</w:t>
+      </w:r>
+      <w:r>
+        <w:rPr>
+          <w:rFonts w:hint="eastAsia" w:ascii="Times New Roman" w:hAnsi="Times New Roman" w:eastAsia="Times New Roman" w:cs="Times New Roman"/>
+        </w:rPr>
+        <w:t>（</w:t>
+      </w:r>
+      <w:r>
+        <w:rPr>
+          <w:rFonts w:hint="eastAsia" w:ascii="Times New Roman" w:hAnsi="Times New Roman" w:eastAsia="FangSong" w:cs="Times New Roman"/>
+        </w:rPr>
+        <w:t>对照实验</w:t>
+      </w:r>
+      <w:r>
+        <w:rPr>
+          <w:rFonts w:hint="eastAsia" w:ascii="Times New Roman" w:hAnsi="Times New Roman" w:eastAsia="Times New Roman" w:cs="Times New Roman"/>
+        </w:rPr>
+        <w:t>）。</w:t>
+      </w:r>
+      <w:r>
+        <w:rPr>
+          <w:rFonts w:hint="eastAsia" w:ascii="Times New Roman" w:hAnsi="Times New Roman" w:eastAsia="FangSong" w:cs="Times New Roman"/>
+        </w:rPr>
+        <w:t>每个样品的</w:t>
+      </w:r>
+      <w:r>
+        <w:rPr>
+          <w:rFonts w:ascii="Times New Roman" w:hAnsi="Times New Roman" w:eastAsia="Times New Roman" w:cs="Times New Roman"/>
+        </w:rPr>
+        <w:t xml:space="preserve"> </w:t>
+      </w:r>
+      <w:r>
+        <w:rPr>
+          <w:rFonts w:ascii="Times New Roman" w:hAnsi="Times New Roman" w:eastAsia="Times New Roman" w:cs="Times New Roman"/>
+          <w:vertAlign w:val="superscript"/>
+        </w:rPr>
+        <w:t>13</w:t>
+      </w:r>
+      <w:r>
+        <w:rPr>
+          <w:rFonts w:ascii="Times New Roman" w:hAnsi="Times New Roman" w:eastAsia="Times New Roman" w:cs="Times New Roman"/>
+        </w:rPr>
+        <w:t xml:space="preserve">C NMR </w:t>
+      </w:r>
+      <w:r>
+        <w:rPr>
+          <w:rFonts w:hint="eastAsia" w:ascii="Times New Roman" w:hAnsi="Times New Roman" w:eastAsia="FangSong" w:cs="Times New Roman"/>
+        </w:rPr>
+        <w:t>都有记录</w:t>
+      </w:r>
+      <w:r>
+        <w:rPr>
+          <w:rFonts w:hint="eastAsia" w:ascii="Times New Roman" w:hAnsi="Times New Roman" w:eastAsia="Times New Roman" w:cs="Times New Roman"/>
+        </w:rPr>
+        <w:t>。</w:t>
+      </w:r>
+      <w:r>
+        <w:rPr>
+          <w:rFonts w:hint="eastAsia" w:ascii="Times New Roman" w:hAnsi="Times New Roman" w:eastAsia="FangSong" w:cs="Times New Roman"/>
+        </w:rPr>
+        <w:t>在对照实验中分离出的</w:t>
+      </w:r>
+      <w:r>
+        <w:rPr>
+          <w:rFonts w:ascii="Times New Roman" w:hAnsi="Times New Roman" w:eastAsia="Times New Roman" w:cs="Times New Roman"/>
+        </w:rPr>
+        <w:t xml:space="preserve"> </w:t>
+      </w:r>
+      <w:r>
+        <w:rPr>
+          <w:rFonts w:hint="eastAsia" w:ascii="Times New Roman" w:hAnsi="Times New Roman" w:eastAsia="Times New Roman" w:cs="Times New Roman"/>
+        </w:rPr>
+        <w:t>N-</w:t>
+      </w:r>
+      <w:r>
+        <w:rPr>
+          <w:rFonts w:hint="eastAsia" w:ascii="Times New Roman" w:hAnsi="Times New Roman" w:eastAsia="FangSong" w:cs="Times New Roman"/>
+        </w:rPr>
+        <w:t>甲基石榴碱中</w:t>
+      </w:r>
+      <w:r>
+        <w:rPr>
+          <w:rFonts w:hint="eastAsia" w:ascii="Times New Roman" w:hAnsi="Times New Roman" w:eastAsia="Times New Roman" w:cs="Times New Roman"/>
+        </w:rPr>
+        <w:t>，</w:t>
+      </w:r>
+      <w:r>
+        <w:rPr>
+          <w:rFonts w:hint="eastAsia" w:ascii="Times New Roman" w:hAnsi="Times New Roman" w:eastAsia="FangSong" w:cs="Times New Roman"/>
+        </w:rPr>
+        <w:t>标记为</w:t>
+      </w:r>
+      <w:r>
+        <w:rPr>
+          <w:rFonts w:ascii="Times New Roman" w:hAnsi="Times New Roman" w:eastAsia="Times New Roman" w:cs="Times New Roman"/>
+        </w:rPr>
+        <w:t xml:space="preserve"> j、k </w:t>
+      </w:r>
+      <w:r>
+        <w:rPr>
+          <w:rFonts w:hint="eastAsia" w:ascii="Times New Roman" w:hAnsi="Times New Roman" w:eastAsia="FangSong" w:cs="Times New Roman"/>
+        </w:rPr>
+        <w:t xml:space="preserve">和</w:t>
+      </w:r>
+      <w:r>
+        <w:rPr>
+          <w:rFonts w:ascii="Times New Roman" w:hAnsi="Times New Roman" w:eastAsia="Times New Roman" w:cs="Times New Roman"/>
+        </w:rPr>
+        <w:t xml:space="preserve"> l </w:t>
+      </w:r>
+      <w:r>
+        <w:rPr>
+          <w:rFonts w:hint="eastAsia" w:ascii="Times New Roman" w:hAnsi="Times New Roman" w:eastAsia="FangSong" w:cs="Times New Roman"/>
+        </w:rPr>
+        <w:t xml:space="preserve">的原子显示出的</w:t>
+      </w:r>
+      <w:r>
+        <w:rPr>
+          <w:rFonts w:ascii="Times New Roman" w:hAnsi="Times New Roman" w:eastAsia="Times New Roman" w:cs="Times New Roman"/>
+        </w:rPr>
+        <w:t xml:space="preserve"> </w:t>
+      </w:r>
+      <w:r>
+        <w:rPr>
+          <w:rFonts w:ascii="Times New Roman" w:hAnsi="Times New Roman" w:eastAsia="Times New Roman" w:cs="Times New Roman"/>
+          <w:vertAlign w:val="superscript"/>
+        </w:rPr>
+        <w:t>13</w:t>
+      </w:r>
+      <w:r>
+        <w:rPr>
+          <w:rFonts w:ascii="Times New Roman" w:hAnsi="Times New Roman" w:eastAsia="Times New Roman" w:cs="Times New Roman"/>
+        </w:rPr>
+        <w:t xml:space="preserve">C NMR </w:t>
+      </w:r>
+      <w:r>
+        <w:rPr>
+          <w:rFonts w:hint="eastAsia" w:ascii="Times New Roman" w:hAnsi="Times New Roman" w:eastAsia="FangSong" w:cs="Times New Roman"/>
+        </w:rPr>
+        <w:t xml:space="preserve">化学位移分别为</w:t>
+      </w:r>
+      <w:r>
+        <w:rPr>
+          <w:rFonts w:ascii="Times New Roman" w:hAnsi="Times New Roman" w:eastAsia="Times New Roman" w:cs="Times New Roman"/>
+        </w:rPr>
+        <w:t xml:space="preserve"> 31.0、207.8 </w:t>
+      </w:r>
+      <w:r>
+        <w:rPr>
+          <w:rFonts w:hint="eastAsia" w:ascii="Times New Roman" w:hAnsi="Times New Roman" w:eastAsia="FangSong" w:cs="Times New Roman"/>
+        </w:rPr>
+        <w:t xml:space="preserve">和</w:t>
+      </w:r>
+      <w:r>
+        <w:rPr>
+          <w:rFonts w:ascii="Times New Roman" w:hAnsi="Times New Roman" w:eastAsia="Times New Roman" w:cs="Times New Roman"/>
+        </w:rPr>
+        <w:t xml:space="preserve"> </w:t>
+      </w:r>
+      <w:r>
+        <w:rPr>
+          <w:rFonts w:hint="eastAsia" w:ascii="Times New Roman" w:hAnsi="Times New Roman" w:eastAsia="Times New Roman" w:cs="Times New Roman"/>
+        </w:rPr>
+        <w:t>47.1。</w:t>
+      </w:r>
+      <w:r>
+        <w:rPr>
+          <w:rFonts w:hint="eastAsia" w:ascii="Times New Roman" w:hAnsi="Times New Roman" w:eastAsia="FangSong" w:cs="Times New Roman"/>
+        </w:rPr>
+        <w:t>这些峰都是单峰</w:t>
+      </w:r>
+      <w:r>
+        <w:rPr>
+          <w:rFonts w:hint="eastAsia" w:ascii="Times New Roman" w:hAnsi="Times New Roman" w:eastAsia="Times New Roman" w:cs="Times New Roman"/>
+        </w:rPr>
+        <w:t>。</w:t>
+      </w:r>
+    </w:p>
+    <w:p>
+      <w:pPr>
+        <w:pStyle w:val="BodyText"/>
+        <w:spacing w:before="160" w:after="80"/>
+        <w:jc w:val="center"/>
+      </w:pPr>
+      <w:r>
+        <w:rPr>
+          <w:rFonts w:ascii="Times New Roman" w:hAnsi="Times New Roman" w:eastAsia="Times New Roman" w:cs="Times New Roman"/>
+        </w:rPr>
+        <w:drawing>
+          <wp:inline>
+            <wp:extent cx="1955800" cy="1485900"/>
+            <wp:effectExtent b="0" l="0" r="0" t="0"/>
+            <wp:docPr descr="" title="" id="105" name="Picture"/>
+            <a:graphic>
+              <a:graphicData uri="http://schemas.openxmlformats.org/drawingml/2006/picture">
+                <pic:pic>
+                  <pic:nvPicPr>
+                    <pic:cNvPr descr="1046a6a04080f86fa6529dda5352ddf5a6a852112bc00e34d9691730a8f8dc01.jpg" id="106" name="Picture"/>
+                    <pic:cNvPicPr>
+                      <a:picLocks noChangeArrowheads="1" noChangeAspect="1"/>
+                    </pic:cNvPicPr>
+                  </pic:nvPicPr>
+                  <pic:blipFill>
+                    <a:blip r:embed="rId104"/>
+                    <a:stretch>
+                      <a:fillRect/>
+                    </a:stretch>
+                  </pic:blipFill>
+                  <pic:spPr bwMode="auto">
+                    <a:xfrm>
+                      <a:off x="0" y="0"/>
+                      <a:ext cx="1955800" cy="1485900"/>
+                    </a:xfrm>
+                    <a:prstGeom prst="rect">
+                      <a:avLst/>
+                    </a:prstGeom>
+                    <a:noFill/>
+                    <a:ln w="9525">
+                      <a:noFill/>
+                      <a:headEnd/>
+                      <a:tailEnd/>
+                    </a:ln>
+                  </pic:spPr>
+                </pic:pic>
+              </a:graphicData>
+            </a:graphic>
+          </wp:inline>
+        </w:drawing>
+      </w:r>
+    </w:p>
+    <w:p>
+      <w:pPr>
+        <w:pStyle w:val="BodyText"/>
+        <w:spacing w:after="80"/>
+      </w:pPr>
+      <w:r>
+        <w:rPr>
+          <w:rFonts w:hint="eastAsia" w:ascii="Times New Roman" w:hAnsi="Times New Roman" w:eastAsia="FangSong" w:cs="Times New Roman"/>
+        </w:rPr>
+        <w:t xml:space="preserve">这些峰也出现在实验</w:t>
+      </w:r>
+      <w:r>
+        <w:rPr>
+          <w:rFonts w:ascii="Times New Roman" w:hAnsi="Times New Roman" w:eastAsia="Times New Roman" w:cs="Times New Roman"/>
+        </w:rPr>
+        <w:t xml:space="preserve"> 1 </w:t>
+      </w:r>
+      <w:r>
+        <w:rPr>
+          <w:rFonts w:hint="eastAsia" w:ascii="Times New Roman" w:hAnsi="Times New Roman" w:eastAsia="FangSong" w:cs="Times New Roman"/>
+        </w:rPr>
+        <w:t xml:space="preserve">和</w:t>
+      </w:r>
+      <w:r>
+        <w:rPr>
+          <w:rFonts w:ascii="Times New Roman" w:hAnsi="Times New Roman" w:eastAsia="Times New Roman" w:cs="Times New Roman"/>
+        </w:rPr>
+        <w:t xml:space="preserve"> 2 </w:t>
+      </w:r>
+      <w:r>
+        <w:rPr>
+          <w:rFonts w:hint="eastAsia" w:ascii="Times New Roman" w:hAnsi="Times New Roman" w:eastAsia="FangSong" w:cs="Times New Roman"/>
+        </w:rPr>
+        <w:t xml:space="preserve">中分离出的</w:t>
+      </w:r>
+      <w:r>
+        <w:rPr>
+          <w:rFonts w:ascii="Times New Roman" w:hAnsi="Times New Roman" w:eastAsia="Times New Roman" w:cs="Times New Roman"/>
+        </w:rPr>
+        <w:t xml:space="preserve"> </w:t>
+      </w:r>
+      <w:r>
+        <w:rPr>
+          <w:rFonts w:hint="eastAsia" w:ascii="Times New Roman" w:hAnsi="Times New Roman" w:eastAsia="Times New Roman" w:cs="Times New Roman"/>
+        </w:rPr>
+        <w:t>N-</w:t>
+      </w:r>
+      <w:r>
+        <w:rPr>
+          <w:rFonts w:hint="eastAsia" w:ascii="Times New Roman" w:hAnsi="Times New Roman" w:eastAsia="FangSong" w:cs="Times New Roman"/>
+        </w:rPr>
+        <w:t>甲基石榴碱的谱中</w:t>
+      </w:r>
+      <w:r>
+        <w:rPr>
+          <w:rFonts w:hint="eastAsia" w:ascii="Times New Roman" w:hAnsi="Times New Roman" w:eastAsia="Times New Roman" w:cs="Times New Roman"/>
+        </w:rPr>
+        <w:t>，</w:t>
+      </w:r>
+      <w:r>
+        <w:rPr>
+          <w:rFonts w:hint="eastAsia" w:ascii="Times New Roman" w:hAnsi="Times New Roman" w:eastAsia="FangSong" w:cs="Times New Roman"/>
+        </w:rPr>
+        <w:t>但是它们还有如下的其他峰</w:t>
+      </w:r>
+      <w:r>
+        <w:rPr>
+          <w:rFonts w:hint="eastAsia" w:ascii="Times New Roman" w:hAnsi="Times New Roman" w:eastAsia="Times New Roman" w:cs="Times New Roman"/>
+        </w:rPr>
+        <w:t>：</w:t>
+      </w:r>
+    </w:p>
+    <w:tbl>
+      <w:tblPr>
+        <w:tblStyle w:val="Table"/>
+        <w:tblW w:type="pct" w:w="5000"/>
+        <w:tblLayout w:type="fixed"/>
+        <w:tblLook w:firstRow="1" w:lastRow="0" w:firstColumn="0" w:lastColumn="0" w:noHBand="0" w:noVBand="0" w:val="0020"/>
+      </w:tblPr>
+      <w:tblGrid>
+        <w:gridCol w:w="1320"/>
+        <w:gridCol w:w="1320"/>
+        <w:gridCol w:w="1320"/>
+        <w:gridCol w:w="1320"/>
+        <w:gridCol w:w="1320"/>
+        <w:gridCol w:w="1320"/>
+      </w:tblGrid>
+      <w:tr>
+        <w:trPr>
+          <w:tblHeader w:val="on"/>
+        </w:trPr>
+        <w:tc>
+          <w:tcPr/>
+          <w:p>
+            <w:pPr>
+              <w:pStyle w:val="Compact"/>
+              <w:jc w:val="center"/>
+            </w:pPr>
+            <w:r>
+              <w:rPr>
+                <w:rFonts w:hint="eastAsia" w:ascii="Times New Roman" w:hAnsi="Times New Roman" w:eastAsia="SimHei" w:cs="Times New Roman"/>
+                <w:b/>
+              </w:rPr>
+              <w:t>实验</w:t>
+            </w:r>
+            <w:r>
+              <w:rPr>
+                <w:rFonts w:hint="eastAsia" w:ascii="Times New Roman" w:hAnsi="Times New Roman" w:eastAsia="Times New Roman" w:cs="Times New Roman"/>
+                <w:b/>
+              </w:rPr>
+              <w:t>1</w:t>
+            </w:r>
+          </w:p>
+        </w:tc>
+        <w:tc>
+          <w:tcPr/>
+          <w:p>
+            <w:pPr>
+              <w:pStyle w:val="Compact"/>
+              <w:jc w:val="center"/>
+            </w:pPr>
+            <w:r>
+              <w:rPr>
+                <w:rFonts w:hint="eastAsia" w:ascii="Times New Roman" w:hAnsi="Times New Roman" w:eastAsia="SimHei" w:cs="Times New Roman"/>
+                <w:b/>
+              </w:rPr>
+              <w:t>实验</w:t>
+            </w:r>
+            <w:r>
+              <w:rPr>
+                <w:rFonts w:hint="eastAsia" w:ascii="Times New Roman" w:hAnsi="Times New Roman" w:eastAsia="Times New Roman" w:cs="Times New Roman"/>
+                <w:b/>
+              </w:rPr>
+              <w:t>1</w:t>
+            </w:r>
+          </w:p>
+        </w:tc>
+        <w:tc>
+          <w:tcPr/>
+          <w:p>
+            <w:pPr>
+              <w:pStyle w:val="Compact"/>
+              <w:jc w:val="center"/>
+            </w:pPr>
+            <w:r>
+              <w:rPr>
+                <w:rFonts w:hint="eastAsia" w:ascii="Times New Roman" w:hAnsi="Times New Roman" w:eastAsia="SimHei" w:cs="Times New Roman"/>
+                <w:b/>
+              </w:rPr>
+              <w:t>实验</w:t>
+            </w:r>
+            <w:r>
+              <w:rPr>
+                <w:rFonts w:hint="eastAsia" w:ascii="Times New Roman" w:hAnsi="Times New Roman" w:eastAsia="Times New Roman" w:cs="Times New Roman"/>
+                <w:b/>
+              </w:rPr>
+              <w:t>1</w:t>
+            </w:r>
+          </w:p>
+        </w:tc>
+        <w:tc>
+          <w:tcPr/>
+          <w:p>
+            <w:pPr>
+              <w:pStyle w:val="Compact"/>
+              <w:jc w:val="center"/>
+            </w:pPr>
+            <w:r>
+              <w:rPr>
+                <w:rFonts w:hint="eastAsia" w:ascii="Times New Roman" w:hAnsi="Times New Roman" w:eastAsia="SimHei" w:cs="Times New Roman"/>
+                <w:b/>
+              </w:rPr>
+              <w:t>实验</w:t>
+            </w:r>
+            <w:r>
+              <w:rPr>
+                <w:rFonts w:hint="eastAsia" w:ascii="Times New Roman" w:hAnsi="Times New Roman" w:eastAsia="Times New Roman" w:cs="Times New Roman"/>
+                <w:b/>
+              </w:rPr>
+              <w:t>2</w:t>
+            </w:r>
+          </w:p>
+        </w:tc>
+        <w:tc>
+          <w:tcPr/>
+          <w:p>
+            <w:pPr>
+              <w:pStyle w:val="Compact"/>
+              <w:jc w:val="center"/>
+            </w:pPr>
+            <w:r>
+              <w:rPr>
+                <w:rFonts w:hint="eastAsia" w:ascii="Times New Roman" w:hAnsi="Times New Roman" w:eastAsia="SimHei" w:cs="Times New Roman"/>
+                <w:b/>
+              </w:rPr>
+              <w:t>实验</w:t>
+            </w:r>
+            <w:r>
+              <w:rPr>
+                <w:rFonts w:hint="eastAsia" w:ascii="Times New Roman" w:hAnsi="Times New Roman" w:eastAsia="Times New Roman" w:cs="Times New Roman"/>
+                <w:b/>
+              </w:rPr>
+              <w:t>2</w:t>
+            </w:r>
+          </w:p>
+        </w:tc>
+        <w:tc>
+          <w:tcPr/>
+          <w:p>
+            <w:pPr>
+              <w:pStyle w:val="Compact"/>
+              <w:jc w:val="center"/>
+            </w:pPr>
+            <w:r>
+              <w:rPr>
+                <w:rFonts w:hint="eastAsia" w:ascii="Times New Roman" w:hAnsi="Times New Roman" w:eastAsia="SimHei" w:cs="Times New Roman"/>
+                <w:b/>
+              </w:rPr>
+              <w:t>实验</w:t>
+            </w:r>
+            <w:r>
+              <w:rPr>
+                <w:rFonts w:hint="eastAsia" w:ascii="Times New Roman" w:hAnsi="Times New Roman" w:eastAsia="Times New Roman" w:cs="Times New Roman"/>
+                <w:b/>
+              </w:rPr>
+              <w:t>2</w:t>
+            </w:r>
+          </w:p>
+        </w:tc>
+      </w:tr>
+      <w:tr>
+        <w:tc>
+          <w:tcPr/>
+          <w:p>
+            <w:pPr>
+              <w:pStyle w:val="Compact"/>
+              <w:jc w:val="center"/>
+            </w:pPr>
+            <w:r>
+              <w:rPr>
+                <w:rFonts w:ascii="Times New Roman" w:hAnsi="Times New Roman" w:eastAsia="Times New Roman" w:cs="Times New Roman"/>
+                <w:vertAlign w:val="superscript"/>
+              </w:rPr>
+              <w:t>13</w:t>
+            </w:r>
+            <w:r>
+              <w:rPr>
+                <w:rFonts w:ascii="Times New Roman" w:hAnsi="Times New Roman" w:eastAsia="Times New Roman" w:cs="Times New Roman"/>
+              </w:rPr>
+              <w:t xml:space="preserve">C </w:t>
+            </w:r>
+            <w:r>
+              <w:rPr>
+                <w:rFonts w:hint="eastAsia" w:ascii="Times New Roman" w:hAnsi="Times New Roman" w:eastAsia="FangSong" w:cs="Times New Roman"/>
+              </w:rPr>
+              <w:t>位移</w:t>
+            </w:r>
+            <w:r>
+              <w:rPr>
+                <w:rFonts w:hint="eastAsia" w:ascii="Times New Roman" w:hAnsi="Times New Roman" w:eastAsia="Times New Roman" w:cs="Times New Roman"/>
+              </w:rPr>
+              <w:t>(ppm)</w:t>
+            </w:r>
+          </w:p>
+        </w:tc>
+        <w:tc>
+          <w:tcPr/>
+          <w:p>
+            <w:pPr>
+              <w:pStyle w:val="Compact"/>
+              <w:jc w:val="center"/>
+            </w:pPr>
+            <w:r>
+              <w:rPr>
+                <w:rFonts w:hint="eastAsia" w:ascii="Times New Roman" w:hAnsi="Times New Roman" w:eastAsia="FangSong" w:cs="Times New Roman"/>
+              </w:rPr>
+              <w:t xml:space="preserve">多重性</w:t>
+            </w:r>
+          </w:p>
+        </w:tc>
+        <w:tc>
+          <w:tcPr/>
+          <w:p>
+            <w:pPr>
+              <w:pStyle w:val="Compact"/>
+              <w:jc w:val="center"/>
+            </w:pPr>
+            <w:r>
+              <w:rPr>
+                <w:rFonts w:hint="eastAsia" w:ascii="Times New Roman" w:hAnsi="Times New Roman" w:eastAsia="FangSong" w:cs="Times New Roman"/>
+              </w:rPr>
+              <w:t>偶合常数</w:t>
+            </w:r>
+            <w:r>
+              <w:rPr>
+                <w:rFonts w:hint="eastAsia" w:ascii="Times New Roman" w:hAnsi="Times New Roman" w:eastAsia="Times New Roman" w:cs="Times New Roman"/>
+              </w:rPr>
+              <w:t>(Hz)</w:t>
+            </w:r>
+          </w:p>
+        </w:tc>
+        <w:tc>
+          <w:tcPr/>
+          <w:p>
+            <w:pPr>
+              <w:pStyle w:val="Compact"/>
+              <w:jc w:val="center"/>
+            </w:pPr>
+            <w:r>
+              <w:rPr>
+                <w:rFonts w:ascii="Times New Roman" w:hAnsi="Times New Roman" w:eastAsia="Times New Roman" w:cs="Times New Roman"/>
+                <w:vertAlign w:val="superscript"/>
+              </w:rPr>
+              <w:t>13</w:t>
+            </w:r>
+            <w:r>
+              <w:rPr>
+                <w:rFonts w:ascii="Times New Roman" w:hAnsi="Times New Roman" w:eastAsia="Times New Roman" w:cs="Times New Roman"/>
+              </w:rPr>
+              <w:t xml:space="preserve">C </w:t>
+            </w:r>
+            <w:r>
+              <w:rPr>
+                <w:rFonts w:hint="eastAsia" w:ascii="Times New Roman" w:hAnsi="Times New Roman" w:eastAsia="FangSong" w:cs="Times New Roman"/>
+              </w:rPr>
+              <w:t>位移</w:t>
+            </w:r>
+            <w:r>
+              <w:rPr>
+                <w:rFonts w:hint="eastAsia" w:ascii="Times New Roman" w:hAnsi="Times New Roman" w:eastAsia="Times New Roman" w:cs="Times New Roman"/>
+              </w:rPr>
+              <w:t>(ppm)</w:t>
+            </w:r>
+          </w:p>
+        </w:tc>
+        <w:tc>
+          <w:tcPr/>
+          <w:p>
+            <w:pPr>
+              <w:pStyle w:val="Compact"/>
+              <w:jc w:val="center"/>
+            </w:pPr>
+            <w:r>
+              <w:rPr>
+                <w:rFonts w:hint="eastAsia" w:ascii="Times New Roman" w:hAnsi="Times New Roman" w:eastAsia="FangSong" w:cs="Times New Roman"/>
+              </w:rPr>
+              <w:t xml:space="preserve">多重性</w:t>
+            </w:r>
+          </w:p>
+        </w:tc>
+        <w:tc>
+          <w:tcPr/>
+          <w:p>
+            <w:pPr>
+              <w:pStyle w:val="Compact"/>
+              <w:jc w:val="center"/>
+            </w:pPr>
+            <w:r>
+              <w:rPr>
+                <w:rFonts w:hint="eastAsia" w:ascii="Times New Roman" w:hAnsi="Times New Roman" w:eastAsia="FangSong" w:cs="Times New Roman"/>
+              </w:rPr>
+              <w:t>偶合常数</w:t>
+            </w:r>
+            <w:r>
+              <w:rPr>
+                <w:rFonts w:hint="eastAsia" w:ascii="Times New Roman" w:hAnsi="Times New Roman" w:eastAsia="Times New Roman" w:cs="Times New Roman"/>
+              </w:rPr>
+              <w:t>(Hz)</w:t>
+            </w:r>
+          </w:p>
+        </w:tc>
+      </w:tr>
+      <w:tr>
+        <w:tc>
+          <w:tcPr/>
+          <w:p>
+            <w:pPr>
+              <w:pStyle w:val="Compact"/>
+              <w:jc w:val="center"/>
+            </w:pPr>
+            <w:r>
+              <w:rPr>
+                <w:rFonts w:ascii="Times New Roman" w:hAnsi="Times New Roman" w:eastAsia="Times New Roman" w:cs="Times New Roman"/>
+              </w:rPr>
+              <w:t xml:space="preserve">31.0</w:t>
+            </w:r>
+          </w:p>
+        </w:tc>
+        <w:tc>
+          <w:tcPr/>
+          <w:p>
+            <w:pPr>
+              <w:pStyle w:val="Compact"/>
+              <w:jc w:val="center"/>
+            </w:pPr>
+            <w:r>
+              <w:rPr>
+                <w:rFonts w:hint="eastAsia" w:ascii="Times New Roman" w:hAnsi="Times New Roman" w:eastAsia="FangSong" w:cs="Times New Roman"/>
+              </w:rPr>
+              <w:t xml:space="preserve">双重峰</w:t>
+            </w:r>
+          </w:p>
+        </w:tc>
+        <w:tc>
+          <w:tcPr/>
+          <w:p>
+            <w:pPr>
+              <w:pStyle w:val="Compact"/>
+              <w:jc w:val="center"/>
+            </w:pPr>
+            <w:r>
+              <w:rPr>
+                <w:rFonts w:ascii="Times New Roman" w:hAnsi="Times New Roman" w:eastAsia="Times New Roman" w:cs="Times New Roman"/>
+              </w:rPr>
+              <w:t xml:space="preserve">40.4±1.8</w:t>
+            </w:r>
+          </w:p>
+        </w:tc>
+        <w:tc>
+          <w:tcPr/>
+          <w:p>
+            <w:pPr>
+              <w:pStyle w:val="Compact"/>
+              <w:jc w:val="center"/>
+            </w:pPr>
+            <w:r>
+              <w:rPr>
+                <w:rFonts w:ascii="Times New Roman" w:hAnsi="Times New Roman" w:eastAsia="Times New Roman" w:cs="Times New Roman"/>
+              </w:rPr>
+              <w:t xml:space="preserve">31.0</w:t>
+            </w:r>
+          </w:p>
+        </w:tc>
+        <w:tc>
+          <w:tcPr/>
+          <w:p>
+            <w:pPr>
+              <w:pStyle w:val="Compact"/>
+              <w:jc w:val="center"/>
+            </w:pPr>
+            <w:r>
+              <w:rPr>
+                <w:rFonts w:hint="eastAsia" w:ascii="Times New Roman" w:hAnsi="Times New Roman" w:eastAsia="FangSong" w:cs="Times New Roman"/>
+              </w:rPr>
+              <w:t xml:space="preserve">四重峰</w:t>
+            </w:r>
+          </w:p>
+        </w:tc>
+        <w:tc>
+          <w:tcPr/>
+          <w:p>
+            <w:pPr>
+              <w:pStyle w:val="Compact"/>
+              <w:jc w:val="center"/>
+            </w:pPr>
+            <w:r>
+              <w:rPr>
+                <w:rFonts w:hint="eastAsia" w:ascii="Times New Roman" w:hAnsi="Times New Roman" w:eastAsia="Times New Roman" w:cs="Times New Roman"/>
+              </w:rPr>
+              <w:t xml:space="preserve">39.8±1.8；14.4±1.8</w:t>
+            </w:r>
+          </w:p>
+        </w:tc>
+      </w:tr>
+      <w:tr>
+        <w:tc>
+          <w:tcPr/>
+          <w:p>
+            <w:pPr>
+              <w:pStyle w:val="Compact"/>
+              <w:jc w:val="center"/>
+            </w:pPr>
+            <w:r>
+              <w:rPr>
+                <w:rFonts w:ascii="Times New Roman" w:hAnsi="Times New Roman" w:eastAsia="Times New Roman" w:cs="Times New Roman"/>
+              </w:rPr>
+              <w:t xml:space="preserve">207.8</w:t>
+            </w:r>
+          </w:p>
+        </w:tc>
+        <w:tc>
+          <w:tcPr/>
+          <w:p>
+            <w:pPr>
+              <w:pStyle w:val="Compact"/>
+              <w:jc w:val="center"/>
+            </w:pPr>
+            <w:r>
+              <w:rPr>
+                <w:rFonts w:hint="eastAsia" w:ascii="Times New Roman" w:hAnsi="Times New Roman" w:eastAsia="FangSong" w:cs="Times New Roman"/>
+              </w:rPr>
+              <w:t xml:space="preserve">双重峰</w:t>
+            </w:r>
+          </w:p>
+        </w:tc>
+        <w:tc>
+          <w:tcPr/>
+          <w:p>
+            <w:pPr>
+              <w:pStyle w:val="Compact"/>
+              <w:jc w:val="center"/>
+            </w:pPr>
+            <w:r>
+              <w:rPr>
+                <w:rFonts w:ascii="Times New Roman" w:hAnsi="Times New Roman" w:eastAsia="Times New Roman" w:cs="Times New Roman"/>
+              </w:rPr>
+              <w:t xml:space="preserve">39.5±1.8</w:t>
+            </w:r>
+          </w:p>
+        </w:tc>
+        <w:tc>
+          <w:tcPr/>
+          <w:p>
+            <w:pPr>
+              <w:pStyle w:val="Compact"/>
+              <w:jc w:val="center"/>
+            </w:pPr>
+            <w:r>
+              <w:rPr>
+                <w:rFonts w:ascii="Times New Roman" w:hAnsi="Times New Roman" w:eastAsia="Times New Roman" w:cs="Times New Roman"/>
+              </w:rPr>
+              <w:t xml:space="preserve">47.1</w:t>
+            </w:r>
+          </w:p>
+        </w:tc>
+        <w:tc>
+          <w:tcPr/>
+          <w:p>
+            <w:pPr>
+              <w:pStyle w:val="Compact"/>
+              <w:jc w:val="center"/>
+            </w:pPr>
+            <w:r>
+              <w:rPr>
+                <w:rFonts w:hint="eastAsia" w:ascii="Times New Roman" w:hAnsi="Times New Roman" w:eastAsia="FangSong" w:cs="Times New Roman"/>
+              </w:rPr>
+              <w:t xml:space="preserve">四重峰</w:t>
+            </w:r>
+          </w:p>
+        </w:tc>
+        <w:tc>
+          <w:tcPr/>
+          <w:p>
+            <w:pPr>
+              <w:pStyle w:val="Compact"/>
+              <w:jc w:val="center"/>
+            </w:pPr>
+            <w:r>
+              <w:rPr>
+                <w:rFonts w:hint="eastAsia" w:ascii="Times New Roman" w:hAnsi="Times New Roman" w:eastAsia="Times New Roman" w:cs="Times New Roman"/>
+              </w:rPr>
+              <w:t xml:space="preserve">39.4±1.8；13.7±1.8</w:t>
+            </w:r>
+          </w:p>
+        </w:tc>
+      </w:tr>
+      <w:tr>
+        <w:tc>
+          <w:tcPr/>
+          <w:p>
+            <w:pPr>
+              <w:pStyle w:val="Compact"/>
+              <w:jc w:val="center"/>
+            </w:pPr>
+            <w:r>
+              <w:rPr>
+                <w:rFonts w:ascii="Times New Roman" w:hAnsi="Times New Roman" w:eastAsia="Times New Roman" w:cs="Times New Roman"/>
+              </w:rPr>
+              <w:t xml:space="preserve">—</w:t>
+            </w:r>
+          </w:p>
+        </w:tc>
+        <w:tc>
+          <w:tcPr/>
+          <w:p>
+            <w:pPr>
+              <w:pStyle w:val="Compact"/>
+              <w:jc w:val="center"/>
+            </w:pPr>
+            <w:r>
+              <w:rPr>
+                <w:rFonts w:ascii="Times New Roman" w:hAnsi="Times New Roman" w:eastAsia="Times New Roman" w:cs="Times New Roman"/>
+              </w:rPr>
+              <w:t xml:space="preserve">—</w:t>
+            </w:r>
+          </w:p>
+        </w:tc>
+        <w:tc>
+          <w:tcPr/>
+          <w:p>
+            <w:pPr>
+              <w:pStyle w:val="Compact"/>
+              <w:jc w:val="center"/>
+            </w:pPr>
+            <w:r>
+              <w:rPr>
+                <w:rFonts w:ascii="Times New Roman" w:hAnsi="Times New Roman" w:eastAsia="Times New Roman" w:cs="Times New Roman"/>
+              </w:rPr>
+              <w:t xml:space="preserve">—</w:t>
+            </w:r>
+          </w:p>
+        </w:tc>
+        <w:tc>
+          <w:tcPr/>
+          <w:p>
+            <w:pPr>
+              <w:pStyle w:val="Compact"/>
+              <w:jc w:val="center"/>
+            </w:pPr>
+            <w:r>
+              <w:rPr>
+                <w:rFonts w:ascii="Times New Roman" w:hAnsi="Times New Roman" w:eastAsia="Times New Roman" w:cs="Times New Roman"/>
+              </w:rPr>
+              <w:t xml:space="preserve">208.7</w:t>
+            </w:r>
+          </w:p>
+        </w:tc>
+        <w:tc>
+          <w:tcPr/>
+          <w:p>
+            <w:pPr>
+              <w:pStyle w:val="Compact"/>
+              <w:jc w:val="center"/>
+            </w:pPr>
+            <w:r>
+              <w:rPr>
+                <w:rFonts w:hint="eastAsia" w:ascii="Times New Roman" w:hAnsi="Times New Roman" w:eastAsia="FangSong" w:cs="Times New Roman"/>
+              </w:rPr>
+              <w:t xml:space="preserve">四重峰</w:t>
+            </w:r>
+          </w:p>
+        </w:tc>
+        <w:tc>
+          <w:tcPr/>
+          <w:p>
+            <w:pPr>
+              <w:pStyle w:val="Compact"/>
+              <w:jc w:val="center"/>
+            </w:pPr>
+            <w:r>
+              <w:rPr>
+                <w:rFonts w:hint="eastAsia" w:ascii="Times New Roman" w:hAnsi="Times New Roman" w:eastAsia="Times New Roman" w:cs="Times New Roman"/>
+              </w:rPr>
+              <w:t xml:space="preserve">39.4±1.8；39.5±1.8</w:t>
+            </w:r>
+          </w:p>
+        </w:tc>
+      </w:tr>
+    </w:tbl>
+    <w:p>
+      <w:pPr>
+        <w:pStyle w:val="BodyText"/>
+        <w:spacing w:before="120"/>
+      </w:pPr>
+      <w:r>
+        <w:rPr>
+          <w:rFonts w:ascii="Times New Roman" w:hAnsi="Times New Roman" w:eastAsia="Times New Roman" w:cs="Times New Roman"/>
+        </w:rPr>
+        <w:t xml:space="preserve">9-6. </w:t>
+      </w:r>
+      <w:r>
+        <w:rPr>
+          <w:rFonts w:hint="eastAsia" w:ascii="Times New Roman" w:hAnsi="Times New Roman" w:eastAsia="FangSong" w:cs="Times New Roman"/>
+        </w:rPr>
+        <w:t>石榴碱的生物合成采取哪条路线</w:t>
+      </w:r>
+      <w:r>
+        <w:rPr>
+          <w:rFonts w:hint="eastAsia" w:ascii="Times New Roman" w:hAnsi="Times New Roman" w:eastAsia="Times New Roman" w:cs="Times New Roman"/>
+        </w:rPr>
+        <w:t>？</w:t>
+      </w:r>
+    </w:p>
+    <w:p>
+      <w:pPr>
+        <w:spacing w:before="160" w:after="80"/>
+      </w:pPr>
+      <w:r>
+        <w:pict>
+          <v:rect style="width:0;height:1.5pt" o:hralign="center" o:hrstd="t" o:hr="t"/>
+        </w:pict>
+      </w:r>
+    </w:p>
+    <w:bookmarkEnd w:id="107"/>
+    <w:bookmarkStart w:id="133" w:name="有机合成与机理第35届初赛"/>
+    <w:p>
+      <w:pPr>
+        <w:pStyle w:val="Heading2"/>
+        <w:spacing w:before="280" w:after="80"/>
+        <w:keepNext/>
+      </w:pPr>
+      <w:r>
+        <w:rPr>
+          <w:rFonts w:ascii="Times New Roman" w:hAnsi="Times New Roman" w:eastAsia="Times New Roman" w:cs="Times New Roman"/>
+        </w:rPr>
+        <w:t xml:space="preserve">10.26 </w:t>
+      </w:r>
+      <w:r>
+        <w:rPr>
+          <w:rFonts w:hint="eastAsia" w:ascii="Times New Roman" w:hAnsi="Times New Roman" w:eastAsia="SimHei" w:cs="Times New Roman"/>
+        </w:rPr>
+        <w:t>有机合成与机理</w:t>
+      </w:r>
+      <w:r>
+        <w:rPr>
+          <w:rFonts w:hint="eastAsia" w:ascii="Times New Roman" w:hAnsi="Times New Roman" w:eastAsia="Times New Roman" w:cs="Times New Roman"/>
+        </w:rPr>
+        <w:t>（</w:t>
+      </w:r>
+      <w:r>
+        <w:rPr>
+          <w:rFonts w:hint="eastAsia" w:ascii="Times New Roman" w:hAnsi="Times New Roman" w:eastAsia="SimHei" w:cs="Times New Roman"/>
+        </w:rPr>
+        <w:t>第</w:t>
+      </w:r>
+      <w:r>
+        <w:rPr>
+          <w:rFonts w:hint="eastAsia" w:ascii="Times New Roman" w:hAnsi="Times New Roman" w:eastAsia="Times New Roman" w:cs="Times New Roman"/>
+        </w:rPr>
+        <w:t>35</w:t>
+      </w:r>
+      <w:r>
+        <w:rPr>
+          <w:rFonts w:hint="eastAsia" w:ascii="Times New Roman" w:hAnsi="Times New Roman" w:eastAsia="SimHei" w:cs="Times New Roman"/>
+        </w:rPr>
+        <w:t>届初赛</w:t>
+      </w:r>
+      <w:r>
+        <w:rPr>
+          <w:rFonts w:hint="eastAsia" w:ascii="Times New Roman" w:hAnsi="Times New Roman" w:eastAsia="Times New Roman" w:cs="Times New Roman"/>
+        </w:rPr>
+        <w:t>）</w:t>
+      </w:r>
+    </w:p>
+    <w:p>
+      <w:pPr>
+        <w:pStyle w:val="FirstParagraph"/>
+      </w:pPr>
+      <w:r>
+        <w:rPr>
+          <w:rFonts w:ascii="Times New Roman" w:hAnsi="Times New Roman" w:eastAsia="Times New Roman" w:cs="Times New Roman"/>
+          <w:b/>
+          <w:bCs/>
+        </w:rPr>
+        <w:t xml:space="preserve">10-1</w:t>
+      </w:r>
+      <w:r>
+        <w:rPr>
+          <w:rFonts w:ascii="Times New Roman" w:hAnsi="Times New Roman" w:eastAsia="Times New Roman" w:cs="Times New Roman"/>
+        </w:rPr>
+        <w:t xml:space="preserve"> </w:t>
+      </w:r>
+      <w:r>
+        <w:rPr>
+          <w:rFonts w:hint="eastAsia" w:ascii="Times New Roman" w:hAnsi="Times New Roman" w:eastAsia="FangSong" w:cs="Times New Roman"/>
+        </w:rPr>
+        <w:t xml:space="preserve">画出酰胺</w:t>
+      </w:r>
+      <w:r>
+        <w:rPr>
+          <w:rFonts w:ascii="Times New Roman" w:hAnsi="Times New Roman" w:eastAsia="Times New Roman" w:cs="Times New Roman"/>
+        </w:rPr>
+        <w:t xml:space="preserve"> A </w:t>
+      </w:r>
+      <w:r>
+        <w:rPr>
+          <w:rFonts w:hint="eastAsia" w:ascii="Times New Roman" w:hAnsi="Times New Roman" w:eastAsia="FangSong" w:cs="Times New Roman"/>
+        </w:rPr>
+        <w:t>的共振式</w:t>
+      </w:r>
+      <w:r>
+        <w:rPr>
+          <w:rFonts w:hint="eastAsia" w:ascii="Times New Roman" w:hAnsi="Times New Roman" w:eastAsia="Times New Roman" w:cs="Times New Roman"/>
+        </w:rPr>
+        <w:t>。</w:t>
+      </w:r>
+    </w:p>
+    <w:p>
+      <w:pPr>
+        <w:pStyle w:val="BodyText"/>
+        <w:spacing w:before="160" w:after="80"/>
+        <w:jc w:val="center"/>
+      </w:pPr>
+      <w:r>
+        <w:rPr>
+          <w:rFonts w:ascii="Times New Roman" w:hAnsi="Times New Roman" w:eastAsia="Times New Roman" w:cs="Times New Roman"/>
+        </w:rPr>
+        <w:drawing>
+          <wp:inline>
+            <wp:extent cx="1625600" cy="1587500"/>
+            <wp:effectExtent b="0" l="0" r="0" t="0"/>
+            <wp:docPr descr="" title="" id="109" name="Picture"/>
+            <a:graphic>
+              <a:graphicData uri="http://schemas.openxmlformats.org/drawingml/2006/picture">
+                <pic:pic>
+                  <pic:nvPicPr>
+                    <pic:cNvPr descr="15158d8abc69b1f8a0127c1ef9f5dfb10dd5382e7847974ac3d0054d968df841.jpg" id="110" name="Picture"/>
+                    <pic:cNvPicPr>
+                      <a:picLocks noChangeArrowheads="1" noChangeAspect="1"/>
+                    </pic:cNvPicPr>
+                  </pic:nvPicPr>
+                  <pic:blipFill>
+                    <a:blip r:embed="rId108"/>
                     <a:stretch>
                       <a:fillRect/>
                     </a:stretch>
@@ -10644,18 +12688,18 @@
           <wp:inline>
             <wp:extent cx="2743200" cy="1524000"/>
             <wp:effectExtent b="0" l="0" r="0" t="0"/>
-            <wp:docPr descr="" title="" id="99" name="Picture"/>
+            <wp:docPr descr="" title="" id="112" name="Picture"/>
             <a:graphic>
               <a:graphicData uri="http://schemas.openxmlformats.org/drawingml/2006/picture">
                 <pic:pic>
                   <pic:nvPicPr>
-                    <pic:cNvPr descr="fac9394e59d0eb13a9f8a6596532895b17de29e07eb7a81caabccd8965f36417.jpg" id="100" name="Picture"/>
+                    <pic:cNvPr descr="fac9394e59d0eb13a9f8a6596532895b17de29e07eb7a81caabccd8965f36417.jpg" id="113" name="Picture"/>
                     <pic:cNvPicPr>
                       <a:picLocks noChangeArrowheads="1" noChangeAspect="1"/>
                     </pic:cNvPicPr>
                   </pic:nvPicPr>
                   <pic:blipFill>
-                    <a:blip r:embed="rId98"/>
+                    <a:blip r:embed="rId111"/>
                     <a:stretch>
                       <a:fillRect/>
                     </a:stretch>
@@ -10696,18 +12740,18 @@
           <wp:inline>
             <wp:extent cx="1727200" cy="1524000"/>
             <wp:effectExtent b="0" l="0" r="0" t="0"/>
-            <wp:docPr descr="" title="" id="102" name="Picture"/>
+            <wp:docPr descr="" title="" id="115" name="Picture"/>
             <a:graphic>
               <a:graphicData uri="http://schemas.openxmlformats.org/drawingml/2006/picture">
                 <pic:pic>
                   <pic:nvPicPr>
-                    <pic:cNvPr descr="dccb82d937f7e363d1f1213d579d4863438b98edb1807dc7464c5b3a91ba7d69.jpg" id="103" name="Picture"/>
+                    <pic:cNvPr descr="dccb82d937f7e363d1f1213d579d4863438b98edb1807dc7464c5b3a91ba7d69.jpg" id="116" name="Picture"/>
                     <pic:cNvPicPr>
                       <a:picLocks noChangeArrowheads="1" noChangeAspect="1"/>
                     </pic:cNvPicPr>
                   </pic:nvPicPr>
                   <pic:blipFill>
-                    <a:blip r:embed="rId101"/>
+                    <a:blip r:embed="rId114"/>
                     <a:stretch>
                       <a:fillRect/>
                     </a:stretch>
@@ -11130,18 +13174,18 @@
           <wp:inline>
             <wp:extent cx="3600000" cy="570456"/>
             <wp:effectExtent b="0" l="0" r="0" t="0"/>
-            <wp:docPr descr="" title="" id="105" name="Picture"/>
+            <wp:docPr descr="" title="" id="118" name="Picture"/>
             <a:graphic>
               <a:graphicData uri="http://schemas.openxmlformats.org/drawingml/2006/picture">
                 <pic:pic>
                   <pic:nvPicPr>
-                    <pic:cNvPr descr="67b08cc52ed0e2c8583df64f64ffd900f6b8d75dfa5c608fcdc968316f9dc5d5.jpg" id="106" name="Picture"/>
+                    <pic:cNvPr descr="67b08cc52ed0e2c8583df64f64ffd900f6b8d75dfa5c608fcdc968316f9dc5d5.jpg" id="119" name="Picture"/>
                     <pic:cNvPicPr>
                       <a:picLocks noChangeArrowheads="1" noChangeAspect="1"/>
                     </pic:cNvPicPr>
                   </pic:nvPicPr>
                   <pic:blipFill>
-                    <a:blip r:embed="rId104"/>
+                    <a:blip r:embed="rId117"/>
                     <a:stretch>
                       <a:fillRect/>
                     </a:stretch>
@@ -11846,18 +13890,18 @@
           <wp:inline>
             <wp:extent cx="2146300" cy="2616200"/>
             <wp:effectExtent b="0" l="0" r="0" t="0"/>
-            <wp:docPr descr="" title="" id="108" name="Picture"/>
+            <wp:docPr descr="" title="" id="121" name="Picture"/>
             <a:graphic>
               <a:graphicData uri="http://schemas.openxmlformats.org/drawingml/2006/picture">
                 <pic:pic>
                   <pic:nvPicPr>
-                    <pic:cNvPr descr="8d0cd06f5052f583eda49bbfaa3691f948d163cacfff9c6765a162c387561221.jpg" id="109" name="Picture"/>
+                    <pic:cNvPr descr="8d0cd06f5052f583eda49bbfaa3691f948d163cacfff9c6765a162c387561221.jpg" id="122" name="Picture"/>
                     <pic:cNvPicPr>
                       <a:picLocks noChangeArrowheads="1" noChangeAspect="1"/>
                     </pic:cNvPicPr>
                   </pic:nvPicPr>
                   <pic:blipFill>
-                    <a:blip r:embed="rId107"/>
+                    <a:blip r:embed="rId120"/>
                     <a:stretch>
                       <a:fillRect/>
                     </a:stretch>
@@ -11910,18 +13954,18 @@
           <wp:inline>
             <wp:extent cx="3594100" cy="1968500"/>
             <wp:effectExtent b="0" l="0" r="0" t="0"/>
-            <wp:docPr descr="" title="" id="111" name="Picture"/>
+            <wp:docPr descr="" title="" id="124" name="Picture"/>
             <a:graphic>
               <a:graphicData uri="http://schemas.openxmlformats.org/drawingml/2006/picture">
                 <pic:pic>
                   <pic:nvPicPr>
-                    <pic:cNvPr descr="6021dc5ce22613d47c2a0abf558fa0117f010eaa13ac9f49606af9ffe8af0f02.jpg" id="112" name="Picture"/>
+                    <pic:cNvPr descr="6021dc5ce22613d47c2a0abf558fa0117f010eaa13ac9f49606af9ffe8af0f02.jpg" id="125" name="Picture"/>
                     <pic:cNvPicPr>
                       <a:picLocks noChangeArrowheads="1" noChangeAspect="1"/>
                     </pic:cNvPicPr>
                   </pic:nvPicPr>
                   <pic:blipFill>
-                    <a:blip r:embed="rId110"/>
+                    <a:blip r:embed="rId123"/>
                     <a:stretch>
                       <a:fillRect/>
                     </a:stretch>
@@ -11974,18 +14018,18 @@
           <wp:inline>
             <wp:extent cx="3600000" cy="1815835"/>
             <wp:effectExtent b="0" l="0" r="0" t="0"/>
-            <wp:docPr descr="" title="" id="114" name="Picture"/>
+            <wp:docPr descr="" title="" id="127" name="Picture"/>
             <a:graphic>
               <a:graphicData uri="http://schemas.openxmlformats.org/drawingml/2006/picture">
                 <pic:pic>
                   <pic:nvPicPr>
-                    <pic:cNvPr descr="8795674213c15fc3a037fa4078d0c29ff9455373239c327fa23bba2935e2269c.jpg" id="115" name="Picture"/>
+                    <pic:cNvPr descr="8795674213c15fc3a037fa4078d0c29ff9455373239c327fa23bba2935e2269c.jpg" id="128" name="Picture"/>
                     <pic:cNvPicPr>
                       <a:picLocks noChangeArrowheads="1" noChangeAspect="1"/>
                     </pic:cNvPicPr>
                   </pic:nvPicPr>
                   <pic:blipFill>
-                    <a:blip r:embed="rId113"/>
+                    <a:blip r:embed="rId126"/>
                     <a:stretch>
                       <a:fillRect/>
                     </a:stretch>
@@ -12081,18 +14125,18 @@
           <wp:inline>
             <wp:extent cx="3600000" cy="489680"/>
             <wp:effectExtent b="0" l="0" r="0" t="0"/>
-            <wp:docPr descr="" title="" id="117" name="Picture"/>
+            <wp:docPr descr="" title="" id="130" name="Picture"/>
             <a:graphic>
               <a:graphicData uri="http://schemas.openxmlformats.org/drawingml/2006/picture">
                 <pic:pic>
                   <pic:nvPicPr>
-                    <pic:cNvPr descr="fee6b6a4f9c6741194d172504b7230c270b297a8643c4b5c2bd1e8251d701834.jpg" id="118" name="Picture"/>
+                    <pic:cNvPr descr="fee6b6a4f9c6741194d172504b7230c270b297a8643c4b5c2bd1e8251d701834.jpg" id="131" name="Picture"/>
                     <pic:cNvPicPr>
                       <a:picLocks noChangeArrowheads="1" noChangeAspect="1"/>
                     </pic:cNvPicPr>
                   </pic:nvPicPr>
                   <pic:blipFill>
-                    <a:blip r:embed="rId116"/>
+                    <a:blip r:embed="rId129"/>
                     <a:stretch>
                       <a:fillRect/>
                     </a:stretch>
@@ -12996,7 +15040,7 @@
         <w:t>。</w:t>
       </w:r>
     </w:p>
-    <w:bookmarkStart w:id="119" w:name="dyotropic-重排"/>
+    <w:bookmarkStart w:id="132" w:name="dyotropic-重排"/>
     <w:p>
       <w:pPr>
         <w:pStyle w:val="Heading3"/>
@@ -14093,9 +16137,9 @@
         </w:pict>
       </w:r>
     </w:p>
-    <w:bookmarkEnd w:id="119"/>
-    <w:bookmarkEnd w:id="120"/>
-    <w:bookmarkStart w:id="124" w:name="氧化反应选择性第37届初赛"/>
+    <w:bookmarkEnd w:id="132"/>
+    <w:bookmarkEnd w:id="133"/>
+    <w:bookmarkStart w:id="137" w:name="氧化反应选择性第37届初赛"/>
     <w:p>
       <w:pPr>
         <w:pStyle w:val="Heading2"/>
@@ -14106,7 +16150,7 @@
         <w:rPr>
           <w:rFonts w:ascii="Times New Roman" w:hAnsi="Times New Roman" w:eastAsia="Times New Roman" w:cs="Times New Roman"/>
         </w:rPr>
-        <w:t xml:space="preserve">10.26 </w:t>
+        <w:t xml:space="preserve">10.27 </w:t>
       </w:r>
       <w:r>
         <w:rPr>
@@ -14200,18 +16244,18 @@
           <wp:inline>
             <wp:extent cx="3600000" cy="2082743"/>
             <wp:effectExtent b="0" l="0" r="0" t="0"/>
-            <wp:docPr descr="" title="" id="122" name="Picture"/>
+            <wp:docPr descr="" title="" id="135" name="Picture"/>
             <a:graphic>
               <a:graphicData uri="http://schemas.openxmlformats.org/drawingml/2006/picture">
                 <pic:pic>
                   <pic:nvPicPr>
-                    <pic:cNvPr descr="4034dd8322aa7eb20fe8d9fa718ec2d6d30e533cdab63b2baafb38738c63f2c2.jpg" id="123" name="Picture"/>
+                    <pic:cNvPr descr="4034dd8322aa7eb20fe8d9fa718ec2d6d30e533cdab63b2baafb38738c63f2c2.jpg" id="136" name="Picture"/>
                     <pic:cNvPicPr>
                       <a:picLocks noChangeArrowheads="1" noChangeAspect="1"/>
                     </pic:cNvPicPr>
                   </pic:nvPicPr>
                   <pic:blipFill>
-                    <a:blip r:embed="rId121"/>
+                    <a:blip r:embed="rId134"/>
                     <a:stretch>
                       <a:fillRect/>
                     </a:stretch>
@@ -14963,8 +17007,8 @@
         </w:pict>
       </w:r>
     </w:p>
-    <w:bookmarkEnd w:id="124"/>
-    <w:bookmarkEnd w:id="125"/>
+    <w:bookmarkEnd w:id="137"/>
+    <w:bookmarkEnd w:id="138"/>
     <w:sectPr>
       <w:footerReference w:type="default" r:id="rId9"/>
       <w:headerReference w:type="default" r:id="rId10"/>

--- a/00-首页/题组Word/习题书/第三篇-有机化学/10-有机合成设计-学生版-打印版.docx
+++ b/00-首页/题组Word/习题书/第三篇-有机化学/10-有机合成设计-学生版-打印版.docx
@@ -279,6 +279,46 @@
     </w:p>
     <w:p>
       <w:pPr>
+        <w:spacing w:before="0" w:after="0"/>
+      </w:pPr>
+    </w:p>
+    <w:p>
+      <w:pPr>
+        <w:spacing w:before="0" w:after="0"/>
+      </w:pPr>
+    </w:p>
+    <w:p>
+      <w:pPr>
+        <w:spacing w:before="0" w:after="0"/>
+      </w:pPr>
+    </w:p>
+    <w:p>
+      <w:pPr>
+        <w:spacing w:before="0" w:after="0"/>
+      </w:pPr>
+    </w:p>
+    <w:p>
+      <w:pPr>
+        <w:spacing w:before="0" w:after="0"/>
+      </w:pPr>
+    </w:p>
+    <w:p>
+      <w:pPr>
+        <w:spacing w:before="0" w:after="0"/>
+      </w:pPr>
+    </w:p>
+    <w:p>
+      <w:pPr>
+        <w:spacing w:before="0" w:after="0"/>
+      </w:pPr>
+    </w:p>
+    <w:p>
+      <w:pPr>
+        <w:spacing w:before="0" w:after="0"/>
+      </w:pPr>
+    </w:p>
+    <w:p>
+      <w:pPr>
         <w:spacing w:before="160" w:after="80"/>
       </w:pPr>
       <w:r>
@@ -343,7 +383,7 @@
         </w:rPr>
         <w:drawing>
           <wp:inline>
-            <wp:extent cx="3600000" cy="1708296"/>
+            <wp:extent cx="3600000" cy="1587153"/>
             <wp:effectExtent b="0" l="0" r="0" t="0"/>
             <wp:docPr descr="" title="" id="12" name="Picture"/>
             <a:graphic>
@@ -364,7 +404,7 @@
                   <pic:spPr bwMode="auto">
                     <a:xfrm>
                       <a:off x="0" y="0"/>
-                      <a:ext cx="3600000" cy="1708296"/>
+                      <a:ext cx="3600000" cy="1587153"/>
                     </a:xfrm>
                     <a:prstGeom prst="rect">
                       <a:avLst/>
@@ -452,6 +492,31 @@
     </w:p>
     <w:p>
       <w:pPr>
+        <w:spacing w:before="0" w:after="0"/>
+      </w:pPr>
+    </w:p>
+    <w:p>
+      <w:pPr>
+        <w:spacing w:before="0" w:after="0"/>
+      </w:pPr>
+    </w:p>
+    <w:p>
+      <w:pPr>
+        <w:spacing w:before="0" w:after="0"/>
+      </w:pPr>
+    </w:p>
+    <w:p>
+      <w:pPr>
+        <w:spacing w:before="0" w:after="0"/>
+      </w:pPr>
+    </w:p>
+    <w:p>
+      <w:pPr>
+        <w:spacing w:before="0" w:after="0"/>
+      </w:pPr>
+    </w:p>
+    <w:p>
+      <w:pPr>
         <w:spacing w:before="160" w:after="80"/>
       </w:pPr>
       <w:r>
@@ -516,7 +581,7 @@
         </w:rPr>
         <w:drawing>
           <wp:inline>
-            <wp:extent cx="3600000" cy="665624"/>
+            <wp:extent cx="3600000" cy="618750"/>
             <wp:effectExtent b="0" l="0" r="0" t="0"/>
             <wp:docPr descr="" title="" id="16" name="Picture"/>
             <a:graphic>
@@ -537,7 +602,7 @@
                   <pic:spPr bwMode="auto">
                     <a:xfrm>
                       <a:off x="0" y="0"/>
-                      <a:ext cx="3600000" cy="665624"/>
+                      <a:ext cx="3600000" cy="618750"/>
                     </a:xfrm>
                     <a:prstGeom prst="rect">
                       <a:avLst/>
@@ -625,6 +690,31 @@
     </w:p>
     <w:p>
       <w:pPr>
+        <w:spacing w:before="0" w:after="0"/>
+      </w:pPr>
+    </w:p>
+    <w:p>
+      <w:pPr>
+        <w:spacing w:before="0" w:after="0"/>
+      </w:pPr>
+    </w:p>
+    <w:p>
+      <w:pPr>
+        <w:spacing w:before="0" w:after="0"/>
+      </w:pPr>
+    </w:p>
+    <w:p>
+      <w:pPr>
+        <w:spacing w:before="0" w:after="0"/>
+      </w:pPr>
+    </w:p>
+    <w:p>
+      <w:pPr>
+        <w:spacing w:before="0" w:after="0"/>
+      </w:pPr>
+    </w:p>
+    <w:p>
+      <w:pPr>
         <w:spacing w:before="160" w:after="80"/>
       </w:pPr>
       <w:r>
@@ -677,7 +767,7 @@
         </w:rPr>
         <w:drawing>
           <wp:inline>
-            <wp:extent cx="3600000" cy="1421758"/>
+            <wp:extent cx="3600000" cy="1411028"/>
             <wp:effectExtent b="0" l="0" r="0" t="0"/>
             <wp:docPr descr="" title="" id="20" name="Picture"/>
             <a:graphic>
@@ -698,7 +788,7 @@
                   <pic:spPr bwMode="auto">
                     <a:xfrm>
                       <a:off x="0" y="0"/>
-                      <a:ext cx="3600000" cy="1421758"/>
+                      <a:ext cx="3600000" cy="1411028"/>
                     </a:xfrm>
                     <a:prstGeom prst="rect">
                       <a:avLst/>
@@ -719,6 +809,31 @@
     </w:p>
     <w:p>
       <w:pPr>
+        <w:spacing w:before="0" w:after="0"/>
+      </w:pPr>
+    </w:p>
+    <w:p>
+      <w:pPr>
+        <w:spacing w:before="0" w:after="0"/>
+      </w:pPr>
+    </w:p>
+    <w:p>
+      <w:pPr>
+        <w:spacing w:before="0" w:after="0"/>
+      </w:pPr>
+    </w:p>
+    <w:p>
+      <w:pPr>
+        <w:spacing w:before="0" w:after="0"/>
+      </w:pPr>
+    </w:p>
+    <w:p>
+      <w:pPr>
+        <w:spacing w:before="0" w:after="0"/>
+      </w:pPr>
+    </w:p>
+    <w:p>
+      <w:pPr>
         <w:spacing w:before="160" w:after="80"/>
       </w:pPr>
       <w:r>
@@ -777,7 +892,7 @@
         </w:rPr>
         <w:drawing>
           <wp:inline>
-            <wp:extent cx="3600000" cy="1031249"/>
+            <wp:extent cx="3600000" cy="990941"/>
             <wp:effectExtent b="0" l="0" r="0" t="0"/>
             <wp:docPr descr="" title="" id="24" name="Picture"/>
             <a:graphic>
@@ -798,7 +913,7 @@
                   <pic:spPr bwMode="auto">
                     <a:xfrm>
                       <a:off x="0" y="0"/>
-                      <a:ext cx="3600000" cy="1031249"/>
+                      <a:ext cx="3600000" cy="990941"/>
                     </a:xfrm>
                     <a:prstGeom prst="rect">
                       <a:avLst/>
@@ -819,6 +934,31 @@
     </w:p>
     <w:p>
       <w:pPr>
+        <w:spacing w:before="0" w:after="0"/>
+      </w:pPr>
+    </w:p>
+    <w:p>
+      <w:pPr>
+        <w:spacing w:before="0" w:after="0"/>
+      </w:pPr>
+    </w:p>
+    <w:p>
+      <w:pPr>
+        <w:spacing w:before="0" w:after="0"/>
+      </w:pPr>
+    </w:p>
+    <w:p>
+      <w:pPr>
+        <w:spacing w:before="0" w:after="0"/>
+      </w:pPr>
+    </w:p>
+    <w:p>
+      <w:pPr>
+        <w:spacing w:before="0" w:after="0"/>
+      </w:pPr>
+    </w:p>
+    <w:p>
+      <w:pPr>
         <w:spacing w:before="160" w:after="80"/>
       </w:pPr>
       <w:r>
@@ -871,7 +1011,7 @@
         </w:rPr>
         <w:drawing>
           <wp:inline>
-            <wp:extent cx="3600000" cy="1040487"/>
+            <wp:extent cx="3599997" cy="1040487"/>
             <wp:effectExtent b="0" l="0" r="0" t="0"/>
             <wp:docPr descr="" title="" id="28" name="Picture"/>
             <a:graphic>
@@ -892,7 +1032,7 @@
                   <pic:spPr bwMode="auto">
                     <a:xfrm>
                       <a:off x="0" y="0"/>
-                      <a:ext cx="3600000" cy="1040487"/>
+                      <a:ext cx="3599997" cy="1040487"/>
                     </a:xfrm>
                     <a:prstGeom prst="rect">
                       <a:avLst/>
@@ -913,6 +1053,31 @@
     </w:p>
     <w:p>
       <w:pPr>
+        <w:spacing w:before="0" w:after="0"/>
+      </w:pPr>
+    </w:p>
+    <w:p>
+      <w:pPr>
+        <w:spacing w:before="0" w:after="0"/>
+      </w:pPr>
+    </w:p>
+    <w:p>
+      <w:pPr>
+        <w:spacing w:before="0" w:after="0"/>
+      </w:pPr>
+    </w:p>
+    <w:p>
+      <w:pPr>
+        <w:spacing w:before="0" w:after="0"/>
+      </w:pPr>
+    </w:p>
+    <w:p>
+      <w:pPr>
+        <w:spacing w:before="0" w:after="0"/>
+      </w:pPr>
+    </w:p>
+    <w:p>
+      <w:pPr>
         <w:spacing w:before="160" w:after="80"/>
       </w:pPr>
       <w:r>
@@ -965,7 +1130,7 @@
         </w:rPr>
         <w:drawing>
           <wp:inline>
-            <wp:extent cx="3600000" cy="370884"/>
+            <wp:extent cx="3599994" cy="370884"/>
             <wp:effectExtent b="0" l="0" r="0" t="0"/>
             <wp:docPr descr="" title="" id="32" name="Picture"/>
             <a:graphic>
@@ -986,7 +1151,7 @@
                   <pic:spPr bwMode="auto">
                     <a:xfrm>
                       <a:off x="0" y="0"/>
-                      <a:ext cx="3600000" cy="370884"/>
+                      <a:ext cx="3599994" cy="370884"/>
                     </a:xfrm>
                     <a:prstGeom prst="rect">
                       <a:avLst/>
@@ -1007,6 +1172,31 @@
     </w:p>
     <w:p>
       <w:pPr>
+        <w:spacing w:before="0" w:after="0"/>
+      </w:pPr>
+    </w:p>
+    <w:p>
+      <w:pPr>
+        <w:spacing w:before="0" w:after="0"/>
+      </w:pPr>
+    </w:p>
+    <w:p>
+      <w:pPr>
+        <w:spacing w:before="0" w:after="0"/>
+      </w:pPr>
+    </w:p>
+    <w:p>
+      <w:pPr>
+        <w:spacing w:before="0" w:after="0"/>
+      </w:pPr>
+    </w:p>
+    <w:p>
+      <w:pPr>
+        <w:spacing w:before="0" w:after="0"/>
+      </w:pPr>
+    </w:p>
+    <w:p>
+      <w:pPr>
         <w:spacing w:before="160" w:after="80"/>
       </w:pPr>
       <w:r>
@@ -1059,7 +1249,7 @@
         </w:rPr>
         <w:drawing>
           <wp:inline>
-            <wp:extent cx="3600000" cy="1146020"/>
+            <wp:extent cx="3600000" cy="1135192"/>
             <wp:effectExtent b="0" l="0" r="0" t="0"/>
             <wp:docPr descr="" title="" id="36" name="Picture"/>
             <a:graphic>
@@ -1080,7 +1270,7 @@
                   <pic:spPr bwMode="auto">
                     <a:xfrm>
                       <a:off x="0" y="0"/>
-                      <a:ext cx="3600000" cy="1146020"/>
+                      <a:ext cx="3600000" cy="1135192"/>
                     </a:xfrm>
                     <a:prstGeom prst="rect">
                       <a:avLst/>
@@ -1144,6 +1334,31 @@
     </w:p>
     <w:p>
       <w:pPr>
+        <w:spacing w:before="0" w:after="0"/>
+      </w:pPr>
+    </w:p>
+    <w:p>
+      <w:pPr>
+        <w:spacing w:before="0" w:after="0"/>
+      </w:pPr>
+    </w:p>
+    <w:p>
+      <w:pPr>
+        <w:spacing w:before="0" w:after="0"/>
+      </w:pPr>
+    </w:p>
+    <w:p>
+      <w:pPr>
+        <w:spacing w:before="0" w:after="0"/>
+      </w:pPr>
+    </w:p>
+    <w:p>
+      <w:pPr>
+        <w:spacing w:before="0" w:after="0"/>
+      </w:pPr>
+    </w:p>
+    <w:p>
+      <w:pPr>
         <w:spacing w:before="160" w:after="80"/>
       </w:pPr>
       <w:r>
@@ -1196,7 +1411,7 @@
         </w:rPr>
         <w:drawing>
           <wp:inline>
-            <wp:extent cx="3600000" cy="1178300"/>
+            <wp:extent cx="3600000" cy="1154348"/>
             <wp:effectExtent b="0" l="0" r="0" t="0"/>
             <wp:docPr descr="" title="" id="40" name="Picture"/>
             <a:graphic>
@@ -1217,7 +1432,7 @@
                   <pic:spPr bwMode="auto">
                     <a:xfrm>
                       <a:off x="0" y="0"/>
-                      <a:ext cx="3600000" cy="1178300"/>
+                      <a:ext cx="3600000" cy="1154348"/>
                     </a:xfrm>
                     <a:prstGeom prst="rect">
                       <a:avLst/>
@@ -1281,6 +1496,31 @@
     </w:p>
     <w:p>
       <w:pPr>
+        <w:spacing w:before="0" w:after="0"/>
+      </w:pPr>
+    </w:p>
+    <w:p>
+      <w:pPr>
+        <w:spacing w:before="0" w:after="0"/>
+      </w:pPr>
+    </w:p>
+    <w:p>
+      <w:pPr>
+        <w:spacing w:before="0" w:after="0"/>
+      </w:pPr>
+    </w:p>
+    <w:p>
+      <w:pPr>
+        <w:spacing w:before="0" w:after="0"/>
+      </w:pPr>
+    </w:p>
+    <w:p>
+      <w:pPr>
+        <w:spacing w:before="0" w:after="0"/>
+      </w:pPr>
+    </w:p>
+    <w:p>
+      <w:pPr>
         <w:spacing w:before="160" w:after="80"/>
       </w:pPr>
       <w:r>
@@ -1333,7 +1573,7 @@
         </w:rPr>
         <w:drawing>
           <wp:inline>
-            <wp:extent cx="3600000" cy="627048"/>
+            <wp:extent cx="3600000" cy="585788"/>
             <wp:effectExtent b="0" l="0" r="0" t="0"/>
             <wp:docPr descr="" title="" id="44" name="Picture"/>
             <a:graphic>
@@ -1354,7 +1594,7 @@
                   <pic:spPr bwMode="auto">
                     <a:xfrm>
                       <a:off x="0" y="0"/>
-                      <a:ext cx="3600000" cy="627048"/>
+                      <a:ext cx="3600000" cy="585788"/>
                     </a:xfrm>
                     <a:prstGeom prst="rect">
                       <a:avLst/>
@@ -1403,6 +1643,21 @@
         </w:rPr>
         <w:t>？</w:t>
       </w:r>
+    </w:p>
+    <w:p>
+      <w:pPr>
+        <w:spacing w:before="0" w:after="0"/>
+      </w:pPr>
+    </w:p>
+    <w:p>
+      <w:pPr>
+        <w:spacing w:before="0" w:after="0"/>
+      </w:pPr>
+    </w:p>
+    <w:p>
+      <w:pPr>
+        <w:spacing w:before="0" w:after="0"/>
+      </w:pPr>
     </w:p>
     <w:p>
       <w:pPr>
@@ -1598,6 +1853,21 @@
         </w:rPr>
         <w:t>。</w:t>
       </w:r>
+    </w:p>
+    <w:p>
+      <w:pPr>
+        <w:spacing w:before="0" w:after="0"/>
+      </w:pPr>
+    </w:p>
+    <w:p>
+      <w:pPr>
+        <w:spacing w:before="0" w:after="0"/>
+      </w:pPr>
+    </w:p>
+    <w:p>
+      <w:pPr>
+        <w:spacing w:before="0" w:after="0"/>
+      </w:pPr>
     </w:p>
     <w:p>
       <w:pPr>
@@ -2456,6 +2726,46 @@
     </w:p>
     <w:p>
       <w:pPr>
+        <w:spacing w:before="0" w:after="0"/>
+      </w:pPr>
+    </w:p>
+    <w:p>
+      <w:pPr>
+        <w:spacing w:before="0" w:after="0"/>
+      </w:pPr>
+    </w:p>
+    <w:p>
+      <w:pPr>
+        <w:spacing w:before="0" w:after="0"/>
+      </w:pPr>
+    </w:p>
+    <w:p>
+      <w:pPr>
+        <w:spacing w:before="0" w:after="0"/>
+      </w:pPr>
+    </w:p>
+    <w:p>
+      <w:pPr>
+        <w:spacing w:before="0" w:after="0"/>
+      </w:pPr>
+    </w:p>
+    <w:p>
+      <w:pPr>
+        <w:spacing w:before="0" w:after="0"/>
+      </w:pPr>
+    </w:p>
+    <w:p>
+      <w:pPr>
+        <w:spacing w:before="0" w:after="0"/>
+      </w:pPr>
+    </w:p>
+    <w:p>
+      <w:pPr>
+        <w:spacing w:before="0" w:after="0"/>
+      </w:pPr>
+    </w:p>
+    <w:p>
+      <w:pPr>
         <w:spacing w:before="160" w:after="80"/>
       </w:pPr>
       <w:r>
@@ -2612,7 +2922,7 @@
         </w:rPr>
         <w:drawing>
           <wp:inline>
-            <wp:extent cx="3600000" cy="589721"/>
+            <wp:extent cx="3600000" cy="589520"/>
             <wp:effectExtent b="0" l="0" r="0" t="0"/>
             <wp:docPr descr="" title="" id="54" name="Picture"/>
             <a:graphic>
@@ -2633,7 +2943,7 @@
                   <pic:spPr bwMode="auto">
                     <a:xfrm>
                       <a:off x="0" y="0"/>
-                      <a:ext cx="3600000" cy="589721"/>
+                      <a:ext cx="3600000" cy="589520"/>
                     </a:xfrm>
                     <a:prstGeom prst="rect">
                       <a:avLst/>
@@ -2654,6 +2964,46 @@
     </w:p>
     <w:p>
       <w:pPr>
+        <w:spacing w:before="0" w:after="0"/>
+      </w:pPr>
+    </w:p>
+    <w:p>
+      <w:pPr>
+        <w:spacing w:before="0" w:after="0"/>
+      </w:pPr>
+    </w:p>
+    <w:p>
+      <w:pPr>
+        <w:spacing w:before="0" w:after="0"/>
+      </w:pPr>
+    </w:p>
+    <w:p>
+      <w:pPr>
+        <w:spacing w:before="0" w:after="0"/>
+      </w:pPr>
+    </w:p>
+    <w:p>
+      <w:pPr>
+        <w:spacing w:before="0" w:after="0"/>
+      </w:pPr>
+    </w:p>
+    <w:p>
+      <w:pPr>
+        <w:spacing w:before="0" w:after="0"/>
+      </w:pPr>
+    </w:p>
+    <w:p>
+      <w:pPr>
+        <w:spacing w:before="0" w:after="0"/>
+      </w:pPr>
+    </w:p>
+    <w:p>
+      <w:pPr>
+        <w:spacing w:before="0" w:after="0"/>
+      </w:pPr>
+    </w:p>
+    <w:p>
+      <w:pPr>
         <w:spacing w:before="160" w:after="80"/>
       </w:pPr>
       <w:r>
@@ -2783,7 +3133,7 @@
         </w:rPr>
         <w:drawing>
           <wp:inline>
-            <wp:extent cx="3600000" cy="599999"/>
+            <wp:extent cx="3599994" cy="599999"/>
             <wp:effectExtent b="0" l="0" r="0" t="0"/>
             <wp:docPr descr="" title="" id="58" name="Picture"/>
             <a:graphic>
@@ -2804,7 +3154,7 @@
                   <pic:spPr bwMode="auto">
                     <a:xfrm>
                       <a:off x="0" y="0"/>
-                      <a:ext cx="3600000" cy="599999"/>
+                      <a:ext cx="3599994" cy="599999"/>
                     </a:xfrm>
                     <a:prstGeom prst="rect">
                       <a:avLst/>
@@ -2825,6 +3175,31 @@
     </w:p>
     <w:p>
       <w:pPr>
+        <w:spacing w:before="0" w:after="0"/>
+      </w:pPr>
+    </w:p>
+    <w:p>
+      <w:pPr>
+        <w:spacing w:before="0" w:after="0"/>
+      </w:pPr>
+    </w:p>
+    <w:p>
+      <w:pPr>
+        <w:spacing w:before="0" w:after="0"/>
+      </w:pPr>
+    </w:p>
+    <w:p>
+      <w:pPr>
+        <w:spacing w:before="0" w:after="0"/>
+      </w:pPr>
+    </w:p>
+    <w:p>
+      <w:pPr>
+        <w:spacing w:before="0" w:after="0"/>
+      </w:pPr>
+    </w:p>
+    <w:p>
+      <w:pPr>
         <w:spacing w:before="160" w:after="80"/>
       </w:pPr>
       <w:r>
@@ -2984,7 +3359,7 @@
         </w:rPr>
         <w:drawing>
           <wp:inline>
-            <wp:extent cx="3600000" cy="584686"/>
+            <wp:extent cx="3600000" cy="580510"/>
             <wp:effectExtent b="0" l="0" r="0" t="0"/>
             <wp:docPr descr="" title="" id="62" name="Picture"/>
             <a:graphic>
@@ -3005,7 +3380,7 @@
                   <pic:spPr bwMode="auto">
                     <a:xfrm>
                       <a:off x="0" y="0"/>
-                      <a:ext cx="3600000" cy="584686"/>
+                      <a:ext cx="3600000" cy="580510"/>
                     </a:xfrm>
                     <a:prstGeom prst="rect">
                       <a:avLst/>
@@ -3036,7 +3411,7 @@
         </w:rPr>
         <w:drawing>
           <wp:inline>
-            <wp:extent cx="3600000" cy="1031249"/>
+            <wp:extent cx="3600000" cy="1030389"/>
             <wp:effectExtent b="0" l="0" r="0" t="0"/>
             <wp:docPr descr="" title="" id="65" name="Picture"/>
             <a:graphic>
@@ -3057,7 +3432,7 @@
                   <pic:spPr bwMode="auto">
                     <a:xfrm>
                       <a:off x="0" y="0"/>
-                      <a:ext cx="3600000" cy="1031249"/>
+                      <a:ext cx="3600000" cy="1030389"/>
                     </a:xfrm>
                     <a:prstGeom prst="rect">
                       <a:avLst/>
@@ -3088,7 +3463,7 @@
         </w:rPr>
         <w:drawing>
           <wp:inline>
-            <wp:extent cx="3600000" cy="1109387"/>
+            <wp:extent cx="3395624" cy="1109387"/>
             <wp:effectExtent b="0" l="0" r="0" t="0"/>
             <wp:docPr descr="" title="" id="68" name="Picture"/>
             <a:graphic>
@@ -3109,7 +3484,7 @@
                   <pic:spPr bwMode="auto">
                     <a:xfrm>
                       <a:off x="0" y="0"/>
-                      <a:ext cx="3600000" cy="1109387"/>
+                      <a:ext cx="3395624" cy="1109387"/>
                     </a:xfrm>
                     <a:prstGeom prst="rect">
                       <a:avLst/>
@@ -3130,6 +3505,46 @@
     </w:p>
     <w:p>
       <w:pPr>
+        <w:spacing w:before="0" w:after="0"/>
+      </w:pPr>
+    </w:p>
+    <w:p>
+      <w:pPr>
+        <w:spacing w:before="0" w:after="0"/>
+      </w:pPr>
+    </w:p>
+    <w:p>
+      <w:pPr>
+        <w:spacing w:before="0" w:after="0"/>
+      </w:pPr>
+    </w:p>
+    <w:p>
+      <w:pPr>
+        <w:spacing w:before="0" w:after="0"/>
+      </w:pPr>
+    </w:p>
+    <w:p>
+      <w:pPr>
+        <w:spacing w:before="0" w:after="0"/>
+      </w:pPr>
+    </w:p>
+    <w:p>
+      <w:pPr>
+        <w:spacing w:before="0" w:after="0"/>
+      </w:pPr>
+    </w:p>
+    <w:p>
+      <w:pPr>
+        <w:spacing w:before="0" w:after="0"/>
+      </w:pPr>
+    </w:p>
+    <w:p>
+      <w:pPr>
+        <w:spacing w:before="0" w:after="0"/>
+      </w:pPr>
+    </w:p>
+    <w:p>
+      <w:pPr>
         <w:spacing w:before="160" w:after="80"/>
       </w:pPr>
       <w:r>
@@ -3373,7 +3788,7 @@
         </w:rPr>
         <w:drawing>
           <wp:inline>
-            <wp:extent cx="3600000" cy="1696240"/>
+            <wp:extent cx="3599999" cy="1696240"/>
             <wp:effectExtent b="0" l="0" r="0" t="0"/>
             <wp:docPr descr="" title="" id="72" name="Picture"/>
             <a:graphic>
@@ -3394,7 +3809,7 @@
                   <pic:spPr bwMode="auto">
                     <a:xfrm>
                       <a:off x="0" y="0"/>
-                      <a:ext cx="3600000" cy="1696240"/>
+                      <a:ext cx="3599999" cy="1696240"/>
                     </a:xfrm>
                     <a:prstGeom prst="rect">
                       <a:avLst/>
@@ -3475,6 +3890,46 @@
     </w:p>
     <w:p>
       <w:pPr>
+        <w:spacing w:before="0" w:after="0"/>
+      </w:pPr>
+    </w:p>
+    <w:p>
+      <w:pPr>
+        <w:spacing w:before="0" w:after="0"/>
+      </w:pPr>
+    </w:p>
+    <w:p>
+      <w:pPr>
+        <w:spacing w:before="0" w:after="0"/>
+      </w:pPr>
+    </w:p>
+    <w:p>
+      <w:pPr>
+        <w:spacing w:before="0" w:after="0"/>
+      </w:pPr>
+    </w:p>
+    <w:p>
+      <w:pPr>
+        <w:spacing w:before="0" w:after="0"/>
+      </w:pPr>
+    </w:p>
+    <w:p>
+      <w:pPr>
+        <w:spacing w:before="0" w:after="0"/>
+      </w:pPr>
+    </w:p>
+    <w:p>
+      <w:pPr>
+        <w:spacing w:before="0" w:after="0"/>
+      </w:pPr>
+    </w:p>
+    <w:p>
+      <w:pPr>
+        <w:spacing w:before="0" w:after="0"/>
+      </w:pPr>
+    </w:p>
+    <w:p>
+      <w:pPr>
         <w:spacing w:before="160" w:after="80"/>
       </w:pPr>
       <w:r>
@@ -3622,7 +4077,7 @@
         </w:rPr>
         <w:drawing>
           <wp:inline>
-            <wp:extent cx="3600000" cy="849374"/>
+            <wp:extent cx="3600000" cy="826875"/>
             <wp:effectExtent b="0" l="0" r="0" t="0"/>
             <wp:docPr descr="" title="" id="76" name="Picture"/>
             <a:graphic>
@@ -3643,7 +4098,7 @@
                   <pic:spPr bwMode="auto">
                     <a:xfrm>
                       <a:off x="0" y="0"/>
-                      <a:ext cx="3600000" cy="849374"/>
+                      <a:ext cx="3600000" cy="826875"/>
                     </a:xfrm>
                     <a:prstGeom prst="rect">
                       <a:avLst/>
@@ -3661,6 +4116,46 @@
           </wp:inline>
         </w:drawing>
       </w:r>
+    </w:p>
+    <w:p>
+      <w:pPr>
+        <w:spacing w:before="0" w:after="0"/>
+      </w:pPr>
+    </w:p>
+    <w:p>
+      <w:pPr>
+        <w:spacing w:before="0" w:after="0"/>
+      </w:pPr>
+    </w:p>
+    <w:p>
+      <w:pPr>
+        <w:spacing w:before="0" w:after="0"/>
+      </w:pPr>
+    </w:p>
+    <w:p>
+      <w:pPr>
+        <w:spacing w:before="0" w:after="0"/>
+      </w:pPr>
+    </w:p>
+    <w:p>
+      <w:pPr>
+        <w:spacing w:before="0" w:after="0"/>
+      </w:pPr>
+    </w:p>
+    <w:p>
+      <w:pPr>
+        <w:spacing w:before="0" w:after="0"/>
+      </w:pPr>
+    </w:p>
+    <w:p>
+      <w:pPr>
+        <w:spacing w:before="0" w:after="0"/>
+      </w:pPr>
+    </w:p>
+    <w:p>
+      <w:pPr>
+        <w:spacing w:before="0" w:after="0"/>
+      </w:pPr>
     </w:p>
     <w:p>
       <w:pPr>
@@ -6133,6 +6628,46 @@
     </w:p>
     <w:p>
       <w:pPr>
+        <w:spacing w:before="0" w:after="0"/>
+      </w:pPr>
+    </w:p>
+    <w:p>
+      <w:pPr>
+        <w:spacing w:before="0" w:after="0"/>
+      </w:pPr>
+    </w:p>
+    <w:p>
+      <w:pPr>
+        <w:spacing w:before="0" w:after="0"/>
+      </w:pPr>
+    </w:p>
+    <w:p>
+      <w:pPr>
+        <w:spacing w:before="0" w:after="0"/>
+      </w:pPr>
+    </w:p>
+    <w:p>
+      <w:pPr>
+        <w:spacing w:before="0" w:after="0"/>
+      </w:pPr>
+    </w:p>
+    <w:p>
+      <w:pPr>
+        <w:spacing w:before="0" w:after="0"/>
+      </w:pPr>
+    </w:p>
+    <w:p>
+      <w:pPr>
+        <w:spacing w:before="0" w:after="0"/>
+      </w:pPr>
+    </w:p>
+    <w:p>
+      <w:pPr>
+        <w:spacing w:before="0" w:after="0"/>
+      </w:pPr>
+    </w:p>
+    <w:p>
+      <w:pPr>
         <w:spacing w:before="160" w:after="80"/>
       </w:pPr>
       <w:r>
@@ -7654,6 +8189,46 @@
     </w:p>
     <w:p>
       <w:pPr>
+        <w:spacing w:before="0" w:after="0"/>
+      </w:pPr>
+    </w:p>
+    <w:p>
+      <w:pPr>
+        <w:spacing w:before="0" w:after="0"/>
+      </w:pPr>
+    </w:p>
+    <w:p>
+      <w:pPr>
+        <w:spacing w:before="0" w:after="0"/>
+      </w:pPr>
+    </w:p>
+    <w:p>
+      <w:pPr>
+        <w:spacing w:before="0" w:after="0"/>
+      </w:pPr>
+    </w:p>
+    <w:p>
+      <w:pPr>
+        <w:spacing w:before="0" w:after="0"/>
+      </w:pPr>
+    </w:p>
+    <w:p>
+      <w:pPr>
+        <w:spacing w:before="0" w:after="0"/>
+      </w:pPr>
+    </w:p>
+    <w:p>
+      <w:pPr>
+        <w:spacing w:before="0" w:after="0"/>
+      </w:pPr>
+    </w:p>
+    <w:p>
+      <w:pPr>
+        <w:spacing w:before="0" w:after="0"/>
+      </w:pPr>
+    </w:p>
+    <w:p>
+      <w:pPr>
         <w:spacing w:before="160" w:after="80"/>
       </w:pPr>
       <w:r>
@@ -8153,6 +8728,46 @@
     </w:p>
     <w:p>
       <w:pPr>
+        <w:spacing w:before="0" w:after="0"/>
+      </w:pPr>
+    </w:p>
+    <w:p>
+      <w:pPr>
+        <w:spacing w:before="0" w:after="0"/>
+      </w:pPr>
+    </w:p>
+    <w:p>
+      <w:pPr>
+        <w:spacing w:before="0" w:after="0"/>
+      </w:pPr>
+    </w:p>
+    <w:p>
+      <w:pPr>
+        <w:spacing w:before="0" w:after="0"/>
+      </w:pPr>
+    </w:p>
+    <w:p>
+      <w:pPr>
+        <w:spacing w:before="0" w:after="0"/>
+      </w:pPr>
+    </w:p>
+    <w:p>
+      <w:pPr>
+        <w:spacing w:before="0" w:after="0"/>
+      </w:pPr>
+    </w:p>
+    <w:p>
+      <w:pPr>
+        <w:spacing w:before="0" w:after="0"/>
+      </w:pPr>
+    </w:p>
+    <w:p>
+      <w:pPr>
+        <w:spacing w:before="0" w:after="0"/>
+      </w:pPr>
+    </w:p>
+    <w:p>
+      <w:pPr>
         <w:spacing w:before="160" w:after="80"/>
       </w:pPr>
       <w:r>
@@ -8764,6 +9379,46 @@
         </w:rPr>
         <w:t>。</w:t>
       </w:r>
+    </w:p>
+    <w:p>
+      <w:pPr>
+        <w:spacing w:before="0" w:after="0"/>
+      </w:pPr>
+    </w:p>
+    <w:p>
+      <w:pPr>
+        <w:spacing w:before="0" w:after="0"/>
+      </w:pPr>
+    </w:p>
+    <w:p>
+      <w:pPr>
+        <w:spacing w:before="0" w:after="0"/>
+      </w:pPr>
+    </w:p>
+    <w:p>
+      <w:pPr>
+        <w:spacing w:before="0" w:after="0"/>
+      </w:pPr>
+    </w:p>
+    <w:p>
+      <w:pPr>
+        <w:spacing w:before="0" w:after="0"/>
+      </w:pPr>
+    </w:p>
+    <w:p>
+      <w:pPr>
+        <w:spacing w:before="0" w:after="0"/>
+      </w:pPr>
+    </w:p>
+    <w:p>
+      <w:pPr>
+        <w:spacing w:before="0" w:after="0"/>
+      </w:pPr>
+    </w:p>
+    <w:p>
+      <w:pPr>
+        <w:spacing w:before="0" w:after="0"/>
+      </w:pPr>
     </w:p>
     <w:p>
       <w:pPr>
@@ -9272,6 +9927,46 @@
     </w:p>
     <w:p>
       <w:pPr>
+        <w:spacing w:before="0" w:after="0"/>
+      </w:pPr>
+    </w:p>
+    <w:p>
+      <w:pPr>
+        <w:spacing w:before="0" w:after="0"/>
+      </w:pPr>
+    </w:p>
+    <w:p>
+      <w:pPr>
+        <w:spacing w:before="0" w:after="0"/>
+      </w:pPr>
+    </w:p>
+    <w:p>
+      <w:pPr>
+        <w:spacing w:before="0" w:after="0"/>
+      </w:pPr>
+    </w:p>
+    <w:p>
+      <w:pPr>
+        <w:spacing w:before="0" w:after="0"/>
+      </w:pPr>
+    </w:p>
+    <w:p>
+      <w:pPr>
+        <w:spacing w:before="0" w:after="0"/>
+      </w:pPr>
+    </w:p>
+    <w:p>
+      <w:pPr>
+        <w:spacing w:before="0" w:after="0"/>
+      </w:pPr>
+    </w:p>
+    <w:p>
+      <w:pPr>
+        <w:spacing w:before="0" w:after="0"/>
+      </w:pPr>
+    </w:p>
+    <w:p>
+      <w:pPr>
         <w:spacing w:before="160" w:after="80"/>
       </w:pPr>
       <w:r>
@@ -10055,6 +10750,46 @@
         </w:rPr>
         <w:t>？</w:t>
       </w:r>
+    </w:p>
+    <w:p>
+      <w:pPr>
+        <w:spacing w:before="0" w:after="0"/>
+      </w:pPr>
+    </w:p>
+    <w:p>
+      <w:pPr>
+        <w:spacing w:before="0" w:after="0"/>
+      </w:pPr>
+    </w:p>
+    <w:p>
+      <w:pPr>
+        <w:spacing w:before="0" w:after="0"/>
+      </w:pPr>
+    </w:p>
+    <w:p>
+      <w:pPr>
+        <w:spacing w:before="0" w:after="0"/>
+      </w:pPr>
+    </w:p>
+    <w:p>
+      <w:pPr>
+        <w:spacing w:before="0" w:after="0"/>
+      </w:pPr>
+    </w:p>
+    <w:p>
+      <w:pPr>
+        <w:spacing w:before="0" w:after="0"/>
+      </w:pPr>
+    </w:p>
+    <w:p>
+      <w:pPr>
+        <w:spacing w:before="0" w:after="0"/>
+      </w:pPr>
+    </w:p>
+    <w:p>
+      <w:pPr>
+        <w:spacing w:before="0" w:after="0"/>
+      </w:pPr>
     </w:p>
     <w:p>
       <w:pPr>
@@ -10405,7 +11140,7 @@
         </w:rPr>
         <w:drawing>
           <wp:inline>
-            <wp:extent cx="3600000" cy="1090812"/>
+            <wp:extent cx="3580916" cy="1090812"/>
             <wp:effectExtent b="0" l="0" r="0" t="0"/>
             <wp:docPr descr="" title="" id="92" name="Picture"/>
             <a:graphic>
@@ -10426,7 +11161,7 @@
                   <pic:spPr bwMode="auto">
                     <a:xfrm>
                       <a:off x="0" y="0"/>
-                      <a:ext cx="3600000" cy="1090812"/>
+                      <a:ext cx="3580916" cy="1090812"/>
                     </a:xfrm>
                     <a:prstGeom prst="rect">
                       <a:avLst/>
@@ -10473,6 +11208,46 @@
         </w:rPr>
         <w:t>。</w:t>
       </w:r>
+    </w:p>
+    <w:p>
+      <w:pPr>
+        <w:spacing w:before="0" w:after="0"/>
+      </w:pPr>
+    </w:p>
+    <w:p>
+      <w:pPr>
+        <w:spacing w:before="0" w:after="0"/>
+      </w:pPr>
+    </w:p>
+    <w:p>
+      <w:pPr>
+        <w:spacing w:before="0" w:after="0"/>
+      </w:pPr>
+    </w:p>
+    <w:p>
+      <w:pPr>
+        <w:spacing w:before="0" w:after="0"/>
+      </w:pPr>
+    </w:p>
+    <w:p>
+      <w:pPr>
+        <w:spacing w:before="0" w:after="0"/>
+      </w:pPr>
+    </w:p>
+    <w:p>
+      <w:pPr>
+        <w:spacing w:before="0" w:after="0"/>
+      </w:pPr>
+    </w:p>
+    <w:p>
+      <w:pPr>
+        <w:spacing w:before="0" w:after="0"/>
+      </w:pPr>
+    </w:p>
+    <w:p>
+      <w:pPr>
+        <w:spacing w:before="0" w:after="0"/>
+      </w:pPr>
     </w:p>
     <w:p>
       <w:pPr>
@@ -11805,7 +12580,7 @@
         </w:rPr>
         <w:drawing>
           <wp:inline>
-            <wp:extent cx="1955800" cy="1485900"/>
+            <wp:extent cx="1955800" cy="1363913"/>
             <wp:effectExtent b="0" l="0" r="0" t="0"/>
             <wp:docPr descr="" title="" id="105" name="Picture"/>
             <a:graphic>
@@ -11826,7 +12601,7 @@
                   <pic:spPr bwMode="auto">
                     <a:xfrm>
                       <a:off x="0" y="0"/>
-                      <a:ext cx="1955800" cy="1485900"/>
+                      <a:ext cx="1955800" cy="1363913"/>
                     </a:xfrm>
                     <a:prstGeom prst="rect">
                       <a:avLst/>
@@ -12520,6 +13295,46 @@
     </w:p>
     <w:p>
       <w:pPr>
+        <w:spacing w:before="0" w:after="0"/>
+      </w:pPr>
+    </w:p>
+    <w:p>
+      <w:pPr>
+        <w:spacing w:before="0" w:after="0"/>
+      </w:pPr>
+    </w:p>
+    <w:p>
+      <w:pPr>
+        <w:spacing w:before="0" w:after="0"/>
+      </w:pPr>
+    </w:p>
+    <w:p>
+      <w:pPr>
+        <w:spacing w:before="0" w:after="0"/>
+      </w:pPr>
+    </w:p>
+    <w:p>
+      <w:pPr>
+        <w:spacing w:before="0" w:after="0"/>
+      </w:pPr>
+    </w:p>
+    <w:p>
+      <w:pPr>
+        <w:spacing w:before="0" w:after="0"/>
+      </w:pPr>
+    </w:p>
+    <w:p>
+      <w:pPr>
+        <w:spacing w:before="0" w:after="0"/>
+      </w:pPr>
+    </w:p>
+    <w:p>
+      <w:pPr>
+        <w:spacing w:before="0" w:after="0"/>
+      </w:pPr>
+    </w:p>
+    <w:p>
+      <w:pPr>
         <w:spacing w:before="160" w:after="80"/>
       </w:pPr>
       <w:r>
@@ -12634,7 +13449,7 @@
         </w:rPr>
         <w:drawing>
           <wp:inline>
-            <wp:extent cx="1625600" cy="1587500"/>
+            <wp:extent cx="1625600" cy="1585296"/>
             <wp:effectExtent b="0" l="0" r="0" t="0"/>
             <wp:docPr descr="" title="" id="109" name="Picture"/>
             <a:graphic>
@@ -12655,7 +13470,7 @@
                   <pic:spPr bwMode="auto">
                     <a:xfrm>
                       <a:off x="0" y="0"/>
-                      <a:ext cx="1625600" cy="1587500"/>
+                      <a:ext cx="1625600" cy="1585296"/>
                     </a:xfrm>
                     <a:prstGeom prst="rect">
                       <a:avLst/>
@@ -12686,7 +13501,7 @@
         </w:rPr>
         <w:drawing>
           <wp:inline>
-            <wp:extent cx="2743200" cy="1524000"/>
+            <wp:extent cx="2743200" cy="1495109"/>
             <wp:effectExtent b="0" l="0" r="0" t="0"/>
             <wp:docPr descr="" title="" id="112" name="Picture"/>
             <a:graphic>
@@ -12707,7 +13522,7 @@
                   <pic:spPr bwMode="auto">
                     <a:xfrm>
                       <a:off x="0" y="0"/>
-                      <a:ext cx="2743200" cy="1524000"/>
+                      <a:ext cx="2743200" cy="1495109"/>
                     </a:xfrm>
                     <a:prstGeom prst="rect">
                       <a:avLst/>
@@ -12738,7 +13553,7 @@
         </w:rPr>
         <w:drawing>
           <wp:inline>
-            <wp:extent cx="1727200" cy="1524000"/>
+            <wp:extent cx="1711158" cy="1524000"/>
             <wp:effectExtent b="0" l="0" r="0" t="0"/>
             <wp:docPr descr="" title="" id="115" name="Picture"/>
             <a:graphic>
@@ -12759,7 +13574,7 @@
                   <pic:spPr bwMode="auto">
                     <a:xfrm>
                       <a:off x="0" y="0"/>
-                      <a:ext cx="1727200" cy="1524000"/>
+                      <a:ext cx="1711158" cy="1524000"/>
                     </a:xfrm>
                     <a:prstGeom prst="rect">
                       <a:avLst/>
@@ -13888,7 +14703,7 @@
         </w:rPr>
         <w:drawing>
           <wp:inline>
-            <wp:extent cx="2146300" cy="2616200"/>
+            <wp:extent cx="2119122" cy="2616200"/>
             <wp:effectExtent b="0" l="0" r="0" t="0"/>
             <wp:docPr descr="" title="" id="121" name="Picture"/>
             <a:graphic>
@@ -13909,7 +14724,7 @@
                   <pic:spPr bwMode="auto">
                     <a:xfrm>
                       <a:off x="0" y="0"/>
-                      <a:ext cx="2146300" cy="2616200"/>
+                      <a:ext cx="2119122" cy="2616200"/>
                     </a:xfrm>
                     <a:prstGeom prst="rect">
                       <a:avLst/>
@@ -13952,7 +14767,7 @@
         </w:rPr>
         <w:drawing>
           <wp:inline>
-            <wp:extent cx="3594100" cy="1968500"/>
+            <wp:extent cx="3594100" cy="1809978"/>
             <wp:effectExtent b="0" l="0" r="0" t="0"/>
             <wp:docPr descr="" title="" id="124" name="Picture"/>
             <a:graphic>
@@ -13973,7 +14788,7 @@
                   <pic:spPr bwMode="auto">
                     <a:xfrm>
                       <a:off x="0" y="0"/>
-                      <a:ext cx="3594100" cy="1968500"/>
+                      <a:ext cx="3594100" cy="1809978"/>
                     </a:xfrm>
                     <a:prstGeom prst="rect">
                       <a:avLst/>
@@ -14016,7 +14831,7 @@
         </w:rPr>
         <w:drawing>
           <wp:inline>
-            <wp:extent cx="3600000" cy="1815835"/>
+            <wp:extent cx="3600000" cy="1789286"/>
             <wp:effectExtent b="0" l="0" r="0" t="0"/>
             <wp:docPr descr="" title="" id="127" name="Picture"/>
             <a:graphic>
@@ -14037,7 +14852,7 @@
                   <pic:spPr bwMode="auto">
                     <a:xfrm>
                       <a:off x="0" y="0"/>
-                      <a:ext cx="3600000" cy="1815835"/>
+                      <a:ext cx="3600000" cy="1789286"/>
                     </a:xfrm>
                     <a:prstGeom prst="rect">
                       <a:avLst/>
@@ -14123,7 +14938,7 @@
         </w:rPr>
         <w:drawing>
           <wp:inline>
-            <wp:extent cx="3600000" cy="489680"/>
+            <wp:extent cx="3600000" cy="486304"/>
             <wp:effectExtent b="0" l="0" r="0" t="0"/>
             <wp:docPr descr="" title="" id="130" name="Picture"/>
             <a:graphic>
@@ -14144,7 +14959,7 @@
                   <pic:spPr bwMode="auto">
                     <a:xfrm>
                       <a:off x="0" y="0"/>
-                      <a:ext cx="3600000" cy="489680"/>
+                      <a:ext cx="3600000" cy="486304"/>
                     </a:xfrm>
                     <a:prstGeom prst="rect">
                       <a:avLst/>
@@ -16129,6 +16944,46 @@
     </w:p>
     <w:p>
       <w:pPr>
+        <w:spacing w:before="0" w:after="0"/>
+      </w:pPr>
+    </w:p>
+    <w:p>
+      <w:pPr>
+        <w:spacing w:before="0" w:after="0"/>
+      </w:pPr>
+    </w:p>
+    <w:p>
+      <w:pPr>
+        <w:spacing w:before="0" w:after="0"/>
+      </w:pPr>
+    </w:p>
+    <w:p>
+      <w:pPr>
+        <w:spacing w:before="0" w:after="0"/>
+      </w:pPr>
+    </w:p>
+    <w:p>
+      <w:pPr>
+        <w:spacing w:before="0" w:after="0"/>
+      </w:pPr>
+    </w:p>
+    <w:p>
+      <w:pPr>
+        <w:spacing w:before="0" w:after="0"/>
+      </w:pPr>
+    </w:p>
+    <w:p>
+      <w:pPr>
+        <w:spacing w:before="0" w:after="0"/>
+      </w:pPr>
+    </w:p>
+    <w:p>
+      <w:pPr>
+        <w:spacing w:before="0" w:after="0"/>
+      </w:pPr>
+    </w:p>
+    <w:p>
+      <w:pPr>
         <w:spacing w:before="160" w:after="80"/>
       </w:pPr>
       <w:r>
@@ -16242,7 +17097,7 @@
         </w:rPr>
         <w:drawing>
           <wp:inline>
-            <wp:extent cx="3600000" cy="2082743"/>
+            <wp:extent cx="3600000" cy="2078761"/>
             <wp:effectExtent b="0" l="0" r="0" t="0"/>
             <wp:docPr descr="" title="" id="135" name="Picture"/>
             <a:graphic>
@@ -16263,7 +17118,7 @@
                   <pic:spPr bwMode="auto">
                     <a:xfrm>
                       <a:off x="0" y="0"/>
-                      <a:ext cx="3600000" cy="2082743"/>
+                      <a:ext cx="3600000" cy="2078761"/>
                     </a:xfrm>
                     <a:prstGeom prst="rect">
                       <a:avLst/>
@@ -16996,6 +17851,46 @@
         </w:rPr>
         <w:t xml:space="preserve"> K。</w:t>
       </w:r>
+    </w:p>
+    <w:p>
+      <w:pPr>
+        <w:spacing w:before="0" w:after="0"/>
+      </w:pPr>
+    </w:p>
+    <w:p>
+      <w:pPr>
+        <w:spacing w:before="0" w:after="0"/>
+      </w:pPr>
+    </w:p>
+    <w:p>
+      <w:pPr>
+        <w:spacing w:before="0" w:after="0"/>
+      </w:pPr>
+    </w:p>
+    <w:p>
+      <w:pPr>
+        <w:spacing w:before="0" w:after="0"/>
+      </w:pPr>
+    </w:p>
+    <w:p>
+      <w:pPr>
+        <w:spacing w:before="0" w:after="0"/>
+      </w:pPr>
+    </w:p>
+    <w:p>
+      <w:pPr>
+        <w:spacing w:before="0" w:after="0"/>
+      </w:pPr>
+    </w:p>
+    <w:p>
+      <w:pPr>
+        <w:spacing w:before="0" w:after="0"/>
+      </w:pPr>
+    </w:p>
+    <w:p>
+      <w:pPr>
+        <w:spacing w:before="0" w:after="0"/>
+      </w:pPr>
     </w:p>
     <w:p>
       <w:pPr>

--- a/00-首页/题组Word/习题书/第三篇-有机化学/10-有机合成设计-学生版-打印版.docx
+++ b/00-首页/题组Word/习题书/第三篇-有机化学/10-有机合成设计-学生版-打印版.docx
@@ -6,9 +6,8 @@
     <w:p>
       <w:pPr>
         <w:pStyle w:val="Heading1"/>
-        <w:spacing w:before="0" w:after="240"/>
+        <w:spacing w:before="280" w:after="120"/>
         <w:jc w:val="center"/>
-        <w:keepNext/>
       </w:pPr>
       <w:r>
         <w:rPr>
@@ -55,8 +54,7 @@
     <w:p>
       <w:pPr>
         <w:pStyle w:val="Heading2"/>
-        <w:spacing w:before="280" w:after="80"/>
-        <w:keepNext/>
+        <w:spacing w:before="280" w:after="120"/>
       </w:pPr>
       <w:r>
         <w:rPr>
@@ -70,8 +68,7 @@
     <w:p>
       <w:pPr>
         <w:pStyle w:val="Heading2"/>
-        <w:spacing w:before="280" w:after="80"/>
-        <w:keepNext/>
+        <w:spacing w:before="280" w:after="120"/>
       </w:pPr>
       <w:r>
         <w:rPr>
@@ -332,8 +329,7 @@
     <w:p>
       <w:pPr>
         <w:pStyle w:val="Heading2"/>
-        <w:spacing w:before="280" w:after="80"/>
-        <w:keepNext/>
+        <w:spacing w:before="280" w:after="120"/>
       </w:pPr>
       <w:r>
         <w:rPr>
@@ -530,8 +526,7 @@
     <w:p>
       <w:pPr>
         <w:pStyle w:val="Heading2"/>
-        <w:spacing w:before="280" w:after="80"/>
-        <w:keepNext/>
+        <w:spacing w:before="280" w:after="120"/>
       </w:pPr>
       <w:r>
         <w:rPr>
@@ -728,8 +723,7 @@
     <w:p>
       <w:pPr>
         <w:pStyle w:val="Heading2"/>
-        <w:spacing w:before="280" w:after="80"/>
-        <w:keepNext/>
+        <w:spacing w:before="280" w:after="120"/>
       </w:pPr>
       <w:r>
         <w:rPr>
@@ -847,8 +841,7 @@
     <w:p>
       <w:pPr>
         <w:pStyle w:val="Heading2"/>
-        <w:spacing w:before="280" w:after="80"/>
-        <w:keepNext/>
+        <w:spacing w:before="280" w:after="120"/>
       </w:pPr>
       <w:r>
         <w:rPr>
@@ -972,8 +965,7 @@
     <w:p>
       <w:pPr>
         <w:pStyle w:val="Heading2"/>
-        <w:spacing w:before="280" w:after="80"/>
-        <w:keepNext/>
+        <w:spacing w:before="280" w:after="120"/>
       </w:pPr>
       <w:r>
         <w:rPr>
@@ -1091,8 +1083,7 @@
     <w:p>
       <w:pPr>
         <w:pStyle w:val="Heading2"/>
-        <w:spacing w:before="280" w:after="80"/>
-        <w:keepNext/>
+        <w:spacing w:before="280" w:after="120"/>
       </w:pPr>
       <w:r>
         <w:rPr>
@@ -1210,8 +1201,7 @@
     <w:p>
       <w:pPr>
         <w:pStyle w:val="Heading2"/>
-        <w:spacing w:before="280" w:after="80"/>
-        <w:keepNext/>
+        <w:spacing w:before="280" w:after="120"/>
       </w:pPr>
       <w:r>
         <w:rPr>
@@ -1372,8 +1362,7 @@
     <w:p>
       <w:pPr>
         <w:pStyle w:val="Heading2"/>
-        <w:spacing w:before="280" w:after="80"/>
-        <w:keepNext/>
+        <w:spacing w:before="280" w:after="120"/>
       </w:pPr>
       <w:r>
         <w:rPr>
@@ -1534,8 +1523,7 @@
     <w:p>
       <w:pPr>
         <w:pStyle w:val="Heading2"/>
-        <w:spacing w:before="280" w:after="80"/>
-        <w:keepNext/>
+        <w:spacing w:before="280" w:after="120"/>
       </w:pPr>
       <w:r>
         <w:rPr>
@@ -1674,8 +1662,7 @@
     <w:p>
       <w:pPr>
         <w:pStyle w:val="Heading2"/>
-        <w:spacing w:before="280" w:after="80"/>
-        <w:keepNext/>
+        <w:spacing w:before="280" w:after="120"/>
       </w:pPr>
       <w:r>
         <w:rPr>
@@ -1884,8 +1871,7 @@
     <w:p>
       <w:pPr>
         <w:pStyle w:val="Heading2"/>
-        <w:spacing w:before="280" w:after="80"/>
-        <w:keepNext/>
+        <w:spacing w:before="280" w:after="120"/>
       </w:pPr>
       <w:r>
         <w:rPr>
@@ -2779,8 +2765,7 @@
     <w:p>
       <w:pPr>
         <w:pStyle w:val="Heading2"/>
-        <w:spacing w:before="280" w:after="80"/>
-        <w:keepNext/>
+        <w:spacing w:before="280" w:after="120"/>
       </w:pPr>
       <w:r>
         <w:rPr>
@@ -2794,8 +2779,7 @@
     <w:p>
       <w:pPr>
         <w:pStyle w:val="Heading2"/>
-        <w:spacing w:before="280" w:after="80"/>
-        <w:keepNext/>
+        <w:spacing w:before="280" w:after="120"/>
       </w:pPr>
       <w:r>
         <w:rPr>
@@ -3017,8 +3001,7 @@
     <w:p>
       <w:pPr>
         <w:pStyle w:val="Heading2"/>
-        <w:spacing w:before="280" w:after="80"/>
-        <w:keepNext/>
+        <w:spacing w:before="280" w:after="120"/>
       </w:pPr>
       <w:r>
         <w:rPr>
@@ -3213,8 +3196,7 @@
     <w:p>
       <w:pPr>
         <w:pStyle w:val="Heading2"/>
-        <w:spacing w:before="280" w:after="80"/>
-        <w:keepNext/>
+        <w:spacing w:before="280" w:after="120"/>
       </w:pPr>
       <w:r>
         <w:rPr>
@@ -3558,8 +3540,7 @@
     <w:p>
       <w:pPr>
         <w:pStyle w:val="Heading2"/>
-        <w:spacing w:before="280" w:after="80"/>
-        <w:keepNext/>
+        <w:spacing w:before="280" w:after="120"/>
       </w:pPr>
       <w:r>
         <w:rPr>
@@ -3943,8 +3924,7 @@
     <w:p>
       <w:pPr>
         <w:pStyle w:val="Heading2"/>
-        <w:spacing w:before="280" w:after="80"/>
-        <w:keepNext/>
+        <w:spacing w:before="280" w:after="120"/>
       </w:pPr>
       <w:r>
         <w:rPr>
@@ -4172,8 +4152,7 @@
     <w:p>
       <w:pPr>
         <w:pStyle w:val="Heading2"/>
-        <w:spacing w:before="280" w:after="80"/>
-        <w:keepNext/>
+        <w:spacing w:before="280" w:after="120"/>
       </w:pPr>
       <w:r>
         <w:rPr>
@@ -6681,8 +6660,7 @@
     <w:p>
       <w:pPr>
         <w:pStyle w:val="Heading2"/>
-        <w:spacing w:before="280" w:after="80"/>
-        <w:keepNext/>
+        <w:spacing w:before="280" w:after="120"/>
       </w:pPr>
       <w:r>
         <w:rPr>
@@ -8242,8 +8220,7 @@
     <w:p>
       <w:pPr>
         <w:pStyle w:val="Heading2"/>
-        <w:spacing w:before="280" w:after="80"/>
-        <w:keepNext/>
+        <w:spacing w:before="280" w:after="120"/>
       </w:pPr>
       <w:r>
         <w:rPr>
@@ -8781,8 +8758,7 @@
     <w:p>
       <w:pPr>
         <w:pStyle w:val="Heading2"/>
-        <w:spacing w:before="280" w:after="80"/>
-        <w:keepNext/>
+        <w:spacing w:before="280" w:after="120"/>
       </w:pPr>
       <w:r>
         <w:rPr>
@@ -9435,8 +9411,7 @@
     <w:p>
       <w:pPr>
         <w:pStyle w:val="Heading2"/>
-        <w:spacing w:before="280" w:after="80"/>
-        <w:keepNext/>
+        <w:spacing w:before="280" w:after="120"/>
       </w:pPr>
       <w:r>
         <w:rPr>
@@ -9980,8 +9955,7 @@
     <w:p>
       <w:pPr>
         <w:pStyle w:val="Heading2"/>
-        <w:spacing w:before="280" w:after="80"/>
-        <w:keepNext/>
+        <w:spacing w:before="280" w:after="120"/>
       </w:pPr>
       <w:r>
         <w:rPr>
@@ -10806,8 +10780,7 @@
     <w:p>
       <w:pPr>
         <w:pStyle w:val="Heading2"/>
-        <w:spacing w:before="280" w:after="80"/>
-        <w:keepNext/>
+        <w:spacing w:before="280" w:after="120"/>
       </w:pPr>
       <w:r>
         <w:rPr>
@@ -11264,8 +11237,7 @@
     <w:p>
       <w:pPr>
         <w:pStyle w:val="Heading2"/>
-        <w:spacing w:before="280" w:after="80"/>
-        <w:keepNext/>
+        <w:spacing w:before="280" w:after="120"/>
       </w:pPr>
       <w:r>
         <w:rPr>
@@ -13348,8 +13320,7 @@
     <w:p>
       <w:pPr>
         <w:pStyle w:val="Heading2"/>
-        <w:spacing w:before="280" w:after="80"/>
-        <w:keepNext/>
+        <w:spacing w:before="280" w:after="120"/>
       </w:pPr>
       <w:r>
         <w:rPr>
@@ -16998,8 +16969,7 @@
     <w:p>
       <w:pPr>
         <w:pStyle w:val="Heading2"/>
-        <w:spacing w:before="280" w:after="80"/>
-        <w:keepNext/>
+        <w:spacing w:before="280" w:after="120"/>
       </w:pPr>
       <w:r>
         <w:rPr>
@@ -17905,8 +17875,8 @@
     <w:bookmarkEnd w:id="137"/>
     <w:bookmarkEnd w:id="138"/>
     <w:sectPr>
+      <w:headerReference w:type="default" r:id="rId135"/>
       <w:footerReference w:type="default" r:id="rId9"/>
-      <w:headerReference w:type="default" r:id="rId10"/>
       <w:footnotePr>
         <w:numRestart w:val="eachSect"/>
       </w:footnotePr>
@@ -17925,88 +17895,123 @@
 <w:ftr xmlns:m="http://schemas.openxmlformats.org/officeDocument/2006/math" xmlns:mc="http://schemas.openxmlformats.org/markup-compatibility/2006" xmlns:mo="http://schemas.microsoft.com/office/mac/office/2008/main" xmlns:mv="urn:schemas-microsoft-com:mac:vml" xmlns:o="urn:schemas-microsoft-com:office:office" xmlns:r="http://schemas.openxmlformats.org/officeDocument/2006/relationships" xmlns:v="urn:schemas-microsoft-com:vml" xmlns:w10="urn:schemas-microsoft-com:office:word" xmlns:w14="http://schemas.microsoft.com/office/word/2010/wordml" xmlns:w="http://schemas.openxmlformats.org/wordprocessingml/2006/main" xmlns:wne="http://schemas.microsoft.com/office/word/2006/wordml" xmlns:wp14="http://schemas.microsoft.com/office/word/2010/wordprocessingDrawing" xmlns:wp="http://schemas.openxmlformats.org/drawingml/2006/wordprocessingDrawing" xmlns:wpc="http://schemas.microsoft.com/office/word/2010/wordprocessingCanvas" xmlns:wpg="http://schemas.microsoft.com/office/word/2010/wordprocessingGroup" xmlns:wpi="http://schemas.microsoft.com/office/word/2010/wordprocessingInk" xmlns:wps="http://schemas.microsoft.com/office/word/2010/wordprocessingShape" mc:Ignorable="w14 wp14">
   <w:p>
     <w:pPr>
+      <w:pStyle w:val="Footer"/>
       <w:jc w:val="center"/>
     </w:pPr>
     <w:r>
       <w:rPr>
+        <w:rFonts w:ascii="Times New Roman" w:hAnsi="Times New Roman" w:eastAsia="Times New Roman" w:cs="Times New Roman"/>
+        <w:b w:val="0"/>
         <w:color w:val="000000"/>
-        <w:sz w:val="18"/>
+        <w:sz w:val="20"/>
       </w:rPr>
       <w:t xml:space="preserve">第 </w:t>
     </w:r>
     <w:r>
       <w:rPr>
+        <w:rFonts w:ascii="Times New Roman" w:hAnsi="Times New Roman" w:eastAsia="Times New Roman" w:cs="Times New Roman"/>
+        <w:b w:val="0"/>
         <w:color w:val="000000"/>
-        <w:sz w:val="18"/>
+        <w:sz w:val="20"/>
       </w:rPr>
       <w:fldChar w:fldCharType="begin"/>
     </w:r>
     <w:r>
       <w:rPr>
-        <w:sz w:val="18"/>
+        <w:rFonts w:ascii="Times New Roman" w:hAnsi="Times New Roman" w:eastAsia="Times New Roman" w:cs="Times New Roman"/>
+        <w:b w:val="0"/>
+        <w:color w:val="000000"/>
+        <w:sz w:val="20"/>
       </w:rPr>
       <w:instrText xml:space="preserve"> PAGE </w:instrText>
     </w:r>
     <w:r>
       <w:rPr>
-        <w:sz w:val="18"/>
+        <w:rFonts w:ascii="Times New Roman" w:hAnsi="Times New Roman" w:eastAsia="Times New Roman" w:cs="Times New Roman"/>
+        <w:b w:val="0"/>
+        <w:color w:val="000000"/>
+        <w:sz w:val="20"/>
       </w:rPr>
       <w:fldChar w:fldCharType="separate"/>
     </w:r>
     <w:r>
       <w:rPr>
-        <w:sz w:val="18"/>
+        <w:rFonts w:ascii="Times New Roman" w:hAnsi="Times New Roman" w:eastAsia="Times New Roman" w:cs="Times New Roman"/>
+        <w:b w:val="0"/>
+        <w:color w:val="000000"/>
+        <w:sz w:val="20"/>
       </w:rPr>
       <w:t>1</w:t>
     </w:r>
     <w:r>
       <w:rPr>
-        <w:sz w:val="18"/>
+        <w:rFonts w:ascii="Times New Roman" w:hAnsi="Times New Roman" w:eastAsia="Times New Roman" w:cs="Times New Roman"/>
+        <w:b w:val="0"/>
+        <w:color w:val="000000"/>
+        <w:sz w:val="20"/>
       </w:rPr>
       <w:fldChar w:fldCharType="end"/>
     </w:r>
     <w:r>
       <w:rPr>
+        <w:rFonts w:ascii="Times New Roman" w:hAnsi="Times New Roman" w:eastAsia="Times New Roman" w:cs="Times New Roman"/>
+        <w:b w:val="0"/>
         <w:color w:val="000000"/>
-        <w:sz w:val="18"/>
+        <w:sz w:val="20"/>
       </w:rPr>
       <w:t xml:space="preserve"> 页 / 共 </w:t>
     </w:r>
     <w:r>
       <w:rPr>
+        <w:rFonts w:ascii="Times New Roman" w:hAnsi="Times New Roman" w:eastAsia="Times New Roman" w:cs="Times New Roman"/>
+        <w:b w:val="0"/>
         <w:color w:val="000000"/>
-        <w:sz w:val="18"/>
+        <w:sz w:val="20"/>
       </w:rPr>
       <w:fldChar w:fldCharType="begin"/>
     </w:r>
     <w:r>
       <w:rPr>
-        <w:sz w:val="18"/>
+        <w:rFonts w:ascii="Times New Roman" w:hAnsi="Times New Roman" w:eastAsia="Times New Roman" w:cs="Times New Roman"/>
+        <w:b w:val="0"/>
+        <w:color w:val="000000"/>
+        <w:sz w:val="20"/>
       </w:rPr>
       <w:instrText xml:space="preserve"> NUMPAGES </w:instrText>
     </w:r>
     <w:r>
       <w:rPr>
-        <w:sz w:val="18"/>
+        <w:rFonts w:ascii="Times New Roman" w:hAnsi="Times New Roman" w:eastAsia="Times New Roman" w:cs="Times New Roman"/>
+        <w:b w:val="0"/>
+        <w:color w:val="000000"/>
+        <w:sz w:val="20"/>
       </w:rPr>
       <w:fldChar w:fldCharType="separate"/>
     </w:r>
     <w:r>
       <w:rPr>
-        <w:sz w:val="18"/>
+        <w:rFonts w:ascii="Times New Roman" w:hAnsi="Times New Roman" w:eastAsia="Times New Roman" w:cs="Times New Roman"/>
+        <w:b w:val="0"/>
+        <w:color w:val="000000"/>
+        <w:sz w:val="20"/>
       </w:rPr>
       <w:t>1</w:t>
     </w:r>
     <w:r>
       <w:rPr>
-        <w:sz w:val="18"/>
+        <w:rFonts w:ascii="Times New Roman" w:hAnsi="Times New Roman" w:eastAsia="Times New Roman" w:cs="Times New Roman"/>
+        <w:b w:val="0"/>
+        <w:color w:val="000000"/>
+        <w:sz w:val="20"/>
       </w:rPr>
       <w:fldChar w:fldCharType="end"/>
     </w:r>
     <w:r>
       <w:rPr>
+        <w:rFonts w:ascii="Times New Roman" w:hAnsi="Times New Roman" w:eastAsia="Times New Roman" w:cs="Times New Roman"/>
+        <w:b w:val="0"/>
         <w:color w:val="000000"/>
-        <w:sz w:val="18"/>
+        <w:sz w:val="20"/>
       </w:rPr>
       <w:t xml:space="preserve"> 页</w:t>
     </w:r>
@@ -18044,10 +18049,12 @@
     </w:pPr>
     <w:r>
       <w:rPr>
+        <w:rFonts w:ascii="Times New Roman" w:hAnsi="Times New Roman" w:eastAsia="Times New Roman" w:cs="Times New Roman"/>
+        <w:b w:val="0"/>
         <w:color w:val="000000"/>
         <w:sz w:val="18"/>
       </w:rPr>
-      <w:t>第三篇 有机化学 · 第10章 有机合成设计-学生版</w:t>
+      <w:t xml:space="preserve">第 10 章 有机合成设计</w:t>
     </w:r>
   </w:p>
 </w:hdr>
@@ -18532,7 +18539,7 @@
     <ns0:rPr>
       <ns0:rFonts ns0:ascii="Times New Roman" ns0:cs="Times New Roman" ns0:eastAsia="SimHei" ns0:hAnsi="Times New Roman"/>
       <ns0:b/>
-      <ns0:color ns0:val="17324D"/>
+      <ns0:color ns0:val="000000"/>
       <ns0:sz ns0:val="44"/>
       <ns0:szCs ns0:val="56"/>
     </ns0:rPr>
@@ -18674,7 +18681,7 @@
     <ns0:rPr>
       <ns0:rFonts ns0:ascii="Times New Roman" ns0:cs="Times New Roman" ns0:eastAsia="SimHei" ns0:hAnsi="Times New Roman"/>
       <ns0:b/>
-      <ns0:color ns0:val="17324D"/>
+      <ns0:color ns0:val="000000"/>
       <ns0:sz ns0:val="32"/>
       <ns0:szCs ns0:val="40"/>
     </ns0:rPr>
@@ -18698,7 +18705,7 @@
     <ns0:rPr>
       <ns0:rFonts ns0:ascii="Times New Roman" ns0:cs="Times New Roman" ns0:eastAsia="SimHei" ns0:hAnsi="Times New Roman"/>
       <ns0:b/>
-      <ns0:color ns0:val="17324D"/>
+      <ns0:color ns0:val="000000"/>
       <ns0:sz ns0:val="28"/>
       <ns0:szCs ns0:val="32"/>
     </ns0:rPr>
@@ -18722,7 +18729,7 @@
     <ns0:rPr>
       <ns0:rFonts ns0:ascii="Times New Roman" ns0:cs="Times New Roman" ns0:eastAsia="SimHei" ns0:hAnsi="Times New Roman"/>
       <ns0:b/>
-      <ns0:color ns0:val="17324D"/>
+      <ns0:color ns0:val="000000"/>
       <ns0:sz ns0:val="25"/>
       <ns0:szCs ns0:val="28"/>
     </ns0:rPr>
@@ -19198,7 +19205,7 @@
     <w:rPr>
       <w:rFonts w:ascii="Times New Roman" w:hAnsi="Times New Roman" w:eastAsia="FangSong" w:cs="Times New Roman"/>
       <w:b/>
-      <w:color w:val="000000"/>
+      <w:color w:val="007020"/>
     </w:rPr>
   </w:style>
   <w:style w:type="character" w:customStyle="1" w:styleId="DataTypeTok">
@@ -19206,7 +19213,7 @@
     <w:basedOn w:val="VerbatimChar"/>
     <w:rPr>
       <w:rFonts w:ascii="Times New Roman" w:hAnsi="Times New Roman" w:eastAsia="FangSong" w:cs="Times New Roman"/>
-      <w:color w:val="000000"/>
+      <w:color w:val="902000"/>
     </w:rPr>
   </w:style>
   <w:style w:type="character" w:customStyle="1" w:styleId="DecValTok">
@@ -19214,7 +19221,7 @@
     <w:basedOn w:val="VerbatimChar"/>
     <w:rPr>
       <w:rFonts w:ascii="Times New Roman" w:hAnsi="Times New Roman" w:eastAsia="FangSong" w:cs="Times New Roman"/>
-      <w:color w:val="000000"/>
+      <w:color w:val="40a070"/>
     </w:rPr>
   </w:style>
   <w:style w:type="character" w:customStyle="1" w:styleId="BaseNTok">
@@ -19222,7 +19229,7 @@
     <w:basedOn w:val="VerbatimChar"/>
     <w:rPr>
       <w:rFonts w:ascii="Times New Roman" w:hAnsi="Times New Roman" w:eastAsia="FangSong" w:cs="Times New Roman"/>
-      <w:color w:val="000000"/>
+      <w:color w:val="40a070"/>
     </w:rPr>
   </w:style>
   <w:style w:type="character" w:customStyle="1" w:styleId="FloatTok">
@@ -19230,7 +19237,7 @@
     <w:basedOn w:val="VerbatimChar"/>
     <w:rPr>
       <w:rFonts w:ascii="Times New Roman" w:hAnsi="Times New Roman" w:eastAsia="FangSong" w:cs="Times New Roman"/>
-      <w:color w:val="000000"/>
+      <w:color w:val="40a070"/>
     </w:rPr>
   </w:style>
   <w:style w:type="character" w:customStyle="1" w:styleId="ConstantTok">
@@ -19238,7 +19245,7 @@
     <w:basedOn w:val="VerbatimChar"/>
     <w:rPr>
       <w:rFonts w:ascii="Times New Roman" w:hAnsi="Times New Roman" w:eastAsia="FangSong" w:cs="Times New Roman"/>
-      <w:color w:val="000000"/>
+      <w:color w:val="880000"/>
     </w:rPr>
   </w:style>
   <w:style w:type="character" w:customStyle="1" w:styleId="CharTok">
@@ -19246,7 +19253,7 @@
     <w:basedOn w:val="VerbatimChar"/>
     <w:rPr>
       <w:rFonts w:ascii="Times New Roman" w:hAnsi="Times New Roman" w:eastAsia="FangSong" w:cs="Times New Roman"/>
-      <w:color w:val="000000"/>
+      <w:color w:val="4070a0"/>
     </w:rPr>
   </w:style>
   <w:style w:type="character" w:customStyle="1" w:styleId="SpecialCharTok">
@@ -19254,7 +19261,7 @@
     <w:basedOn w:val="VerbatimChar"/>
     <w:rPr>
       <w:rFonts w:ascii="Times New Roman" w:hAnsi="Times New Roman" w:eastAsia="FangSong" w:cs="Times New Roman"/>
-      <w:color w:val="000000"/>
+      <w:color w:val="4070a0"/>
     </w:rPr>
   </w:style>
   <w:style w:type="character" w:customStyle="1" w:styleId="StringTok">
@@ -19262,7 +19269,7 @@
     <w:basedOn w:val="VerbatimChar"/>
     <w:rPr>
       <w:rFonts w:ascii="Times New Roman" w:hAnsi="Times New Roman" w:eastAsia="FangSong" w:cs="Times New Roman"/>
-      <w:color w:val="000000"/>
+      <w:color w:val="4070a0"/>
     </w:rPr>
   </w:style>
   <w:style w:type="character" w:customStyle="1" w:styleId="VerbatimStringTok">
@@ -19270,7 +19277,7 @@
     <w:basedOn w:val="VerbatimChar"/>
     <w:rPr>
       <w:rFonts w:ascii="Times New Roman" w:hAnsi="Times New Roman" w:eastAsia="FangSong" w:cs="Times New Roman"/>
-      <w:color w:val="000000"/>
+      <w:color w:val="4070a0"/>
     </w:rPr>
   </w:style>
   <w:style w:type="character" w:customStyle="1" w:styleId="SpecialStringTok">
@@ -19278,7 +19285,7 @@
     <w:basedOn w:val="VerbatimChar"/>
     <w:rPr>
       <w:rFonts w:ascii="Times New Roman" w:hAnsi="Times New Roman" w:eastAsia="FangSong" w:cs="Times New Roman"/>
-      <w:color w:val="000000"/>
+      <w:color w:val="bb6688"/>
     </w:rPr>
   </w:style>
   <w:style w:type="character" w:customStyle="1" w:styleId="ImportTok">
@@ -19287,7 +19294,7 @@
     <w:rPr>
       <w:rFonts w:ascii="Times New Roman" w:hAnsi="Times New Roman" w:eastAsia="FangSong" w:cs="Times New Roman"/>
       <w:b/>
-      <w:color w:val="000000"/>
+      <w:color w:val="008000"/>
     </w:rPr>
   </w:style>
   <w:style w:type="character" w:customStyle="1" w:styleId="CommentTok">
@@ -19296,7 +19303,7 @@
     <w:rPr>
       <w:rFonts w:ascii="Times New Roman" w:hAnsi="Times New Roman" w:eastAsia="FangSong" w:cs="Times New Roman"/>
       <w:i/>
-      <w:color w:val="000000"/>
+      <w:color w:val="60a0b0"/>
     </w:rPr>
   </w:style>
   <w:style w:type="character" w:customStyle="1" w:styleId="DocumentationTok">
@@ -19305,7 +19312,7 @@
     <w:rPr>
       <w:rFonts w:ascii="Times New Roman" w:hAnsi="Times New Roman" w:eastAsia="FangSong" w:cs="Times New Roman"/>
       <w:i/>
-      <w:color w:val="000000"/>
+      <w:color w:val="ba2121"/>
     </w:rPr>
   </w:style>
   <w:style w:type="character" w:customStyle="1" w:styleId="AnnotationTok">
@@ -19315,7 +19322,7 @@
       <w:rFonts w:ascii="Times New Roman" w:hAnsi="Times New Roman" w:eastAsia="FangSong" w:cs="Times New Roman"/>
       <w:b/>
       <w:i/>
-      <w:color w:val="000000"/>
+      <w:color w:val="60a0b0"/>
     </w:rPr>
   </w:style>
   <w:style w:type="character" w:customStyle="1" w:styleId="CommentVarTok">
@@ -19325,7 +19332,7 @@
       <w:rFonts w:ascii="Times New Roman" w:hAnsi="Times New Roman" w:eastAsia="FangSong" w:cs="Times New Roman"/>
       <w:b/>
       <w:i/>
-      <w:color w:val="000000"/>
+      <w:color w:val="60a0b0"/>
     </w:rPr>
   </w:style>
   <w:style w:type="character" w:customStyle="1" w:styleId="OtherTok">
@@ -19333,7 +19340,7 @@
     <w:basedOn w:val="VerbatimChar"/>
     <w:rPr>
       <w:rFonts w:ascii="Times New Roman" w:hAnsi="Times New Roman" w:eastAsia="FangSong" w:cs="Times New Roman"/>
-      <w:color w:val="000000"/>
+      <w:color w:val="007020"/>
     </w:rPr>
   </w:style>
   <w:style w:type="character" w:customStyle="1" w:styleId="FunctionTok">
@@ -19341,7 +19348,7 @@
     <w:basedOn w:val="VerbatimChar"/>
     <w:rPr>
       <w:rFonts w:ascii="Times New Roman" w:hAnsi="Times New Roman" w:eastAsia="FangSong" w:cs="Times New Roman"/>
-      <w:color w:val="000000"/>
+      <w:color w:val="06287e"/>
     </w:rPr>
   </w:style>
   <w:style w:type="character" w:customStyle="1" w:styleId="VariableTok">
@@ -19349,7 +19356,7 @@
     <w:basedOn w:val="VerbatimChar"/>
     <w:rPr>
       <w:rFonts w:ascii="Times New Roman" w:hAnsi="Times New Roman" w:eastAsia="FangSong" w:cs="Times New Roman"/>
-      <w:color w:val="000000"/>
+      <w:color w:val="19177c"/>
     </w:rPr>
   </w:style>
   <w:style w:type="character" w:customStyle="1" w:styleId="ControlFlowTok">
@@ -19358,7 +19365,7 @@
     <w:rPr>
       <w:rFonts w:ascii="Times New Roman" w:hAnsi="Times New Roman" w:eastAsia="FangSong" w:cs="Times New Roman"/>
       <w:b/>
-      <w:color w:val="000000"/>
+      <w:color w:val="007020"/>
     </w:rPr>
   </w:style>
   <w:style w:type="character" w:customStyle="1" w:styleId="OperatorTok">
@@ -19366,7 +19373,7 @@
     <w:basedOn w:val="VerbatimChar"/>
     <w:rPr>
       <w:rFonts w:ascii="Times New Roman" w:hAnsi="Times New Roman" w:eastAsia="FangSong" w:cs="Times New Roman"/>
-      <w:color w:val="000000"/>
+      <w:color w:val="666666"/>
     </w:rPr>
   </w:style>
   <w:style w:type="character" w:customStyle="1" w:styleId="BuiltInTok">
@@ -19374,7 +19381,7 @@
     <w:basedOn w:val="VerbatimChar"/>
     <w:rPr>
       <w:rFonts w:ascii="Times New Roman" w:hAnsi="Times New Roman" w:eastAsia="FangSong" w:cs="Times New Roman"/>
-      <w:color w:val="000000"/>
+      <w:color w:val="008000"/>
     </w:rPr>
   </w:style>
   <w:style w:type="character" w:customStyle="1" w:styleId="ExtensionTok">
@@ -19389,7 +19396,7 @@
     <w:basedOn w:val="VerbatimChar"/>
     <w:rPr>
       <w:rFonts w:ascii="Times New Roman" w:hAnsi="Times New Roman" w:eastAsia="FangSong" w:cs="Times New Roman"/>
-      <w:color w:val="000000"/>
+      <w:color w:val="bc7a00"/>
     </w:rPr>
   </w:style>
   <w:style w:type="character" w:customStyle="1" w:styleId="AttributeTok">
@@ -19397,7 +19404,7 @@
     <w:basedOn w:val="VerbatimChar"/>
     <w:rPr>
       <w:rFonts w:ascii="Times New Roman" w:hAnsi="Times New Roman" w:eastAsia="FangSong" w:cs="Times New Roman"/>
-      <w:color w:val="000000"/>
+      <w:color w:val="7d9029"/>
     </w:rPr>
   </w:style>
   <w:style w:type="character" w:customStyle="1" w:styleId="RegionMarkerTok">
@@ -19414,7 +19421,7 @@
       <w:rFonts w:ascii="Times New Roman" w:hAnsi="Times New Roman" w:eastAsia="FangSong" w:cs="Times New Roman"/>
       <w:b/>
       <w:i/>
-      <w:color w:val="000000"/>
+      <w:color w:val="60a0b0"/>
     </w:rPr>
   </w:style>
   <w:style w:type="character" w:customStyle="1" w:styleId="WarningTok">
@@ -19424,7 +19431,7 @@
       <w:rFonts w:ascii="Times New Roman" w:hAnsi="Times New Roman" w:eastAsia="FangSong" w:cs="Times New Roman"/>
       <w:b/>
       <w:i/>
-      <w:color w:val="000000"/>
+      <w:color w:val="60a0b0"/>
     </w:rPr>
   </w:style>
   <w:style w:type="character" w:customStyle="1" w:styleId="AlertTok">
@@ -19433,7 +19440,7 @@
     <w:rPr>
       <w:rFonts w:ascii="Times New Roman" w:hAnsi="Times New Roman" w:eastAsia="FangSong" w:cs="Times New Roman"/>
       <w:b/>
-      <w:color w:val="000000"/>
+      <w:color w:val="ff0000"/>
     </w:rPr>
   </w:style>
   <w:style w:type="character" w:customStyle="1" w:styleId="ErrorTok">
@@ -19442,7 +19449,7 @@
     <w:rPr>
       <w:rFonts w:ascii="Times New Roman" w:hAnsi="Times New Roman" w:eastAsia="FangSong" w:cs="Times New Roman"/>
       <w:b/>
-      <w:color w:val="000000"/>
+      <w:color w:val="ff0000"/>
     </w:rPr>
   </w:style>
   <w:style w:type="character" w:customStyle="1" w:styleId="NormalTok">

--- a/00-首页/题组Word/习题书/第三篇-有机化学/10-有机合成设计-学生版-打印版.docx
+++ b/00-首页/题组Word/习题书/第三篇-有机化学/10-有机合成设计-学生版-打印版.docx
@@ -2,7 +2,7 @@
 <file path=word/document.xml><?xml version="1.0" encoding="utf-8"?>
 <w:document xmlns:w="http://schemas.openxmlformats.org/wordprocessingml/2006/main" xmlns:m="http://schemas.openxmlformats.org/officeDocument/2006/math" xmlns:r="http://schemas.openxmlformats.org/officeDocument/2006/relationships" xmlns:o="urn:schemas-microsoft-com:office:office" xmlns:v="urn:schemas-microsoft-com:vml" xmlns:w10="urn:schemas-microsoft-com:office:word" xmlns:a="http://schemas.openxmlformats.org/drawingml/2006/main" xmlns:pic="http://schemas.openxmlformats.org/drawingml/2006/picture" xmlns:wp="http://schemas.openxmlformats.org/drawingml/2006/wordprocessingDrawing">
   <w:body>
-    <w:bookmarkStart w:id="138" w:name="第-10-章-有机合成设计"/>
+    <w:bookmarkStart w:id="139" w:name="第-10-章-有机合成设计"/>
     <w:p>
       <w:pPr>
         <w:pStyle w:val="Heading1"/>
@@ -13316,7 +13316,7 @@
       </w:r>
     </w:p>
     <w:bookmarkEnd w:id="107"/>
-    <w:bookmarkStart w:id="133" w:name="有机合成与机理第35届初赛"/>
+    <w:bookmarkStart w:id="134" w:name="有机合成与机理第35届初赛"/>
     <w:p>
       <w:pPr>
         <w:pStyle w:val="Heading2"/>
@@ -14969,21 +14969,22 @@
         </w:rPr>
         <w:t xml:space="preserve">磺酰胺的端基效应</w:t>
       </w:r>
-      <w:r>
-        <w:rPr>
-          <w:rFonts w:ascii="Times New Roman" w:hAnsi="Times New Roman" w:eastAsia="Times New Roman" w:cs="Times New Roman"/>
-        </w:rPr>
-        <w:t xml:space="preserve"> </w:t>
-      </w:r>
-      <w:r>
-        <w:rPr>
-          <w:rFonts w:ascii="Times New Roman" w:hAnsi="Times New Roman" w:eastAsia="Times New Roman" w:cs="Times New Roman"/>
-        </w:rPr>
-        <w:t xml:space="preserve">### 10-3 </w:t>
-      </w:r>
-      <w:r>
-        <w:rPr>
-          <w:rFonts w:hint="eastAsia" w:ascii="Times New Roman" w:hAnsi="Times New Roman" w:eastAsia="FangSong" w:cs="Times New Roman"/>
+    </w:p>
+    <w:bookmarkStart w:id="132" w:name="分子编辑氮原子删除"/>
+    <w:p>
+      <w:pPr>
+        <w:pStyle w:val="Heading3"/>
+        <w:spacing w:before="280" w:after="120"/>
+      </w:pPr>
+      <w:r>
+        <w:rPr>
+          <w:rFonts w:ascii="Times New Roman" w:hAnsi="Times New Roman" w:eastAsia="Times New Roman" w:cs="Times New Roman"/>
+        </w:rPr>
+        <w:t xml:space="preserve">10-3 </w:t>
+      </w:r>
+      <w:r>
+        <w:rPr>
+          <w:rFonts w:hint="eastAsia" w:ascii="Times New Roman" w:hAnsi="Times New Roman" w:eastAsia="SimHei" w:cs="Times New Roman"/>
         </w:rPr>
         <w:t>分子编辑</w:t>
       </w:r>
@@ -14995,14 +14996,14 @@
       </w:r>
       <w:r>
         <w:rPr>
-          <w:rFonts w:hint="eastAsia" w:ascii="Times New Roman" w:hAnsi="Times New Roman" w:eastAsia="FangSong" w:cs="Times New Roman"/>
+          <w:rFonts w:hint="eastAsia" w:ascii="Times New Roman" w:hAnsi="Times New Roman" w:eastAsia="SimHei" w:cs="Times New Roman"/>
         </w:rPr>
         <w:t>氮原子删除</w:t>
       </w:r>
     </w:p>
     <w:p>
       <w:pPr>
-        <w:pStyle w:val="BodyText"/>
+        <w:pStyle w:val="FirstParagraph"/>
       </w:pPr>
       <w:r>
         <w:rPr>
@@ -15826,7 +15827,8 @@
         <w:t>。</w:t>
       </w:r>
     </w:p>
-    <w:bookmarkStart w:id="132" w:name="dyotropic-重排"/>
+    <w:bookmarkEnd w:id="132"/>
+    <w:bookmarkStart w:id="133" w:name="dyotropic-重排"/>
     <w:p>
       <w:pPr>
         <w:pStyle w:val="Heading3"/>
@@ -16963,9 +16965,9 @@
         </w:pict>
       </w:r>
     </w:p>
-    <w:bookmarkEnd w:id="132"/>
     <w:bookmarkEnd w:id="133"/>
-    <w:bookmarkStart w:id="137" w:name="氧化反应选择性第37届初赛"/>
+    <w:bookmarkEnd w:id="134"/>
+    <w:bookmarkStart w:id="138" w:name="氧化反应选择性第37届初赛"/>
     <w:p>
       <w:pPr>
         <w:pStyle w:val="Heading2"/>
@@ -17069,18 +17071,18 @@
           <wp:inline>
             <wp:extent cx="3600000" cy="2078761"/>
             <wp:effectExtent b="0" l="0" r="0" t="0"/>
-            <wp:docPr descr="" title="" id="135" name="Picture"/>
+            <wp:docPr descr="" title="" id="136" name="Picture"/>
             <a:graphic>
               <a:graphicData uri="http://schemas.openxmlformats.org/drawingml/2006/picture">
                 <pic:pic>
                   <pic:nvPicPr>
-                    <pic:cNvPr descr="4034dd8322aa7eb20fe8d9fa718ec2d6d30e533cdab63b2baafb38738c63f2c2.jpg" id="136" name="Picture"/>
+                    <pic:cNvPr descr="4034dd8322aa7eb20fe8d9fa718ec2d6d30e533cdab63b2baafb38738c63f2c2.jpg" id="137" name="Picture"/>
                     <pic:cNvPicPr>
                       <a:picLocks noChangeArrowheads="1" noChangeAspect="1"/>
                     </pic:cNvPicPr>
                   </pic:nvPicPr>
                   <pic:blipFill>
-                    <a:blip r:embed="rId134"/>
+                    <a:blip r:embed="rId135"/>
                     <a:stretch>
                       <a:fillRect/>
                     </a:stretch>
@@ -17872,10 +17874,10 @@
         </w:pict>
       </w:r>
     </w:p>
-    <w:bookmarkEnd w:id="137"/>
     <w:bookmarkEnd w:id="138"/>
+    <w:bookmarkEnd w:id="139"/>
     <w:sectPr>
-      <w:headerReference w:type="default" r:id="rId135"/>
+      <w:headerReference w:type="default" r:id="rId136"/>
       <w:footerReference w:type="default" r:id="rId9"/>
       <w:footnotePr>
         <w:numRestart w:val="eachSect"/>

--- a/00-首页/题组Word/习题书/第三篇-有机化学/10-有机合成设计-学生版-打印版.docx
+++ b/00-首页/题组Word/习题书/第三篇-有机化学/10-有机合成设计-学生版-打印版.docx
@@ -12669,6 +12669,14 @@
         <w:tblStyle w:val="Table"/>
         <w:tblW w:type="pct" w:w="5000"/>
         <w:tblLayout w:type="fixed"/>
+        <w:tblBorders>
+          <w:top w:val="single" w:sz="12" w:space="0" w:color="000000"/>
+          <w:left w:val="none" w:sz="0" w:space="0" w:color="auto"/>
+          <w:bottom w:val="single" w:sz="12" w:space="0" w:color="000000"/>
+          <w:right w:val="none" w:sz="0" w:space="0" w:color="auto"/>
+          <w:insideH w:val="none" w:sz="0" w:space="0" w:color="auto"/>
+          <w:insideV w:val="none" w:sz="0" w:space="0" w:color="auto"/>
+        </w:tblBorders>
         <w:tblLook w:firstRow="1" w:lastRow="0" w:firstColumn="0" w:lastColumn="0" w:noHBand="0" w:noVBand="0" w:val="0020"/>
       </w:tblPr>
       <w:tblGrid>
@@ -12684,7 +12692,11 @@
           <w:tblHeader w:val="on"/>
         </w:trPr>
         <w:tc>
-          <w:tcPr/>
+          <w:tcPr>
+            <w:tcBorders>
+              <w:bottom w:val="single" w:sz="8" w:space="0" w:color="000000"/>
+            </w:tcBorders>
+          </w:tcPr>
           <w:p>
             <w:pPr>
               <w:pStyle w:val="Compact"/>
@@ -12707,7 +12719,11 @@
           </w:p>
         </w:tc>
         <w:tc>
-          <w:tcPr/>
+          <w:tcPr>
+            <w:tcBorders>
+              <w:bottom w:val="single" w:sz="8" w:space="0" w:color="000000"/>
+            </w:tcBorders>
+          </w:tcPr>
           <w:p>
             <w:pPr>
               <w:pStyle w:val="Compact"/>
@@ -12730,7 +12746,11 @@
           </w:p>
         </w:tc>
         <w:tc>
-          <w:tcPr/>
+          <w:tcPr>
+            <w:tcBorders>
+              <w:bottom w:val="single" w:sz="8" w:space="0" w:color="000000"/>
+            </w:tcBorders>
+          </w:tcPr>
           <w:p>
             <w:pPr>
               <w:pStyle w:val="Compact"/>
@@ -12753,7 +12773,11 @@
           </w:p>
         </w:tc>
         <w:tc>
-          <w:tcPr/>
+          <w:tcPr>
+            <w:tcBorders>
+              <w:bottom w:val="single" w:sz="8" w:space="0" w:color="000000"/>
+            </w:tcBorders>
+          </w:tcPr>
           <w:p>
             <w:pPr>
               <w:pStyle w:val="Compact"/>
@@ -12776,7 +12800,11 @@
           </w:p>
         </w:tc>
         <w:tc>
-          <w:tcPr/>
+          <w:tcPr>
+            <w:tcBorders>
+              <w:bottom w:val="single" w:sz="8" w:space="0" w:color="000000"/>
+            </w:tcBorders>
+          </w:tcPr>
           <w:p>
             <w:pPr>
               <w:pStyle w:val="Compact"/>
@@ -12799,7 +12827,11 @@
           </w:p>
         </w:tc>
         <w:tc>
-          <w:tcPr/>
+          <w:tcPr>
+            <w:tcBorders>
+              <w:bottom w:val="single" w:sz="8" w:space="0" w:color="000000"/>
+            </w:tcBorders>
+          </w:tcPr>
           <w:p>
             <w:pPr>
               <w:pStyle w:val="Compact"/>
@@ -17877,7 +17909,6 @@
     <w:bookmarkEnd w:id="138"/>
     <w:bookmarkEnd w:id="139"/>
     <w:sectPr>
-      <w:headerReference w:type="default" r:id="rId136"/>
       <w:footerReference w:type="default" r:id="rId9"/>
       <w:footnotePr>
         <w:numRestart w:val="eachSect"/>
@@ -17904,16 +17935,6 @@
       <w:rPr>
         <w:rFonts w:ascii="Times New Roman" w:hAnsi="Times New Roman" w:eastAsia="Times New Roman" w:cs="Times New Roman"/>
         <w:b w:val="0"/>
-        <w:color w:val="000000"/>
-        <w:sz w:val="20"/>
-      </w:rPr>
-      <w:t xml:space="preserve">第 </w:t>
-    </w:r>
-    <w:r>
-      <w:rPr>
-        <w:rFonts w:ascii="Times New Roman" w:hAnsi="Times New Roman" w:eastAsia="Times New Roman" w:cs="Times New Roman"/>
-        <w:b w:val="0"/>
-        <w:color w:val="000000"/>
         <w:sz w:val="20"/>
       </w:rPr>
       <w:fldChar w:fldCharType="begin"/>
@@ -17922,7 +17943,6 @@
       <w:rPr>
         <w:rFonts w:ascii="Times New Roman" w:hAnsi="Times New Roman" w:eastAsia="Times New Roman" w:cs="Times New Roman"/>
         <w:b w:val="0"/>
-        <w:color w:val="000000"/>
         <w:sz w:val="20"/>
       </w:rPr>
       <w:instrText xml:space="preserve"> PAGE </w:instrText>
@@ -17931,91 +17951,9 @@
       <w:rPr>
         <w:rFonts w:ascii="Times New Roman" w:hAnsi="Times New Roman" w:eastAsia="Times New Roman" w:cs="Times New Roman"/>
         <w:b w:val="0"/>
-        <w:color w:val="000000"/>
-        <w:sz w:val="20"/>
-      </w:rPr>
-      <w:fldChar w:fldCharType="separate"/>
-    </w:r>
-    <w:r>
-      <w:rPr>
-        <w:rFonts w:ascii="Times New Roman" w:hAnsi="Times New Roman" w:eastAsia="Times New Roman" w:cs="Times New Roman"/>
-        <w:b w:val="0"/>
-        <w:color w:val="000000"/>
-        <w:sz w:val="20"/>
-      </w:rPr>
-      <w:t>1</w:t>
-    </w:r>
-    <w:r>
-      <w:rPr>
-        <w:rFonts w:ascii="Times New Roman" w:hAnsi="Times New Roman" w:eastAsia="Times New Roman" w:cs="Times New Roman"/>
-        <w:b w:val="0"/>
-        <w:color w:val="000000"/>
         <w:sz w:val="20"/>
       </w:rPr>
       <w:fldChar w:fldCharType="end"/>
-    </w:r>
-    <w:r>
-      <w:rPr>
-        <w:rFonts w:ascii="Times New Roman" w:hAnsi="Times New Roman" w:eastAsia="Times New Roman" w:cs="Times New Roman"/>
-        <w:b w:val="0"/>
-        <w:color w:val="000000"/>
-        <w:sz w:val="20"/>
-      </w:rPr>
-      <w:t xml:space="preserve"> 页 / 共 </w:t>
-    </w:r>
-    <w:r>
-      <w:rPr>
-        <w:rFonts w:ascii="Times New Roman" w:hAnsi="Times New Roman" w:eastAsia="Times New Roman" w:cs="Times New Roman"/>
-        <w:b w:val="0"/>
-        <w:color w:val="000000"/>
-        <w:sz w:val="20"/>
-      </w:rPr>
-      <w:fldChar w:fldCharType="begin"/>
-    </w:r>
-    <w:r>
-      <w:rPr>
-        <w:rFonts w:ascii="Times New Roman" w:hAnsi="Times New Roman" w:eastAsia="Times New Roman" w:cs="Times New Roman"/>
-        <w:b w:val="0"/>
-        <w:color w:val="000000"/>
-        <w:sz w:val="20"/>
-      </w:rPr>
-      <w:instrText xml:space="preserve"> NUMPAGES </w:instrText>
-    </w:r>
-    <w:r>
-      <w:rPr>
-        <w:rFonts w:ascii="Times New Roman" w:hAnsi="Times New Roman" w:eastAsia="Times New Roman" w:cs="Times New Roman"/>
-        <w:b w:val="0"/>
-        <w:color w:val="000000"/>
-        <w:sz w:val="20"/>
-      </w:rPr>
-      <w:fldChar w:fldCharType="separate"/>
-    </w:r>
-    <w:r>
-      <w:rPr>
-        <w:rFonts w:ascii="Times New Roman" w:hAnsi="Times New Roman" w:eastAsia="Times New Roman" w:cs="Times New Roman"/>
-        <w:b w:val="0"/>
-        <w:color w:val="000000"/>
-        <w:sz w:val="20"/>
-      </w:rPr>
-      <w:t>1</w:t>
-    </w:r>
-    <w:r>
-      <w:rPr>
-        <w:rFonts w:ascii="Times New Roman" w:hAnsi="Times New Roman" w:eastAsia="Times New Roman" w:cs="Times New Roman"/>
-        <w:b w:val="0"/>
-        <w:color w:val="000000"/>
-        <w:sz w:val="20"/>
-      </w:rPr>
-      <w:fldChar w:fldCharType="end"/>
-    </w:r>
-    <w:r>
-      <w:rPr>
-        <w:rFonts w:ascii="Times New Roman" w:hAnsi="Times New Roman" w:eastAsia="Times New Roman" w:cs="Times New Roman"/>
-        <w:b w:val="0"/>
-        <w:color w:val="000000"/>
-        <w:sz w:val="20"/>
-      </w:rPr>
-      <w:t xml:space="preserve"> 页</w:t>
     </w:r>
   </w:p>
 </w:ftr>
@@ -18038,28 +17976,6 @@
     </w:p>
   </w:footnote>
 </w:footnotes>
-</file>
-
-<file path=word/header1.xml><?xml version="1.0" encoding="utf-8"?>
-<w:hdr xmlns:m="http://schemas.openxmlformats.org/officeDocument/2006/math" xmlns:mc="http://schemas.openxmlformats.org/markup-compatibility/2006" xmlns:mo="http://schemas.microsoft.com/office/mac/office/2008/main" xmlns:mv="urn:schemas-microsoft-com:mac:vml" xmlns:o="urn:schemas-microsoft-com:office:office" xmlns:r="http://schemas.openxmlformats.org/officeDocument/2006/relationships" xmlns:v="urn:schemas-microsoft-com:vml" xmlns:w10="urn:schemas-microsoft-com:office:word" xmlns:w14="http://schemas.microsoft.com/office/word/2010/wordml" xmlns:w="http://schemas.openxmlformats.org/wordprocessingml/2006/main" xmlns:wne="http://schemas.microsoft.com/office/word/2006/wordml" xmlns:wp14="http://schemas.microsoft.com/office/word/2010/wordprocessingDrawing" xmlns:wp="http://schemas.openxmlformats.org/drawingml/2006/wordprocessingDrawing" xmlns:wpc="http://schemas.microsoft.com/office/word/2010/wordprocessingCanvas" xmlns:wpg="http://schemas.microsoft.com/office/word/2010/wordprocessingGroup" xmlns:wpi="http://schemas.microsoft.com/office/word/2010/wordprocessingInk" xmlns:wps="http://schemas.microsoft.com/office/word/2010/wordprocessingShape" mc:Ignorable="w14 wp14">
-  <w:p>
-    <w:pPr>
-      <w:jc w:val="right"/>
-      <w:pBdr>
-        <w:bottom w:val="single" w:sz="4" w:space="2" w:color="000000"/>
-      </w:pBdr>
-    </w:pPr>
-    <w:r>
-      <w:rPr>
-        <w:rFonts w:ascii="Times New Roman" w:hAnsi="Times New Roman" w:eastAsia="Times New Roman" w:cs="Times New Roman"/>
-        <w:b w:val="0"/>
-        <w:color w:val="000000"/>
-        <w:sz w:val="18"/>
-      </w:rPr>
-      <w:t xml:space="preserve">第 10 章 有机合成设计</w:t>
-    </w:r>
-  </w:p>
-</w:hdr>
 </file>
 
 <file path=word/numbering.xml><?xml version="1.0" encoding="utf-8"?>

--- a/00-首页/题组Word/习题书/第三篇-有机化学/10-有机合成设计-学生版-打印版.docx
+++ b/00-首页/题组Word/习题书/第三篇-有机化学/10-有机合成设计-学生版-打印版.docx
@@ -6,8 +6,9 @@
     <w:p>
       <w:pPr>
         <w:pStyle w:val="Heading1"/>
-        <w:spacing w:before="280" w:after="120"/>
+        <w:spacing w:before="0" w:after="240"/>
         <w:jc w:val="center"/>
+        <w:keepNext/>
       </w:pPr>
       <w:r>
         <w:rPr>
@@ -54,7 +55,8 @@
     <w:p>
       <w:pPr>
         <w:pStyle w:val="Heading2"/>
-        <w:spacing w:before="280" w:after="120"/>
+        <w:spacing w:before="280" w:after="80"/>
+        <w:keepNext/>
       </w:pPr>
       <w:r>
         <w:rPr>
@@ -68,7 +70,8 @@
     <w:p>
       <w:pPr>
         <w:pStyle w:val="Heading2"/>
-        <w:spacing w:before="280" w:after="120"/>
+        <w:spacing w:before="280" w:after="80"/>
+        <w:keepNext/>
       </w:pPr>
       <w:r>
         <w:rPr>
@@ -86,6 +89,7 @@
     <w:p>
       <w:pPr>
         <w:pStyle w:val="FirstParagraph"/>
+        <w:ind w:firstLine="420"/>
       </w:pPr>
       <w:r>
         <w:rPr>
@@ -329,7 +333,8 @@
     <w:p>
       <w:pPr>
         <w:pStyle w:val="Heading2"/>
-        <w:spacing w:before="280" w:after="120"/>
+        <w:spacing w:before="280" w:after="80"/>
+        <w:keepNext/>
       </w:pPr>
       <w:r>
         <w:rPr>
@@ -379,7 +384,7 @@
         </w:rPr>
         <w:drawing>
           <wp:inline>
-            <wp:extent cx="3600000" cy="1587153"/>
+            <wp:extent cx="2659235" cy="1149100"/>
             <wp:effectExtent b="0" l="0" r="0" t="0"/>
             <wp:docPr descr="" title="" id="12" name="Picture"/>
             <a:graphic>
@@ -400,7 +405,7 @@
                   <pic:spPr bwMode="auto">
                     <a:xfrm>
                       <a:off x="0" y="0"/>
-                      <a:ext cx="3600000" cy="1587153"/>
+                      <a:ext cx="2659235" cy="1149100"/>
                     </a:xfrm>
                     <a:prstGeom prst="rect">
                       <a:avLst/>
@@ -422,6 +427,7 @@
     <w:p>
       <w:pPr>
         <w:pStyle w:val="BodyText"/>
+        <w:ind w:firstLine="420"/>
       </w:pPr>
       <w:r>
         <w:rPr>
@@ -526,7 +532,8 @@
     <w:p>
       <w:pPr>
         <w:pStyle w:val="Heading2"/>
-        <w:spacing w:before="280" w:after="120"/>
+        <w:spacing w:before="280" w:after="80"/>
+        <w:keepNext/>
       </w:pPr>
       <w:r>
         <w:rPr>
@@ -576,7 +583,7 @@
         </w:rPr>
         <w:drawing>
           <wp:inline>
-            <wp:extent cx="3600000" cy="618750"/>
+            <wp:extent cx="2667000" cy="441027"/>
             <wp:effectExtent b="0" l="0" r="0" t="0"/>
             <wp:docPr descr="" title="" id="16" name="Picture"/>
             <a:graphic>
@@ -597,7 +604,7 @@
                   <pic:spPr bwMode="auto">
                     <a:xfrm>
                       <a:off x="0" y="0"/>
-                      <a:ext cx="3600000" cy="618750"/>
+                      <a:ext cx="2667000" cy="441027"/>
                     </a:xfrm>
                     <a:prstGeom prst="rect">
                       <a:avLst/>
@@ -619,6 +626,7 @@
     <w:p>
       <w:pPr>
         <w:pStyle w:val="BodyText"/>
+        <w:ind w:firstLine="420"/>
       </w:pPr>
       <w:r>
         <w:rPr>
@@ -723,7 +731,8 @@
     <w:p>
       <w:pPr>
         <w:pStyle w:val="Heading2"/>
-        <w:spacing w:before="280" w:after="120"/>
+        <w:spacing w:before="280" w:after="80"/>
+        <w:keepNext/>
       </w:pPr>
       <w:r>
         <w:rPr>
@@ -761,7 +770,7 @@
         </w:rPr>
         <w:drawing>
           <wp:inline>
-            <wp:extent cx="3600000" cy="1411028"/>
+            <wp:extent cx="2667000" cy="1049311"/>
             <wp:effectExtent b="0" l="0" r="0" t="0"/>
             <wp:docPr descr="" title="" id="20" name="Picture"/>
             <a:graphic>
@@ -782,7 +791,7 @@
                   <pic:spPr bwMode="auto">
                     <a:xfrm>
                       <a:off x="0" y="0"/>
-                      <a:ext cx="3600000" cy="1411028"/>
+                      <a:ext cx="2667000" cy="1049311"/>
                     </a:xfrm>
                     <a:prstGeom prst="rect">
                       <a:avLst/>
@@ -841,7 +850,8 @@
     <w:p>
       <w:pPr>
         <w:pStyle w:val="Heading2"/>
-        <w:spacing w:before="280" w:after="120"/>
+        <w:spacing w:before="280" w:after="80"/>
+        <w:keepNext/>
       </w:pPr>
       <w:r>
         <w:rPr>
@@ -885,7 +895,7 @@
         </w:rPr>
         <w:drawing>
           <wp:inline>
-            <wp:extent cx="3600000" cy="990941"/>
+            <wp:extent cx="2667000" cy="734122"/>
             <wp:effectExtent b="0" l="0" r="0" t="0"/>
             <wp:docPr descr="" title="" id="24" name="Picture"/>
             <a:graphic>
@@ -906,7 +916,7 @@
                   <pic:spPr bwMode="auto">
                     <a:xfrm>
                       <a:off x="0" y="0"/>
-                      <a:ext cx="3600000" cy="990941"/>
+                      <a:ext cx="2667000" cy="734122"/>
                     </a:xfrm>
                     <a:prstGeom prst="rect">
                       <a:avLst/>
@@ -965,7 +975,8 @@
     <w:p>
       <w:pPr>
         <w:pStyle w:val="Heading2"/>
-        <w:spacing w:before="280" w:after="120"/>
+        <w:spacing w:before="280" w:after="80"/>
+        <w:keepNext/>
       </w:pPr>
       <w:r>
         <w:rPr>
@@ -1003,7 +1014,7 @@
         </w:rPr>
         <w:drawing>
           <wp:inline>
-            <wp:extent cx="3599997" cy="1040487"/>
+            <wp:extent cx="2667000" cy="770828"/>
             <wp:effectExtent b="0" l="0" r="0" t="0"/>
             <wp:docPr descr="" title="" id="28" name="Picture"/>
             <a:graphic>
@@ -1024,7 +1035,7 @@
                   <pic:spPr bwMode="auto">
                     <a:xfrm>
                       <a:off x="0" y="0"/>
-                      <a:ext cx="3599997" cy="1040487"/>
+                      <a:ext cx="2667000" cy="770828"/>
                     </a:xfrm>
                     <a:prstGeom prst="rect">
                       <a:avLst/>
@@ -1083,7 +1094,8 @@
     <w:p>
       <w:pPr>
         <w:pStyle w:val="Heading2"/>
-        <w:spacing w:before="280" w:after="120"/>
+        <w:spacing w:before="280" w:after="80"/>
+        <w:keepNext/>
       </w:pPr>
       <w:r>
         <w:rPr>
@@ -1121,7 +1133,7 @@
         </w:rPr>
         <w:drawing>
           <wp:inline>
-            <wp:extent cx="3599994" cy="370884"/>
+            <wp:extent cx="2667000" cy="262817"/>
             <wp:effectExtent b="0" l="0" r="0" t="0"/>
             <wp:docPr descr="" title="" id="32" name="Picture"/>
             <a:graphic>
@@ -1142,7 +1154,7 @@
                   <pic:spPr bwMode="auto">
                     <a:xfrm>
                       <a:off x="0" y="0"/>
-                      <a:ext cx="3599994" cy="370884"/>
+                      <a:ext cx="2667000" cy="262817"/>
                     </a:xfrm>
                     <a:prstGeom prst="rect">
                       <a:avLst/>
@@ -1201,7 +1213,8 @@
     <w:p>
       <w:pPr>
         <w:pStyle w:val="Heading2"/>
-        <w:spacing w:before="280" w:after="120"/>
+        <w:spacing w:before="280" w:after="80"/>
+        <w:keepNext/>
       </w:pPr>
       <w:r>
         <w:rPr>
@@ -1239,7 +1252,7 @@
         </w:rPr>
         <w:drawing>
           <wp:inline>
-            <wp:extent cx="3600000" cy="1135192"/>
+            <wp:extent cx="2667000" cy="838068"/>
             <wp:effectExtent b="0" l="0" r="0" t="0"/>
             <wp:docPr descr="" title="" id="36" name="Picture"/>
             <a:graphic>
@@ -1260,7 +1273,7 @@
                   <pic:spPr bwMode="auto">
                     <a:xfrm>
                       <a:off x="0" y="0"/>
-                      <a:ext cx="3600000" cy="1135192"/>
+                      <a:ext cx="2667000" cy="838068"/>
                     </a:xfrm>
                     <a:prstGeom prst="rect">
                       <a:avLst/>
@@ -1282,6 +1295,7 @@
     <w:p>
       <w:pPr>
         <w:pStyle w:val="BodyText"/>
+        <w:ind w:firstLine="420"/>
       </w:pPr>
       <w:r>
         <w:rPr>
@@ -1362,7 +1376,8 @@
     <w:p>
       <w:pPr>
         <w:pStyle w:val="Heading2"/>
-        <w:spacing w:before="280" w:after="120"/>
+        <w:spacing w:before="280" w:after="80"/>
+        <w:keepNext/>
       </w:pPr>
       <w:r>
         <w:rPr>
@@ -1400,7 +1415,7 @@
         </w:rPr>
         <w:drawing>
           <wp:inline>
-            <wp:extent cx="3600000" cy="1154348"/>
+            <wp:extent cx="2667000" cy="855179"/>
             <wp:effectExtent b="0" l="0" r="0" t="0"/>
             <wp:docPr descr="" title="" id="40" name="Picture"/>
             <a:graphic>
@@ -1421,7 +1436,7 @@
                   <pic:spPr bwMode="auto">
                     <a:xfrm>
                       <a:off x="0" y="0"/>
-                      <a:ext cx="3600000" cy="1154348"/>
+                      <a:ext cx="2667000" cy="855179"/>
                     </a:xfrm>
                     <a:prstGeom prst="rect">
                       <a:avLst/>
@@ -1443,6 +1458,7 @@
     <w:p>
       <w:pPr>
         <w:pStyle w:val="BodyText"/>
+        <w:ind w:firstLine="420"/>
       </w:pPr>
       <w:r>
         <w:rPr>
@@ -1523,7 +1539,8 @@
     <w:p>
       <w:pPr>
         <w:pStyle w:val="Heading2"/>
-        <w:spacing w:before="280" w:after="120"/>
+        <w:spacing w:before="280" w:after="80"/>
+        <w:keepNext/>
       </w:pPr>
       <w:r>
         <w:rPr>
@@ -1561,7 +1578,7 @@
         </w:rPr>
         <w:drawing>
           <wp:inline>
-            <wp:extent cx="3600000" cy="585788"/>
+            <wp:extent cx="2667000" cy="395518"/>
             <wp:effectExtent b="0" l="0" r="0" t="0"/>
             <wp:docPr descr="" title="" id="44" name="Picture"/>
             <a:graphic>
@@ -1582,7 +1599,7 @@
                   <pic:spPr bwMode="auto">
                     <a:xfrm>
                       <a:off x="0" y="0"/>
-                      <a:ext cx="3600000" cy="585788"/>
+                      <a:ext cx="2667000" cy="395518"/>
                     </a:xfrm>
                     <a:prstGeom prst="rect">
                       <a:avLst/>
@@ -1604,6 +1621,7 @@
     <w:p>
       <w:pPr>
         <w:pStyle w:val="BodyText"/>
+        <w:ind w:firstLine="420"/>
       </w:pPr>
       <w:r>
         <w:rPr>
@@ -1662,7 +1680,8 @@
     <w:p>
       <w:pPr>
         <w:pStyle w:val="Heading2"/>
-        <w:spacing w:before="280" w:after="120"/>
+        <w:spacing w:before="280" w:after="80"/>
+        <w:keepNext/>
       </w:pPr>
       <w:r>
         <w:rPr>
@@ -1710,6 +1729,7 @@
     <w:p>
       <w:pPr>
         <w:pStyle w:val="FirstParagraph"/>
+        <w:ind w:firstLine="420"/>
       </w:pPr>
       <w:r>
         <w:rPr>
@@ -1760,7 +1780,7 @@
         </w:rPr>
         <w:drawing>
           <wp:inline>
-            <wp:extent cx="3600000" cy="1212885"/>
+            <wp:extent cx="2667000" cy="898546"/>
             <wp:effectExtent b="0" l="0" r="0" t="0"/>
             <wp:docPr descr="" title="" id="48" name="Picture"/>
             <a:graphic>
@@ -1781,7 +1801,7 @@
                   <pic:spPr bwMode="auto">
                     <a:xfrm>
                       <a:off x="0" y="0"/>
-                      <a:ext cx="3600000" cy="1212885"/>
+                      <a:ext cx="2667000" cy="898546"/>
                     </a:xfrm>
                     <a:prstGeom prst="rect">
                       <a:avLst/>
@@ -1803,6 +1823,7 @@
     <w:p>
       <w:pPr>
         <w:pStyle w:val="BodyText"/>
+        <w:ind w:firstLine="420"/>
       </w:pPr>
       <w:r>
         <w:rPr>
@@ -1871,7 +1892,8 @@
     <w:p>
       <w:pPr>
         <w:pStyle w:val="Heading2"/>
-        <w:spacing w:before="280" w:after="120"/>
+        <w:spacing w:before="280" w:after="80"/>
+        <w:keepNext/>
       </w:pPr>
       <w:r>
         <w:rPr>
@@ -1931,6 +1953,7 @@
     <w:p>
       <w:pPr>
         <w:pStyle w:val="FirstParagraph"/>
+        <w:ind w:firstLine="420"/>
       </w:pPr>
       <w:r>
         <w:rPr>
@@ -2043,6 +2066,7 @@
     <w:p>
       <w:pPr>
         <w:pStyle w:val="BodyText"/>
+        <w:ind w:firstLine="420"/>
       </w:pPr>
       <w:r>
         <w:rPr>
@@ -2117,6 +2141,7 @@
           <w:ilvl w:val="0"/>
           <w:numId w:val="1001"/>
         </w:numPr>
+        <w:ind w:firstLine="420"/>
       </w:pPr>
       <w:r>
         <w:rPr>
@@ -2143,6 +2168,7 @@
           <w:ilvl w:val="0"/>
           <w:numId w:val="1001"/>
         </w:numPr>
+        <w:ind w:firstLine="420"/>
       </w:pPr>
       <w:r>
         <w:rPr>
@@ -2157,6 +2183,7 @@
           <w:ilvl w:val="0"/>
           <w:numId w:val="1001"/>
         </w:numPr>
+        <w:ind w:firstLine="420"/>
       </w:pPr>
       <w:r>
         <w:rPr>
@@ -2171,6 +2198,7 @@
           <w:ilvl w:val="0"/>
           <w:numId w:val="1001"/>
         </w:numPr>
+        <w:ind w:firstLine="420"/>
       </w:pPr>
       <w:r>
         <w:rPr>
@@ -2182,6 +2210,7 @@
     <w:p>
       <w:pPr>
         <w:pStyle w:val="FirstParagraph"/>
+        <w:ind w:firstLine="420"/>
       </w:pPr>
       <w:r>
         <w:rPr>
@@ -2447,6 +2476,7 @@
     <w:p>
       <w:pPr>
         <w:pStyle w:val="BodyText"/>
+        <w:ind w:firstLine="420"/>
       </w:pPr>
       <w:r>
         <w:rPr>
@@ -2655,6 +2685,7 @@
     <w:p>
       <w:pPr>
         <w:pStyle w:val="BodyText"/>
+        <w:ind w:firstLine="420"/>
       </w:pPr>
       <w:r>
         <w:rPr>
@@ -2684,6 +2715,7 @@
     <w:p>
       <w:pPr>
         <w:pStyle w:val="BodyText"/>
+        <w:ind w:firstLine="420"/>
       </w:pPr>
       <w:r>
         <w:rPr>
@@ -2765,7 +2797,8 @@
     <w:p>
       <w:pPr>
         <w:pStyle w:val="Heading2"/>
-        <w:spacing w:before="280" w:after="120"/>
+        <w:spacing w:before="280" w:after="80"/>
+        <w:keepNext/>
       </w:pPr>
       <w:r>
         <w:rPr>
@@ -2779,7 +2812,8 @@
     <w:p>
       <w:pPr>
         <w:pStyle w:val="Heading2"/>
-        <w:spacing w:before="280" w:after="120"/>
+        <w:spacing w:before="280" w:after="80"/>
+        <w:keepNext/>
       </w:pPr>
       <w:r>
         <w:rPr>
@@ -2797,6 +2831,7 @@
     <w:p>
       <w:pPr>
         <w:pStyle w:val="FirstParagraph"/>
+        <w:ind w:firstLine="420"/>
       </w:pPr>
       <w:r>
         <w:rPr>
@@ -2862,6 +2897,7 @@
     <w:p>
       <w:pPr>
         <w:pStyle w:val="BodyText"/>
+        <w:ind w:firstLine="420"/>
       </w:pPr>
       <w:r>
         <w:rPr>
@@ -2906,7 +2942,7 @@
         </w:rPr>
         <w:drawing>
           <wp:inline>
-            <wp:extent cx="3600000" cy="589520"/>
+            <wp:extent cx="2667000" cy="435784"/>
             <wp:effectExtent b="0" l="0" r="0" t="0"/>
             <wp:docPr descr="" title="" id="54" name="Picture"/>
             <a:graphic>
@@ -2927,7 +2963,7 @@
                   <pic:spPr bwMode="auto">
                     <a:xfrm>
                       <a:off x="0" y="0"/>
-                      <a:ext cx="3600000" cy="589520"/>
+                      <a:ext cx="2667000" cy="435784"/>
                     </a:xfrm>
                     <a:prstGeom prst="rect">
                       <a:avLst/>
@@ -3001,7 +3037,8 @@
     <w:p>
       <w:pPr>
         <w:pStyle w:val="Heading2"/>
-        <w:spacing w:before="280" w:after="120"/>
+        <w:spacing w:before="280" w:after="80"/>
+        <w:keepNext/>
       </w:pPr>
       <w:r>
         <w:rPr>
@@ -3019,6 +3056,7 @@
     <w:p>
       <w:pPr>
         <w:pStyle w:val="FirstParagraph"/>
+        <w:ind w:firstLine="420"/>
       </w:pPr>
       <w:r>
         <w:rPr>
@@ -3072,6 +3110,7 @@
     <w:p>
       <w:pPr>
         <w:pStyle w:val="BodyText"/>
+        <w:ind w:firstLine="420"/>
       </w:pPr>
       <w:r>
         <w:rPr>
@@ -3116,7 +3155,7 @@
         </w:rPr>
         <w:drawing>
           <wp:inline>
-            <wp:extent cx="3599994" cy="599999"/>
+            <wp:extent cx="2667000" cy="444500"/>
             <wp:effectExtent b="0" l="0" r="0" t="0"/>
             <wp:docPr descr="" title="" id="58" name="Picture"/>
             <a:graphic>
@@ -3137,7 +3176,7 @@
                   <pic:spPr bwMode="auto">
                     <a:xfrm>
                       <a:off x="0" y="0"/>
-                      <a:ext cx="3599994" cy="599999"/>
+                      <a:ext cx="2667000" cy="444500"/>
                     </a:xfrm>
                     <a:prstGeom prst="rect">
                       <a:avLst/>
@@ -3196,7 +3235,8 @@
     <w:p>
       <w:pPr>
         <w:pStyle w:val="Heading2"/>
-        <w:spacing w:before="280" w:after="120"/>
+        <w:spacing w:before="280" w:after="80"/>
+        <w:keepNext/>
       </w:pPr>
       <w:r>
         <w:rPr>
@@ -3214,6 +3254,7 @@
     <w:p>
       <w:pPr>
         <w:pStyle w:val="FirstParagraph"/>
+        <w:ind w:firstLine="420"/>
       </w:pPr>
       <w:r>
         <w:rPr>
@@ -3291,6 +3332,7 @@
     <w:p>
       <w:pPr>
         <w:pStyle w:val="BodyText"/>
+        <w:ind w:firstLine="420"/>
       </w:pPr>
       <w:r>
         <w:rPr>
@@ -3341,7 +3383,7 @@
         </w:rPr>
         <w:drawing>
           <wp:inline>
-            <wp:extent cx="3600000" cy="580510"/>
+            <wp:extent cx="2667000" cy="430061"/>
             <wp:effectExtent b="0" l="0" r="0" t="0"/>
             <wp:docPr descr="" title="" id="62" name="Picture"/>
             <a:graphic>
@@ -3362,7 +3404,7 @@
                   <pic:spPr bwMode="auto">
                     <a:xfrm>
                       <a:off x="0" y="0"/>
-                      <a:ext cx="3600000" cy="580510"/>
+                      <a:ext cx="2667000" cy="430061"/>
                     </a:xfrm>
                     <a:prstGeom prst="rect">
                       <a:avLst/>
@@ -3393,7 +3435,7 @@
         </w:rPr>
         <w:drawing>
           <wp:inline>
-            <wp:extent cx="3600000" cy="1030389"/>
+            <wp:extent cx="2667000" cy="763346"/>
             <wp:effectExtent b="0" l="0" r="0" t="0"/>
             <wp:docPr descr="" title="" id="65" name="Picture"/>
             <a:graphic>
@@ -3414,7 +3456,7 @@
                   <pic:spPr bwMode="auto">
                     <a:xfrm>
                       <a:off x="0" y="0"/>
-                      <a:ext cx="3600000" cy="1030389"/>
+                      <a:ext cx="2667000" cy="763346"/>
                     </a:xfrm>
                     <a:prstGeom prst="rect">
                       <a:avLst/>
@@ -3445,7 +3487,7 @@
         </w:rPr>
         <w:drawing>
           <wp:inline>
-            <wp:extent cx="3395624" cy="1109387"/>
+            <wp:extent cx="2643552" cy="844061"/>
             <wp:effectExtent b="0" l="0" r="0" t="0"/>
             <wp:docPr descr="" title="" id="68" name="Picture"/>
             <a:graphic>
@@ -3466,7 +3508,7 @@
                   <pic:spPr bwMode="auto">
                     <a:xfrm>
                       <a:off x="0" y="0"/>
-                      <a:ext cx="3395624" cy="1109387"/>
+                      <a:ext cx="2643552" cy="844061"/>
                     </a:xfrm>
                     <a:prstGeom prst="rect">
                       <a:avLst/>
@@ -3540,7 +3582,8 @@
     <w:p>
       <w:pPr>
         <w:pStyle w:val="Heading2"/>
-        <w:spacing w:before="280" w:after="120"/>
+        <w:spacing w:before="280" w:after="80"/>
+        <w:keepNext/>
       </w:pPr>
       <w:r>
         <w:rPr>
@@ -3564,6 +3607,7 @@
     <w:p>
       <w:pPr>
         <w:pStyle w:val="FirstParagraph"/>
+        <w:ind w:firstLine="420"/>
       </w:pPr>
       <w:r>
         <w:rPr>
@@ -3633,6 +3677,7 @@
           <w:ilvl w:val="0"/>
           <w:numId w:val="1002"/>
         </w:numPr>
+        <w:ind w:firstLine="420"/>
       </w:pPr>
       <w:r>
         <w:rPr>
@@ -3654,6 +3699,7 @@
           <w:ilvl w:val="0"/>
           <w:numId w:val="1002"/>
         </w:numPr>
+        <w:ind w:firstLine="420"/>
       </w:pPr>
       <w:r>
         <w:rPr>
@@ -3675,6 +3721,7 @@
           <w:ilvl w:val="0"/>
           <w:numId w:val="1002"/>
         </w:numPr>
+        <w:ind w:firstLine="420"/>
       </w:pPr>
       <w:r>
         <w:rPr>
@@ -3708,6 +3755,7 @@
           <w:ilvl w:val="0"/>
           <w:numId w:val="1002"/>
         </w:numPr>
+        <w:ind w:firstLine="420"/>
       </w:pPr>
       <w:r>
         <w:rPr>
@@ -3725,6 +3773,7 @@
     <w:p>
       <w:pPr>
         <w:pStyle w:val="FirstParagraph"/>
+        <w:ind w:firstLine="420"/>
       </w:pPr>
       <w:r>
         <w:rPr>
@@ -3769,7 +3818,7 @@
         </w:rPr>
         <w:drawing>
           <wp:inline>
-            <wp:extent cx="3599999" cy="1696240"/>
+            <wp:extent cx="2667000" cy="1256631"/>
             <wp:effectExtent b="0" l="0" r="0" t="0"/>
             <wp:docPr descr="" title="" id="72" name="Picture"/>
             <a:graphic>
@@ -3790,7 +3839,7 @@
                   <pic:spPr bwMode="auto">
                     <a:xfrm>
                       <a:off x="0" y="0"/>
-                      <a:ext cx="3599999" cy="1696240"/>
+                      <a:ext cx="2667000" cy="1256631"/>
                     </a:xfrm>
                     <a:prstGeom prst="rect">
                       <a:avLst/>
@@ -3924,7 +3973,8 @@
     <w:p>
       <w:pPr>
         <w:pStyle w:val="Heading2"/>
-        <w:spacing w:before="280" w:after="120"/>
+        <w:spacing w:before="280" w:after="80"/>
+        <w:keepNext/>
       </w:pPr>
       <w:r>
         <w:rPr>
@@ -3942,6 +3992,7 @@
     <w:p>
       <w:pPr>
         <w:pStyle w:val="FirstParagraph"/>
+        <w:ind w:firstLine="420"/>
       </w:pPr>
       <w:r>
         <w:rPr>
@@ -4007,6 +4058,7 @@
     <w:p>
       <w:pPr>
         <w:pStyle w:val="BodyText"/>
+        <w:ind w:firstLine="420"/>
       </w:pPr>
       <w:r>
         <w:rPr>
@@ -4057,7 +4109,7 @@
         </w:rPr>
         <w:drawing>
           <wp:inline>
-            <wp:extent cx="3600000" cy="826875"/>
+            <wp:extent cx="2667000" cy="620911"/>
             <wp:effectExtent b="0" l="0" r="0" t="0"/>
             <wp:docPr descr="" title="" id="76" name="Picture"/>
             <a:graphic>
@@ -4078,7 +4130,7 @@
                   <pic:spPr bwMode="auto">
                     <a:xfrm>
                       <a:off x="0" y="0"/>
-                      <a:ext cx="3600000" cy="826875"/>
+                      <a:ext cx="2667000" cy="620911"/>
                     </a:xfrm>
                     <a:prstGeom prst="rect">
                       <a:avLst/>
@@ -4152,7 +4204,8 @@
     <w:p>
       <w:pPr>
         <w:pStyle w:val="Heading2"/>
-        <w:spacing w:before="280" w:after="120"/>
+        <w:spacing w:before="280" w:after="80"/>
+        <w:keepNext/>
       </w:pPr>
       <w:r>
         <w:rPr>
@@ -4200,6 +4253,7 @@
     <w:p>
       <w:pPr>
         <w:pStyle w:val="FirstParagraph"/>
+        <w:ind w:firstLine="420"/>
       </w:pPr>
       <w:r>
         <w:rPr>
@@ -4721,6 +4775,7 @@
     <w:p>
       <w:pPr>
         <w:pStyle w:val="BodyText"/>
+        <w:ind w:firstLine="420"/>
       </w:pPr>
       <w:r>
         <w:rPr>
@@ -4986,6 +5041,7 @@
     <w:p>
       <w:pPr>
         <w:pStyle w:val="BodyText"/>
+        <w:ind w:firstLine="420"/>
       </w:pPr>
       <w:r>
         <w:rPr>
@@ -5027,6 +5083,7 @@
     <w:p>
       <w:pPr>
         <w:pStyle w:val="BodyText"/>
+        <w:ind w:firstLine="420"/>
       </w:pPr>
       <w:r>
         <w:rPr>
@@ -5159,6 +5216,7 @@
     <w:p>
       <w:pPr>
         <w:pStyle w:val="BodyText"/>
+        <w:ind w:firstLine="420"/>
       </w:pPr>
       <w:r>
         <w:rPr>
@@ -5206,6 +5264,7 @@
     <w:p>
       <w:pPr>
         <w:pStyle w:val="BodyText"/>
+        <w:ind w:firstLine="420"/>
       </w:pPr>
       <w:r>
         <w:rPr>
@@ -5263,6 +5322,7 @@
     <w:p>
       <w:pPr>
         <w:pStyle w:val="FirstParagraph"/>
+        <w:ind w:firstLine="420"/>
       </w:pPr>
       <w:r>
         <w:rPr>
@@ -5403,6 +5463,7 @@
     <w:p>
       <w:pPr>
         <w:pStyle w:val="FirstParagraph"/>
+        <w:ind w:firstLine="420"/>
       </w:pPr>
       <w:r>
         <w:rPr>
@@ -5442,6 +5503,7 @@
     <w:p>
       <w:pPr>
         <w:pStyle w:val="FirstParagraph"/>
+        <w:ind w:firstLine="420"/>
       </w:pPr>
       <w:r>
         <w:rPr>
@@ -5649,6 +5711,7 @@
     <w:p>
       <w:pPr>
         <w:pStyle w:val="FirstParagraph"/>
+        <w:ind w:firstLine="420"/>
       </w:pPr>
       <w:r>
         <w:rPr>
@@ -5913,6 +5976,7 @@
     <w:p>
       <w:pPr>
         <w:pStyle w:val="FirstParagraph"/>
+        <w:ind w:firstLine="420"/>
       </w:pPr>
       <w:r>
         <w:rPr>
@@ -6301,6 +6365,7 @@
     <w:p>
       <w:pPr>
         <w:pStyle w:val="FirstParagraph"/>
+        <w:ind w:firstLine="420"/>
       </w:pPr>
       <w:r>
         <w:rPr>
@@ -6424,6 +6489,7 @@
     <w:p>
       <w:pPr>
         <w:pStyle w:val="FirstParagraph"/>
+        <w:ind w:firstLine="420"/>
       </w:pPr>
       <w:r>
         <w:rPr>
@@ -6487,6 +6553,7 @@
     <w:p>
       <w:pPr>
         <w:pStyle w:val="FirstParagraph"/>
+        <w:ind w:firstLine="420"/>
       </w:pPr>
       <w:r>
         <w:rPr>
@@ -6569,6 +6636,7 @@
           <w:ilvl w:val="0"/>
           <w:numId w:val="1004"/>
         </w:numPr>
+        <w:ind w:firstLine="420"/>
       </w:pPr>
       <w:r>
         <w:rPr>
@@ -6583,6 +6651,7 @@
           <w:ilvl w:val="0"/>
           <w:numId w:val="1004"/>
         </w:numPr>
+        <w:ind w:firstLine="420"/>
       </w:pPr>
       <w:r>
         <w:rPr>
@@ -6597,6 +6666,7 @@
           <w:ilvl w:val="0"/>
           <w:numId w:val="1004"/>
         </w:numPr>
+        <w:ind w:firstLine="420"/>
       </w:pPr>
       <w:r>
         <w:rPr>
@@ -6660,7 +6730,8 @@
     <w:p>
       <w:pPr>
         <w:pStyle w:val="Heading2"/>
-        <w:spacing w:before="280" w:after="120"/>
+        <w:spacing w:before="280" w:after="80"/>
+        <w:keepNext/>
       </w:pPr>
       <w:r>
         <w:rPr>
@@ -6684,6 +6755,7 @@
     <w:p>
       <w:pPr>
         <w:pStyle w:val="FirstParagraph"/>
+        <w:ind w:firstLine="420"/>
       </w:pPr>
       <w:r>
         <w:rPr>
@@ -6773,6 +6845,7 @@
     <w:p>
       <w:pPr>
         <w:pStyle w:val="BodyText"/>
+        <w:ind w:firstLine="420"/>
       </w:pPr>
       <w:r>
         <w:rPr>
@@ -6862,6 +6935,7 @@
     <w:p>
       <w:pPr>
         <w:pStyle w:val="BodyText"/>
+        <w:ind w:firstLine="420"/>
       </w:pPr>
       <w:r>
         <w:rPr>
@@ -7014,6 +7088,7 @@
     <w:p>
       <w:pPr>
         <w:pStyle w:val="BodyText"/>
+        <w:ind w:firstLine="420"/>
       </w:pPr>
       <w:r>
         <w:rPr>
@@ -7171,6 +7246,7 @@
     <w:p>
       <w:pPr>
         <w:pStyle w:val="BodyText"/>
+        <w:ind w:firstLine="420"/>
       </w:pPr>
       <w:r>
         <w:rPr>
@@ -7358,6 +7434,7 @@
     <w:p>
       <w:pPr>
         <w:pStyle w:val="BodyText"/>
+        <w:ind w:firstLine="420"/>
       </w:pPr>
       <w:r>
         <w:rPr>
@@ -7503,6 +7580,7 @@
     <w:p>
       <w:pPr>
         <w:pStyle w:val="BodyText"/>
+        <w:ind w:firstLine="420"/>
       </w:pPr>
       <w:r>
         <w:rPr>
@@ -7756,6 +7834,7 @@
     <w:p>
       <w:pPr>
         <w:pStyle w:val="BodyText"/>
+        <w:ind w:firstLine="420"/>
       </w:pPr>
       <w:r>
         <w:rPr>
@@ -7859,6 +7938,7 @@
     <w:p>
       <w:pPr>
         <w:pStyle w:val="BodyText"/>
+        <w:ind w:firstLine="420"/>
       </w:pPr>
       <w:r>
         <w:rPr>
@@ -8034,6 +8114,7 @@
     <w:p>
       <w:pPr>
         <w:pStyle w:val="BodyText"/>
+        <w:ind w:firstLine="420"/>
       </w:pPr>
       <w:r>
         <w:rPr>
@@ -8125,6 +8206,7 @@
     <w:p>
       <w:pPr>
         <w:pStyle w:val="BodyText"/>
+        <w:ind w:firstLine="420"/>
       </w:pPr>
       <w:r>
         <w:rPr>
@@ -8220,7 +8302,8 @@
     <w:p>
       <w:pPr>
         <w:pStyle w:val="Heading2"/>
-        <w:spacing w:before="280" w:after="120"/>
+        <w:spacing w:before="280" w:after="80"/>
+        <w:keepNext/>
       </w:pPr>
       <w:r>
         <w:rPr>
@@ -8255,6 +8338,7 @@
     <w:p>
       <w:pPr>
         <w:pStyle w:val="BodyText"/>
+        <w:ind w:firstLine="420"/>
       </w:pPr>
       <w:r>
         <w:rPr>
@@ -8356,6 +8440,7 @@
     <w:p>
       <w:pPr>
         <w:pStyle w:val="BodyText"/>
+        <w:ind w:firstLine="420"/>
       </w:pPr>
       <w:r>
         <w:rPr>
@@ -8379,6 +8464,7 @@
     <w:p>
       <w:pPr>
         <w:pStyle w:val="BodyText"/>
+        <w:ind w:firstLine="420"/>
       </w:pPr>
       <w:r>
         <w:rPr>
@@ -8553,6 +8639,7 @@
     <w:p>
       <w:pPr>
         <w:pStyle w:val="BodyText"/>
+        <w:ind w:firstLine="420"/>
       </w:pPr>
       <w:r>
         <w:rPr>
@@ -8612,6 +8699,7 @@
     <w:p>
       <w:pPr>
         <w:pStyle w:val="BodyText"/>
+        <w:ind w:firstLine="420"/>
       </w:pPr>
       <w:r>
         <w:rPr>
@@ -8659,6 +8747,7 @@
     <w:p>
       <w:pPr>
         <w:pStyle w:val="BodyText"/>
+        <w:ind w:firstLine="420"/>
       </w:pPr>
       <w:r>
         <w:rPr>
@@ -8758,7 +8847,8 @@
     <w:p>
       <w:pPr>
         <w:pStyle w:val="Heading2"/>
-        <w:spacing w:before="280" w:after="120"/>
+        <w:spacing w:before="280" w:after="80"/>
+        <w:keepNext/>
       </w:pPr>
       <w:r>
         <w:rPr>
@@ -8793,6 +8883,7 @@
     <w:p>
       <w:pPr>
         <w:pStyle w:val="BodyText"/>
+        <w:ind w:firstLine="420"/>
       </w:pPr>
       <w:r>
         <w:rPr>
@@ -8864,6 +8955,7 @@
     <w:p>
       <w:pPr>
         <w:pStyle w:val="BodyText"/>
+        <w:ind w:firstLine="420"/>
       </w:pPr>
       <w:r>
         <w:rPr>
@@ -8996,6 +9088,7 @@
     <w:p>
       <w:pPr>
         <w:pStyle w:val="BodyText"/>
+        <w:ind w:firstLine="420"/>
       </w:pPr>
       <w:r>
         <w:rPr>
@@ -9055,6 +9148,7 @@
     <w:p>
       <w:pPr>
         <w:pStyle w:val="BodyText"/>
+        <w:ind w:firstLine="420"/>
       </w:pPr>
       <w:r>
         <w:rPr>
@@ -9210,6 +9304,7 @@
     <w:p>
       <w:pPr>
         <w:pStyle w:val="BodyText"/>
+        <w:ind w:firstLine="420"/>
       </w:pPr>
       <w:r>
         <w:rPr>
@@ -9411,7 +9506,8 @@
     <w:p>
       <w:pPr>
         <w:pStyle w:val="Heading2"/>
-        <w:spacing w:before="280" w:after="120"/>
+        <w:spacing w:before="280" w:after="80"/>
+        <w:keepNext/>
       </w:pPr>
       <w:r>
         <w:rPr>
@@ -9435,6 +9531,7 @@
     <w:p>
       <w:pPr>
         <w:pStyle w:val="FirstParagraph"/>
+        <w:ind w:firstLine="420"/>
       </w:pPr>
       <w:r>
         <w:rPr>
@@ -9473,6 +9570,7 @@
           <w:ilvl w:val="0"/>
           <w:numId w:val="1005"/>
         </w:numPr>
+        <w:ind w:firstLine="420"/>
       </w:pPr>
       <w:r>
         <w:rPr>
@@ -9541,6 +9639,7 @@
           <w:ilvl w:val="0"/>
           <w:numId w:val="1005"/>
         </w:numPr>
+        <w:ind w:firstLine="420"/>
       </w:pPr>
       <w:r>
         <w:rPr>
@@ -9609,6 +9708,7 @@
           <w:ilvl w:val="0"/>
           <w:numId w:val="1005"/>
         </w:numPr>
+        <w:ind w:firstLine="420"/>
       </w:pPr>
       <w:r>
         <w:rPr>
@@ -9641,6 +9741,7 @@
           <w:ilvl w:val="0"/>
           <w:numId w:val="1005"/>
         </w:numPr>
+        <w:ind w:firstLine="420"/>
       </w:pPr>
       <w:r>
         <w:rPr>
@@ -9763,6 +9864,7 @@
           <w:ilvl w:val="0"/>
           <w:numId w:val="1005"/>
         </w:numPr>
+        <w:ind w:firstLine="420"/>
       </w:pPr>
       <w:r>
         <w:rPr>
@@ -9820,6 +9922,7 @@
           <w:ilvl w:val="0"/>
           <w:numId w:val="1005"/>
         </w:numPr>
+        <w:ind w:firstLine="420"/>
       </w:pPr>
       <w:r>
         <w:rPr>
@@ -9955,7 +10058,8 @@
     <w:p>
       <w:pPr>
         <w:pStyle w:val="Heading2"/>
-        <w:spacing w:before="280" w:after="120"/>
+        <w:spacing w:before="280" w:after="80"/>
+        <w:keepNext/>
       </w:pPr>
       <w:r>
         <w:rPr>
@@ -9973,6 +10077,7 @@
     <w:p>
       <w:pPr>
         <w:pStyle w:val="FirstParagraph"/>
+        <w:ind w:firstLine="420"/>
       </w:pPr>
       <w:r>
         <w:rPr>
@@ -10180,6 +10285,7 @@
     <w:p>
       <w:pPr>
         <w:pStyle w:val="BodyText"/>
+        <w:ind w:firstLine="420"/>
       </w:pPr>
       <w:r>
         <w:rPr>
@@ -10585,6 +10691,7 @@
     <w:p>
       <w:pPr>
         <w:pStyle w:val="BodyText"/>
+        <w:ind w:firstLine="420"/>
       </w:pPr>
       <w:r>
         <w:rPr>
@@ -10780,7 +10887,8 @@
     <w:p>
       <w:pPr>
         <w:pStyle w:val="Heading2"/>
-        <w:spacing w:before="280" w:after="120"/>
+        <w:spacing w:before="280" w:after="80"/>
+        <w:keepNext/>
       </w:pPr>
       <w:r>
         <w:rPr>
@@ -10798,6 +10906,7 @@
     <w:p>
       <w:pPr>
         <w:pStyle w:val="FirstParagraph"/>
+        <w:ind w:firstLine="420"/>
       </w:pPr>
       <w:r>
         <w:rPr>
@@ -10932,7 +11041,7 @@
         </w:rPr>
         <w:drawing>
           <wp:inline>
-            <wp:extent cx="3600000" cy="791316"/>
+            <wp:extent cx="2667000" cy="586233"/>
             <wp:effectExtent b="0" l="0" r="0" t="0"/>
             <wp:docPr descr="" title="" id="86" name="Picture"/>
             <a:graphic>
@@ -10953,7 +11062,7 @@
                   <pic:spPr bwMode="auto">
                     <a:xfrm>
                       <a:off x="0" y="0"/>
-                      <a:ext cx="3600000" cy="791316"/>
+                      <a:ext cx="2667000" cy="586233"/>
                     </a:xfrm>
                     <a:prstGeom prst="rect">
                       <a:avLst/>
@@ -10975,6 +11084,7 @@
     <w:p>
       <w:pPr>
         <w:pStyle w:val="BodyText"/>
+        <w:ind w:firstLine="420"/>
       </w:pPr>
       <w:r>
         <w:rPr>
@@ -11061,7 +11171,7 @@
         </w:rPr>
         <w:drawing>
           <wp:inline>
-            <wp:extent cx="3600000" cy="628462"/>
+            <wp:extent cx="2667000" cy="465586"/>
             <wp:effectExtent b="0" l="0" r="0" t="0"/>
             <wp:docPr descr="" title="" id="89" name="Picture"/>
             <a:graphic>
@@ -11082,7 +11192,7 @@
                   <pic:spPr bwMode="auto">
                     <a:xfrm>
                       <a:off x="0" y="0"/>
-                      <a:ext cx="3600000" cy="628462"/>
+                      <a:ext cx="2667000" cy="465586"/>
                     </a:xfrm>
                     <a:prstGeom prst="rect">
                       <a:avLst/>
@@ -11113,7 +11223,7 @@
         </w:rPr>
         <w:drawing>
           <wp:inline>
-            <wp:extent cx="3580916" cy="1090812"/>
+            <wp:extent cx="2652863" cy="808110"/>
             <wp:effectExtent b="0" l="0" r="0" t="0"/>
             <wp:docPr descr="" title="" id="92" name="Picture"/>
             <a:graphic>
@@ -11134,7 +11244,7 @@
                   <pic:spPr bwMode="auto">
                     <a:xfrm>
                       <a:off x="0" y="0"/>
-                      <a:ext cx="3580916" cy="1090812"/>
+                      <a:ext cx="2652863" cy="808110"/>
                     </a:xfrm>
                     <a:prstGeom prst="rect">
                       <a:avLst/>
@@ -11156,6 +11266,7 @@
     <w:p>
       <w:pPr>
         <w:pStyle w:val="BodyText"/>
+        <w:ind w:firstLine="420"/>
       </w:pPr>
       <w:r>
         <w:rPr>
@@ -11237,7 +11348,8 @@
     <w:p>
       <w:pPr>
         <w:pStyle w:val="Heading2"/>
-        <w:spacing w:before="280" w:after="120"/>
+        <w:spacing w:before="280" w:after="80"/>
+        <w:keepNext/>
       </w:pPr>
       <w:r>
         <w:rPr>
@@ -11255,6 +11367,7 @@
     <w:p>
       <w:pPr>
         <w:pStyle w:val="FirstParagraph"/>
+        <w:ind w:firstLine="420"/>
       </w:pPr>
       <w:r>
         <w:rPr>
@@ -11425,7 +11538,7 @@
         </w:rPr>
         <w:drawing>
           <wp:inline>
-            <wp:extent cx="3600000" cy="1613043"/>
+            <wp:extent cx="2667000" cy="1194996"/>
             <wp:effectExtent b="0" l="0" r="0" t="0"/>
             <wp:docPr descr="" title="" id="96" name="Picture"/>
             <a:graphic>
@@ -11446,7 +11559,7 @@
                   <pic:spPr bwMode="auto">
                     <a:xfrm>
                       <a:off x="0" y="0"/>
-                      <a:ext cx="3600000" cy="1613043"/>
+                      <a:ext cx="2667000" cy="1194996"/>
                     </a:xfrm>
                     <a:prstGeom prst="rect">
                       <a:avLst/>
@@ -11468,6 +11581,7 @@
     <w:p>
       <w:pPr>
         <w:pStyle w:val="BodyText"/>
+        <w:ind w:firstLine="420"/>
       </w:pPr>
       <w:r>
         <w:rPr>
@@ -11587,6 +11701,7 @@
     <w:p>
       <w:pPr>
         <w:pStyle w:val="BodyText"/>
+        <w:ind w:firstLine="420"/>
       </w:pPr>
       <w:r>
         <w:rPr>
@@ -11741,7 +11856,7 @@
         </w:rPr>
         <w:drawing>
           <wp:inline>
-            <wp:extent cx="3600000" cy="628895"/>
+            <wp:extent cx="2667000" cy="465906"/>
             <wp:effectExtent b="0" l="0" r="0" t="0"/>
             <wp:docPr descr="" title="" id="99" name="Picture"/>
             <a:graphic>
@@ -11762,7 +11877,7 @@
                   <pic:spPr bwMode="auto">
                     <a:xfrm>
                       <a:off x="0" y="0"/>
-                      <a:ext cx="3600000" cy="628895"/>
+                      <a:ext cx="2667000" cy="465906"/>
                     </a:xfrm>
                     <a:prstGeom prst="rect">
                       <a:avLst/>
@@ -11784,6 +11899,7 @@
     <w:p>
       <w:pPr>
         <w:pStyle w:val="BodyText"/>
+        <w:ind w:firstLine="420"/>
       </w:pPr>
       <w:r>
         <w:rPr>
@@ -11878,7 +11994,7 @@
         </w:rPr>
         <w:drawing>
           <wp:inline>
-            <wp:extent cx="3600000" cy="1856742"/>
+            <wp:extent cx="2667000" cy="1375536"/>
             <wp:effectExtent b="0" l="0" r="0" t="0"/>
             <wp:docPr descr="" title="" id="102" name="Picture"/>
             <a:graphic>
@@ -11899,7 +12015,7 @@
                   <pic:spPr bwMode="auto">
                     <a:xfrm>
                       <a:off x="0" y="0"/>
-                      <a:ext cx="3600000" cy="1856742"/>
+                      <a:ext cx="2667000" cy="1375536"/>
                     </a:xfrm>
                     <a:prstGeom prst="rect">
                       <a:avLst/>
@@ -11921,6 +12037,7 @@
     <w:p>
       <w:pPr>
         <w:pStyle w:val="BodyText"/>
+        <w:ind w:firstLine="420"/>
       </w:pPr>
       <w:r>
         <w:rPr>
@@ -12061,6 +12178,7 @@
     <w:p>
       <w:pPr>
         <w:pStyle w:val="BodyText"/>
+        <w:ind w:firstLine="420"/>
       </w:pPr>
       <w:r>
         <w:rPr>
@@ -12145,6 +12263,7 @@
     <w:p>
       <w:pPr>
         <w:pStyle w:val="BodyText"/>
+        <w:ind w:firstLine="420"/>
       </w:pPr>
       <w:r>
         <w:rPr>
@@ -12260,6 +12379,7 @@
     <w:p>
       <w:pPr>
         <w:pStyle w:val="BodyText"/>
+        <w:ind w:firstLine="420"/>
       </w:pPr>
       <w:r>
         <w:rPr>
@@ -12283,6 +12403,7 @@
     <w:p>
       <w:pPr>
         <w:pStyle w:val="BodyText"/>
+        <w:ind w:firstLine="420"/>
       </w:pPr>
       <w:r>
         <w:rPr>
@@ -12552,7 +12673,7 @@
         </w:rPr>
         <w:drawing>
           <wp:inline>
-            <wp:extent cx="1955800" cy="1363913"/>
+            <wp:extent cx="2667000" cy="1807243"/>
             <wp:effectExtent b="0" l="0" r="0" t="0"/>
             <wp:docPr descr="" title="" id="105" name="Picture"/>
             <a:graphic>
@@ -12573,7 +12694,7 @@
                   <pic:spPr bwMode="auto">
                     <a:xfrm>
                       <a:off x="0" y="0"/>
-                      <a:ext cx="1955800" cy="1363913"/>
+                      <a:ext cx="2667000" cy="1807243"/>
                     </a:xfrm>
                     <a:prstGeom prst="rect">
                       <a:avLst/>
@@ -12596,6 +12717,7 @@
       <w:pPr>
         <w:pStyle w:val="BodyText"/>
         <w:spacing w:after="80"/>
+        <w:ind w:firstLine="420"/>
       </w:pPr>
       <w:r>
         <w:rPr>
@@ -12669,15 +12791,16 @@
         <w:tblStyle w:val="Table"/>
         <w:tblW w:type="pct" w:w="5000"/>
         <w:tblLayout w:type="fixed"/>
+        <w:tblLook w:firstRow="1" w:lastRow="0" w:firstColumn="0" w:lastColumn="0" w:noHBand="0" w:noVBand="0" w:val="0020"/>
+        <w:jc w:val="center"/>
         <w:tblBorders>
           <w:top w:val="single" w:sz="12" w:space="0" w:color="000000"/>
-          <w:left w:val="none" w:sz="0" w:space="0" w:color="auto"/>
           <w:bottom w:val="single" w:sz="12" w:space="0" w:color="000000"/>
-          <w:right w:val="none" w:sz="0" w:space="0" w:color="auto"/>
-          <w:insideH w:val="none" w:sz="0" w:space="0" w:color="auto"/>
-          <w:insideV w:val="none" w:sz="0" w:space="0" w:color="auto"/>
+          <w:left w:val="none"/>
+          <w:right w:val="none"/>
+          <w:insideH w:val="none"/>
+          <w:insideV w:val="none"/>
         </w:tblBorders>
-        <w:tblLook w:firstRow="1" w:lastRow="0" w:firstColumn="0" w:lastColumn="0" w:noHBand="0" w:noVBand="0" w:val="0020"/>
       </w:tblPr>
       <w:tblGrid>
         <w:gridCol w:w="1320"/>
@@ -12694,7 +12817,7 @@
         <w:tc>
           <w:tcPr>
             <w:tcBorders>
-              <w:bottom w:val="single" w:sz="8" w:space="0" w:color="000000"/>
+              <w:bottom w:val="single" w:sz="6" w:space="0" w:color="000000"/>
             </w:tcBorders>
           </w:tcPr>
           <w:p>
@@ -12721,7 +12844,7 @@
         <w:tc>
           <w:tcPr>
             <w:tcBorders>
-              <w:bottom w:val="single" w:sz="8" w:space="0" w:color="000000"/>
+              <w:bottom w:val="single" w:sz="6" w:space="0" w:color="000000"/>
             </w:tcBorders>
           </w:tcPr>
           <w:p>
@@ -12748,7 +12871,7 @@
         <w:tc>
           <w:tcPr>
             <w:tcBorders>
-              <w:bottom w:val="single" w:sz="8" w:space="0" w:color="000000"/>
+              <w:bottom w:val="single" w:sz="6" w:space="0" w:color="000000"/>
             </w:tcBorders>
           </w:tcPr>
           <w:p>
@@ -12775,7 +12898,7 @@
         <w:tc>
           <w:tcPr>
             <w:tcBorders>
-              <w:bottom w:val="single" w:sz="8" w:space="0" w:color="000000"/>
+              <w:bottom w:val="single" w:sz="6" w:space="0" w:color="000000"/>
             </w:tcBorders>
           </w:tcPr>
           <w:p>
@@ -12802,7 +12925,7 @@
         <w:tc>
           <w:tcPr>
             <w:tcBorders>
-              <w:bottom w:val="single" w:sz="8" w:space="0" w:color="000000"/>
+              <w:bottom w:val="single" w:sz="6" w:space="0" w:color="000000"/>
             </w:tcBorders>
           </w:tcPr>
           <w:p>
@@ -12829,7 +12952,7 @@
         <w:tc>
           <w:tcPr>
             <w:tcBorders>
-              <w:bottom w:val="single" w:sz="8" w:space="0" w:color="000000"/>
+              <w:bottom w:val="single" w:sz="6" w:space="0" w:color="000000"/>
             </w:tcBorders>
           </w:tcPr>
           <w:p>
@@ -13277,6 +13400,7 @@
       <w:pPr>
         <w:pStyle w:val="BodyText"/>
         <w:spacing w:before="120"/>
+        <w:ind w:firstLine="420"/>
       </w:pPr>
       <w:r>
         <w:rPr>
@@ -13352,7 +13476,8 @@
     <w:p>
       <w:pPr>
         <w:pStyle w:val="Heading2"/>
-        <w:spacing w:before="280" w:after="120"/>
+        <w:spacing w:before="280" w:after="80"/>
+        <w:keepNext/>
       </w:pPr>
       <w:r>
         <w:rPr>
@@ -13400,6 +13525,7 @@
     <w:p>
       <w:pPr>
         <w:pStyle w:val="FirstParagraph"/>
+        <w:ind w:firstLine="420"/>
       </w:pPr>
       <w:r>
         <w:rPr>
@@ -13452,7 +13578,7 @@
         </w:rPr>
         <w:drawing>
           <wp:inline>
-            <wp:extent cx="1625600" cy="1585296"/>
+            <wp:extent cx="2667000" cy="2600876"/>
             <wp:effectExtent b="0" l="0" r="0" t="0"/>
             <wp:docPr descr="" title="" id="109" name="Picture"/>
             <a:graphic>
@@ -13473,7 +13599,7 @@
                   <pic:spPr bwMode="auto">
                     <a:xfrm>
                       <a:off x="0" y="0"/>
-                      <a:ext cx="1625600" cy="1585296"/>
+                      <a:ext cx="2667000" cy="2600876"/>
                     </a:xfrm>
                     <a:prstGeom prst="rect">
                       <a:avLst/>
@@ -13504,7 +13630,7 @@
         </w:rPr>
         <w:drawing>
           <wp:inline>
-            <wp:extent cx="2743200" cy="1495109"/>
+            <wp:extent cx="2667000" cy="1453578"/>
             <wp:effectExtent b="0" l="0" r="0" t="0"/>
             <wp:docPr descr="" title="" id="112" name="Picture"/>
             <a:graphic>
@@ -13525,7 +13651,7 @@
                   <pic:spPr bwMode="auto">
                     <a:xfrm>
                       <a:off x="0" y="0"/>
-                      <a:ext cx="2743200" cy="1495109"/>
+                      <a:ext cx="2667000" cy="1453578"/>
                     </a:xfrm>
                     <a:prstGeom prst="rect">
                       <a:avLst/>
@@ -13556,7 +13682,7 @@
         </w:rPr>
         <w:drawing>
           <wp:inline>
-            <wp:extent cx="1711158" cy="1524000"/>
+            <wp:extent cx="2631553" cy="2343727"/>
             <wp:effectExtent b="0" l="0" r="0" t="0"/>
             <wp:docPr descr="" title="" id="115" name="Picture"/>
             <a:graphic>
@@ -13577,7 +13703,7 @@
                   <pic:spPr bwMode="auto">
                     <a:xfrm>
                       <a:off x="0" y="0"/>
-                      <a:ext cx="1711158" cy="1524000"/>
+                      <a:ext cx="2631553" cy="2343727"/>
                     </a:xfrm>
                     <a:prstGeom prst="rect">
                       <a:avLst/>
@@ -13623,6 +13749,7 @@
     <w:p>
       <w:pPr>
         <w:pStyle w:val="BodyText"/>
+        <w:ind w:firstLine="420"/>
       </w:pPr>
       <w:r>
         <w:rPr>
@@ -13690,6 +13817,7 @@
     <w:p>
       <w:pPr>
         <w:pStyle w:val="BodyText"/>
+        <w:ind w:firstLine="420"/>
       </w:pPr>
       <w:r>
         <w:rPr>
@@ -13787,6 +13915,7 @@
     <w:p>
       <w:pPr>
         <w:pStyle w:val="BodyText"/>
+        <w:ind w:firstLine="420"/>
       </w:pPr>
       <w:r>
         <w:rPr>
@@ -13842,6 +13971,7 @@
     <w:p>
       <w:pPr>
         <w:pStyle w:val="BodyText"/>
+        <w:ind w:firstLine="420"/>
       </w:pPr>
       <w:r>
         <w:rPr>
@@ -13990,7 +14120,7 @@
         </w:rPr>
         <w:drawing>
           <wp:inline>
-            <wp:extent cx="3600000" cy="570456"/>
+            <wp:extent cx="2667000" cy="422613"/>
             <wp:effectExtent b="0" l="0" r="0" t="0"/>
             <wp:docPr descr="" title="" id="118" name="Picture"/>
             <a:graphic>
@@ -14011,7 +14141,7 @@
                   <pic:spPr bwMode="auto">
                     <a:xfrm>
                       <a:off x="0" y="0"/>
-                      <a:ext cx="3600000" cy="570456"/>
+                      <a:ext cx="2667000" cy="422613"/>
                     </a:xfrm>
                     <a:prstGeom prst="rect">
                       <a:avLst/>
@@ -14033,6 +14163,7 @@
     <w:p>
       <w:pPr>
         <w:pStyle w:val="BodyText"/>
+        <w:ind w:firstLine="420"/>
       </w:pPr>
       <w:r>
         <w:rPr>
@@ -14148,6 +14279,7 @@
     <w:p>
       <w:pPr>
         <w:pStyle w:val="BodyText"/>
+        <w:ind w:firstLine="420"/>
       </w:pPr>
       <w:r>
         <w:rPr>
@@ -14374,9 +14506,6 @@
                   </m:sup>
                 </m:sSup>
               </m:e>
-            </m:mr>
-            <m:mr>
-              <m:e/>
             </m:mr>
           </m:m>
           <m:r>
@@ -14502,9 +14631,6 @@
                         </m:sSup>
                       </m:e>
                     </m:mr>
-                    <m:mr>
-                      <m:e/>
-                    </m:mr>
                   </m:m>
                 </m:e>
               </m:d>
@@ -14620,6 +14746,7 @@
     <w:p>
       <w:pPr>
         <w:pStyle w:val="FirstParagraph"/>
+        <w:ind w:firstLine="420"/>
       </w:pPr>
       <w:r>
         <w:rPr>
@@ -14706,7 +14833,7 @@
         </w:rPr>
         <w:drawing>
           <wp:inline>
-            <wp:extent cx="2119122" cy="2616200"/>
+            <wp:extent cx="2633228" cy="3250899"/>
             <wp:effectExtent b="0" l="0" r="0" t="0"/>
             <wp:docPr descr="" title="" id="121" name="Picture"/>
             <a:graphic>
@@ -14727,7 +14854,7 @@
                   <pic:spPr bwMode="auto">
                     <a:xfrm>
                       <a:off x="0" y="0"/>
-                      <a:ext cx="2119122" cy="2616200"/>
+                      <a:ext cx="2633228" cy="3250899"/>
                     </a:xfrm>
                     <a:prstGeom prst="rect">
                       <a:avLst/>
@@ -14770,7 +14897,7 @@
         </w:rPr>
         <w:drawing>
           <wp:inline>
-            <wp:extent cx="3594100" cy="1809978"/>
+            <wp:extent cx="2653467" cy="744498"/>
             <wp:effectExtent b="0" l="0" r="0" t="0"/>
             <wp:docPr descr="" title="" id="124" name="Picture"/>
             <a:graphic>
@@ -14791,7 +14918,7 @@
                   <pic:spPr bwMode="auto">
                     <a:xfrm>
                       <a:off x="0" y="0"/>
-                      <a:ext cx="3594100" cy="1809978"/>
+                      <a:ext cx="2653467" cy="744498"/>
                     </a:xfrm>
                     <a:prstGeom prst="rect">
                       <a:avLst/>
@@ -14834,7 +14961,7 @@
         </w:rPr>
         <w:drawing>
           <wp:inline>
-            <wp:extent cx="3600000" cy="1789286"/>
+            <wp:extent cx="2667000" cy="1325562"/>
             <wp:effectExtent b="0" l="0" r="0" t="0"/>
             <wp:docPr descr="" title="" id="127" name="Picture"/>
             <a:graphic>
@@ -14855,7 +14982,7 @@
                   <pic:spPr bwMode="auto">
                     <a:xfrm>
                       <a:off x="0" y="0"/>
-                      <a:ext cx="3600000" cy="1789286"/>
+                      <a:ext cx="2667000" cy="1325562"/>
                     </a:xfrm>
                     <a:prstGeom prst="rect">
                       <a:avLst/>
@@ -14889,6 +15016,7 @@
     <w:p>
       <w:pPr>
         <w:pStyle w:val="BodyText"/>
+        <w:ind w:firstLine="420"/>
       </w:pPr>
       <w:r>
         <w:rPr>
@@ -14941,7 +15069,7 @@
         </w:rPr>
         <w:drawing>
           <wp:inline>
-            <wp:extent cx="3600000" cy="486304"/>
+            <wp:extent cx="2667000" cy="360270"/>
             <wp:effectExtent b="0" l="0" r="0" t="0"/>
             <wp:docPr descr="" title="" id="130" name="Picture"/>
             <a:graphic>
@@ -14962,7 +15090,7 @@
                   <pic:spPr bwMode="auto">
                     <a:xfrm>
                       <a:off x="0" y="0"/>
-                      <a:ext cx="3600000" cy="486304"/>
+                      <a:ext cx="2667000" cy="360270"/>
                     </a:xfrm>
                     <a:prstGeom prst="rect">
                       <a:avLst/>
@@ -14981,17 +15109,121 @@
         </w:drawing>
       </w:r>
     </w:p>
-    <w:p>
-      <w:pPr>
-        <w:pStyle w:val="BodyText"/>
-      </w:pPr>
+    <w:bookmarkStart w:id="132" w:name="分子编辑氮原子删除"/>
+    <w:p>
+      <w:pPr>
+        <w:pStyle w:val="Heading3"/>
+        <w:spacing w:before="280" w:after="120"/>
+      </w:pPr>
+      <w:r>
+        <w:rPr>
+          <w:rFonts w:ascii="Times New Roman" w:hAnsi="Times New Roman" w:eastAsia="Times New Roman" w:cs="Times New Roman"/>
+        </w:rPr>
+        <w:t xml:space="preserve">10-3 </w:t>
+      </w:r>
+      <w:r>
+        <w:rPr>
+          <w:rFonts w:hint="eastAsia" w:ascii="Times New Roman" w:hAnsi="Times New Roman" w:eastAsia="SimHei" w:cs="Times New Roman"/>
+        </w:rPr>
+        <w:t>分子编辑</w:t>
+      </w:r>
+      <w:r>
+        <w:rPr>
+          <w:rFonts w:hint="eastAsia" w:ascii="Times New Roman" w:hAnsi="Times New Roman" w:eastAsia="Times New Roman" w:cs="Times New Roman"/>
+        </w:rPr>
+        <w:t>：</w:t>
+      </w:r>
+      <w:r>
+        <w:rPr>
+          <w:rFonts w:hint="eastAsia" w:ascii="Times New Roman" w:hAnsi="Times New Roman" w:eastAsia="SimHei" w:cs="Times New Roman"/>
+        </w:rPr>
+        <w:t>氮原子删除</w:t>
+      </w:r>
+    </w:p>
+    <w:p>
+      <w:pPr>
+        <w:pStyle w:val="FirstParagraph"/>
+        <w:ind w:firstLine="420"/>
+      </w:pPr>
+      <w:r>
+        <w:rPr>
+          <w:rFonts w:hint="eastAsia" w:ascii="Times New Roman" w:hAnsi="Times New Roman" w:eastAsia="FangSong" w:cs="Times New Roman"/>
+        </w:rPr>
+        <w:t>根据题目提示</w:t>
+      </w:r>
+      <w:r>
+        <w:rPr>
+          <w:rFonts w:hint="eastAsia" w:ascii="Times New Roman" w:hAnsi="Times New Roman" w:eastAsia="Times New Roman" w:cs="Times New Roman"/>
+        </w:rPr>
+        <w:t>「</w:t>
+      </w:r>
+      <w:r>
+        <w:rPr>
+          <w:rFonts w:hint="eastAsia" w:ascii="Times New Roman" w:hAnsi="Times New Roman" w:eastAsia="FangSong" w:cs="Times New Roman"/>
+        </w:rPr>
+        <w:t>删除氮原子</w:t>
+      </w:r>
+      <w:r>
+        <w:rPr>
+          <w:rFonts w:hint="eastAsia" w:ascii="Times New Roman" w:hAnsi="Times New Roman" w:eastAsia="Times New Roman" w:cs="Times New Roman"/>
+        </w:rPr>
+        <w:t>，</w:t>
+      </w:r>
+      <w:r>
+        <w:rPr>
+          <w:rFonts w:hint="eastAsia" w:ascii="Times New Roman" w:hAnsi="Times New Roman" w:eastAsia="FangSong" w:cs="Times New Roman"/>
+        </w:rPr>
+        <w:t>放出氮气</w:t>
+      </w:r>
+      <w:r>
+        <w:rPr>
+          <w:rFonts w:hint="eastAsia" w:ascii="Times New Roman" w:hAnsi="Times New Roman" w:eastAsia="Times New Roman" w:cs="Times New Roman"/>
+        </w:rPr>
+        <w:t>，</w:t>
+      </w:r>
+      <w:r>
+        <w:rPr>
+          <w:rFonts w:hint="eastAsia" w:ascii="Times New Roman" w:hAnsi="Times New Roman" w:eastAsia="FangSong" w:cs="Times New Roman"/>
+        </w:rPr>
+        <w:t>形成</w:t>
+      </w:r>
+      <w:r>
+        <w:rPr>
+          <w:rFonts w:ascii="Times New Roman" w:hAnsi="Times New Roman" w:eastAsia="Times New Roman" w:cs="Times New Roman"/>
+        </w:rPr>
+        <w:t xml:space="preserve"> C-C </w:t>
+      </w:r>
+      <w:r>
+        <w:rPr>
+          <w:rFonts w:hint="eastAsia" w:ascii="Times New Roman" w:hAnsi="Times New Roman" w:eastAsia="FangSong" w:cs="Times New Roman"/>
+        </w:rPr>
+        <w:t>键</w:t>
+      </w:r>
+      <w:r>
+        <w:rPr>
+          <w:rFonts w:hint="eastAsia" w:ascii="Times New Roman" w:hAnsi="Times New Roman" w:eastAsia="Times New Roman" w:cs="Times New Roman"/>
+        </w:rPr>
+        <w:t>」，</w:t>
+      </w:r>
+      <w:r>
+        <w:rPr>
+          <w:rFonts w:hint="eastAsia" w:ascii="Times New Roman" w:hAnsi="Times New Roman" w:eastAsia="FangSong" w:cs="Times New Roman"/>
+        </w:rPr>
+        <w:t>可知反应的关键中间体必须含有</w:t>
+      </w:r>
+      <w:r>
+        <w:rPr>
+          <w:rFonts w:ascii="Times New Roman" w:hAnsi="Times New Roman" w:eastAsia="Times New Roman" w:cs="Times New Roman"/>
+        </w:rPr>
+        <w:t xml:space="preserve"> </w:t>
+      </w:r>
       <w:r>
         <w:rPr>
           <w:rFonts w:ascii="Times New Roman" w:hAnsi="Times New Roman" w:eastAsia="Times New Roman" w:cs="Times New Roman"/>
           <w:b/>
           <w:bCs/>
         </w:rPr>
-        <w:t xml:space="preserve">10-2-2 </w:t>
+        <w:t xml:space="preserve">N-N </w:t>
       </w:r>
       <w:r>
         <w:rPr>
@@ -14999,26 +15231,55 @@
           <w:b/>
           <w:bCs/>
         </w:rPr>
-        <w:t xml:space="preserve">磺酰胺的端基效应</w:t>
-      </w:r>
-    </w:p>
-    <w:bookmarkStart w:id="132" w:name="分子编辑氮原子删除"/>
-    <w:p>
-      <w:pPr>
-        <w:pStyle w:val="Heading3"/>
-        <w:spacing w:before="280" w:after="120"/>
-      </w:pPr>
-      <w:r>
-        <w:rPr>
-          <w:rFonts w:ascii="Times New Roman" w:hAnsi="Times New Roman" w:eastAsia="Times New Roman" w:cs="Times New Roman"/>
-        </w:rPr>
-        <w:t xml:space="preserve">10-3 </w:t>
-      </w:r>
-      <w:r>
-        <w:rPr>
-          <w:rFonts w:hint="eastAsia" w:ascii="Times New Roman" w:hAnsi="Times New Roman" w:eastAsia="SimHei" w:cs="Times New Roman"/>
-        </w:rPr>
-        <w:t>分子编辑</w:t>
+        <w:t xml:space="preserve">键</w:t>
+      </w:r>
+      <w:r>
+        <w:rPr>
+          <w:rFonts w:hint="eastAsia" w:ascii="Times New Roman" w:hAnsi="Times New Roman" w:eastAsia="Times New Roman" w:cs="Times New Roman"/>
+        </w:rPr>
+        <w:t>。</w:t>
+      </w:r>
+      <w:r>
+        <w:rPr>
+          <w:rFonts w:hint="eastAsia" w:ascii="Times New Roman" w:hAnsi="Times New Roman" w:eastAsia="FangSong" w:cs="Times New Roman"/>
+        </w:rPr>
+        <w:t>这个</w:t>
+      </w:r>
+      <w:r>
+        <w:rPr>
+          <w:rFonts w:ascii="Times New Roman" w:hAnsi="Times New Roman" w:eastAsia="Times New Roman" w:cs="Times New Roman"/>
+        </w:rPr>
+        <w:t xml:space="preserve"> N-N </w:t>
+      </w:r>
+      <w:r>
+        <w:rPr>
+          <w:rFonts w:hint="eastAsia" w:ascii="Times New Roman" w:hAnsi="Times New Roman" w:eastAsia="FangSong" w:cs="Times New Roman"/>
+        </w:rPr>
+        <w:t xml:space="preserve">键可由酰胺</w:t>
+      </w:r>
+      <w:r>
+        <w:rPr>
+          <w:rFonts w:ascii="Times New Roman" w:hAnsi="Times New Roman" w:eastAsia="Times New Roman" w:cs="Times New Roman"/>
+        </w:rPr>
+        <w:t xml:space="preserve"> N </w:t>
+      </w:r>
+      <w:r>
+        <w:rPr>
+          <w:rFonts w:hint="eastAsia" w:ascii="Times New Roman" w:hAnsi="Times New Roman" w:eastAsia="FangSong" w:cs="Times New Roman"/>
+        </w:rPr>
+        <w:t xml:space="preserve">原子和苄胺</w:t>
+      </w:r>
+      <w:r>
+        <w:rPr>
+          <w:rFonts w:ascii="Times New Roman" w:hAnsi="Times New Roman" w:eastAsia="Times New Roman" w:cs="Times New Roman"/>
+        </w:rPr>
+        <w:t xml:space="preserve"> N </w:t>
+      </w:r>
+      <w:r>
+        <w:rPr>
+          <w:rFonts w:hint="eastAsia" w:ascii="Times New Roman" w:hAnsi="Times New Roman" w:eastAsia="FangSong" w:cs="Times New Roman"/>
+        </w:rPr>
+        <w:t>原子构建</w:t>
       </w:r>
       <w:r>
         <w:rPr>
@@ -15026,163 +15287,11 @@
         </w:rPr>
         <w:t>：</w:t>
       </w:r>
-      <w:r>
-        <w:rPr>
-          <w:rFonts w:hint="eastAsia" w:ascii="Times New Roman" w:hAnsi="Times New Roman" w:eastAsia="SimHei" w:cs="Times New Roman"/>
-        </w:rPr>
-        <w:t>氮原子删除</w:t>
-      </w:r>
-    </w:p>
-    <w:p>
-      <w:pPr>
-        <w:pStyle w:val="FirstParagraph"/>
-      </w:pPr>
-      <w:r>
-        <w:rPr>
-          <w:rFonts w:hint="eastAsia" w:ascii="Times New Roman" w:hAnsi="Times New Roman" w:eastAsia="FangSong" w:cs="Times New Roman"/>
-        </w:rPr>
-        <w:t>根据题目提示</w:t>
-      </w:r>
-      <w:r>
-        <w:rPr>
-          <w:rFonts w:hint="eastAsia" w:ascii="Times New Roman" w:hAnsi="Times New Roman" w:eastAsia="Times New Roman" w:cs="Times New Roman"/>
-        </w:rPr>
-        <w:t>「</w:t>
-      </w:r>
-      <w:r>
-        <w:rPr>
-          <w:rFonts w:hint="eastAsia" w:ascii="Times New Roman" w:hAnsi="Times New Roman" w:eastAsia="FangSong" w:cs="Times New Roman"/>
-        </w:rPr>
-        <w:t>删除氮原子</w:t>
-      </w:r>
-      <w:r>
-        <w:rPr>
-          <w:rFonts w:hint="eastAsia" w:ascii="Times New Roman" w:hAnsi="Times New Roman" w:eastAsia="Times New Roman" w:cs="Times New Roman"/>
-        </w:rPr>
-        <w:t>，</w:t>
-      </w:r>
-      <w:r>
-        <w:rPr>
-          <w:rFonts w:hint="eastAsia" w:ascii="Times New Roman" w:hAnsi="Times New Roman" w:eastAsia="FangSong" w:cs="Times New Roman"/>
-        </w:rPr>
-        <w:t>放出氮气</w:t>
-      </w:r>
-      <w:r>
-        <w:rPr>
-          <w:rFonts w:hint="eastAsia" w:ascii="Times New Roman" w:hAnsi="Times New Roman" w:eastAsia="Times New Roman" w:cs="Times New Roman"/>
-        </w:rPr>
-        <w:t>，</w:t>
-      </w:r>
-      <w:r>
-        <w:rPr>
-          <w:rFonts w:hint="eastAsia" w:ascii="Times New Roman" w:hAnsi="Times New Roman" w:eastAsia="FangSong" w:cs="Times New Roman"/>
-        </w:rPr>
-        <w:t>形成</w:t>
-      </w:r>
-      <w:r>
-        <w:rPr>
-          <w:rFonts w:ascii="Times New Roman" w:hAnsi="Times New Roman" w:eastAsia="Times New Roman" w:cs="Times New Roman"/>
-        </w:rPr>
-        <w:t xml:space="preserve"> C-C </w:t>
-      </w:r>
-      <w:r>
-        <w:rPr>
-          <w:rFonts w:hint="eastAsia" w:ascii="Times New Roman" w:hAnsi="Times New Roman" w:eastAsia="FangSong" w:cs="Times New Roman"/>
-        </w:rPr>
-        <w:t>键</w:t>
-      </w:r>
-      <w:r>
-        <w:rPr>
-          <w:rFonts w:hint="eastAsia" w:ascii="Times New Roman" w:hAnsi="Times New Roman" w:eastAsia="Times New Roman" w:cs="Times New Roman"/>
-        </w:rPr>
-        <w:t>」，</w:t>
-      </w:r>
-      <w:r>
-        <w:rPr>
-          <w:rFonts w:hint="eastAsia" w:ascii="Times New Roman" w:hAnsi="Times New Roman" w:eastAsia="FangSong" w:cs="Times New Roman"/>
-        </w:rPr>
-        <w:t>可知反应的关键中间体必须含有</w:t>
-      </w:r>
-      <w:r>
-        <w:rPr>
-          <w:rFonts w:ascii="Times New Roman" w:hAnsi="Times New Roman" w:eastAsia="Times New Roman" w:cs="Times New Roman"/>
-        </w:rPr>
-        <w:t xml:space="preserve"> </w:t>
-      </w:r>
-      <w:r>
-        <w:rPr>
-          <w:rFonts w:ascii="Times New Roman" w:hAnsi="Times New Roman" w:eastAsia="Times New Roman" w:cs="Times New Roman"/>
-          <w:b/>
-          <w:bCs/>
-        </w:rPr>
-        <w:t xml:space="preserve">N-N </w:t>
-      </w:r>
-      <w:r>
-        <w:rPr>
-          <w:rFonts w:hint="eastAsia" w:ascii="Times New Roman" w:hAnsi="Times New Roman" w:eastAsia="FangSong" w:cs="Times New Roman"/>
-          <w:b/>
-          <w:bCs/>
-        </w:rPr>
-        <w:t xml:space="preserve">键</w:t>
-      </w:r>
-      <w:r>
-        <w:rPr>
-          <w:rFonts w:hint="eastAsia" w:ascii="Times New Roman" w:hAnsi="Times New Roman" w:eastAsia="Times New Roman" w:cs="Times New Roman"/>
-        </w:rPr>
-        <w:t>。</w:t>
-      </w:r>
-      <w:r>
-        <w:rPr>
-          <w:rFonts w:hint="eastAsia" w:ascii="Times New Roman" w:hAnsi="Times New Roman" w:eastAsia="FangSong" w:cs="Times New Roman"/>
-        </w:rPr>
-        <w:t>这个</w:t>
-      </w:r>
-      <w:r>
-        <w:rPr>
-          <w:rFonts w:ascii="Times New Roman" w:hAnsi="Times New Roman" w:eastAsia="Times New Roman" w:cs="Times New Roman"/>
-        </w:rPr>
-        <w:t xml:space="preserve"> N-N </w:t>
-      </w:r>
-      <w:r>
-        <w:rPr>
-          <w:rFonts w:hint="eastAsia" w:ascii="Times New Roman" w:hAnsi="Times New Roman" w:eastAsia="FangSong" w:cs="Times New Roman"/>
-        </w:rPr>
-        <w:t xml:space="preserve">键可由酰胺</w:t>
-      </w:r>
-      <w:r>
-        <w:rPr>
-          <w:rFonts w:ascii="Times New Roman" w:hAnsi="Times New Roman" w:eastAsia="Times New Roman" w:cs="Times New Roman"/>
-        </w:rPr>
-        <w:t xml:space="preserve"> N </w:t>
-      </w:r>
-      <w:r>
-        <w:rPr>
-          <w:rFonts w:hint="eastAsia" w:ascii="Times New Roman" w:hAnsi="Times New Roman" w:eastAsia="FangSong" w:cs="Times New Roman"/>
-        </w:rPr>
-        <w:t xml:space="preserve">原子和苄胺</w:t>
-      </w:r>
-      <w:r>
-        <w:rPr>
-          <w:rFonts w:ascii="Times New Roman" w:hAnsi="Times New Roman" w:eastAsia="Times New Roman" w:cs="Times New Roman"/>
-        </w:rPr>
-        <w:t xml:space="preserve"> N </w:t>
-      </w:r>
-      <w:r>
-        <w:rPr>
-          <w:rFonts w:hint="eastAsia" w:ascii="Times New Roman" w:hAnsi="Times New Roman" w:eastAsia="FangSong" w:cs="Times New Roman"/>
-        </w:rPr>
-        <w:t>原子构建</w:t>
-      </w:r>
-      <w:r>
-        <w:rPr>
-          <w:rFonts w:hint="eastAsia" w:ascii="Times New Roman" w:hAnsi="Times New Roman" w:eastAsia="Times New Roman" w:cs="Times New Roman"/>
-        </w:rPr>
-        <w:t>：</w:t>
-      </w:r>
     </w:p>
     <w:p>
       <w:pPr>
         <w:pStyle w:val="BodyText"/>
+        <w:ind w:firstLine="420"/>
       </w:pPr>
       <w:r>
         <w:rPr>
@@ -15408,6 +15517,7 @@
     <w:p>
       <w:pPr>
         <w:pStyle w:val="BodyText"/>
+        <w:ind w:firstLine="420"/>
       </w:pPr>
       <w:r>
         <w:rPr>
@@ -15795,6 +15905,7 @@
     <w:p>
       <w:pPr>
         <w:pStyle w:val="BodyText"/>
+        <w:ind w:firstLine="420"/>
       </w:pPr>
       <w:r>
         <w:rPr>
@@ -15882,6 +15993,7 @@
     <w:p>
       <w:pPr>
         <w:pStyle w:val="FirstParagraph"/>
+        <w:ind w:firstLine="420"/>
       </w:pPr>
       <w:r>
         <w:rPr>
@@ -16158,6 +16270,7 @@
     <w:p>
       <w:pPr>
         <w:pStyle w:val="BodyText"/>
+        <w:ind w:firstLine="420"/>
       </w:pPr>
       <w:r>
         <w:rPr>
@@ -16302,6 +16415,7 @@
     <w:p>
       <w:pPr>
         <w:pStyle w:val="BodyText"/>
+        <w:ind w:firstLine="420"/>
       </w:pPr>
       <w:r>
         <w:rPr>
@@ -16504,6 +16618,7 @@
     <w:p>
       <w:pPr>
         <w:pStyle w:val="BodyText"/>
+        <w:ind w:firstLine="420"/>
       </w:pPr>
       <w:r>
         <w:rPr>
@@ -16715,6 +16830,7 @@
     <w:p>
       <w:pPr>
         <w:pStyle w:val="BodyText"/>
+        <w:ind w:firstLine="420"/>
       </w:pPr>
       <w:r>
         <w:rPr>
@@ -17003,7 +17119,8 @@
     <w:p>
       <w:pPr>
         <w:pStyle w:val="Heading2"/>
-        <w:spacing w:before="280" w:after="120"/>
+        <w:spacing w:before="280" w:after="80"/>
+        <w:keepNext/>
       </w:pPr>
       <w:r>
         <w:rPr>
@@ -17051,6 +17168,7 @@
     <w:p>
       <w:pPr>
         <w:pStyle w:val="FirstParagraph"/>
+        <w:ind w:firstLine="420"/>
       </w:pPr>
       <w:r>
         <w:rPr>
@@ -17101,7 +17219,7 @@
         </w:rPr>
         <w:drawing>
           <wp:inline>
-            <wp:extent cx="3600000" cy="2078761"/>
+            <wp:extent cx="2667000" cy="1540015"/>
             <wp:effectExtent b="0" l="0" r="0" t="0"/>
             <wp:docPr descr="" title="" id="136" name="Picture"/>
             <a:graphic>
@@ -17122,7 +17240,7 @@
                   <pic:spPr bwMode="auto">
                     <a:xfrm>
                       <a:off x="0" y="0"/>
-                      <a:ext cx="3600000" cy="2078761"/>
+                      <a:ext cx="2667000" cy="1540015"/>
                     </a:xfrm>
                     <a:prstGeom prst="rect">
                       <a:avLst/>
@@ -17144,6 +17262,7 @@
     <w:p>
       <w:pPr>
         <w:pStyle w:val="BodyText"/>
+        <w:ind w:firstLine="420"/>
       </w:pPr>
       <w:r>
         <w:rPr>
@@ -17281,6 +17400,7 @@
     <w:p>
       <w:pPr>
         <w:pStyle w:val="BodyText"/>
+        <w:ind w:firstLine="420"/>
       </w:pPr>
       <w:r>
         <w:rPr>
@@ -17334,6 +17454,7 @@
     <w:p>
       <w:pPr>
         <w:pStyle w:val="BodyText"/>
+        <w:ind w:firstLine="420"/>
       </w:pPr>
       <w:r>
         <w:rPr>
@@ -17375,6 +17496,7 @@
     <w:p>
       <w:pPr>
         <w:pStyle w:val="BodyText"/>
+        <w:ind w:firstLine="420"/>
       </w:pPr>
       <w:r>
         <w:rPr>
@@ -17428,6 +17550,7 @@
     <w:p>
       <w:pPr>
         <w:pStyle w:val="BodyText"/>
+        <w:ind w:firstLine="420"/>
       </w:pPr>
       <w:r>
         <w:rPr>
@@ -17650,6 +17773,7 @@
     <w:p>
       <w:pPr>
         <w:pStyle w:val="BodyText"/>
+        <w:ind w:firstLine="420"/>
       </w:pPr>
       <w:r>
         <w:rPr>
@@ -17775,6 +17899,7 @@
     <w:p>
       <w:pPr>
         <w:pStyle w:val="BodyText"/>
+        <w:ind w:firstLine="420"/>
       </w:pPr>
       <w:r>
         <w:rPr>
@@ -17910,6 +18035,7 @@
     <w:bookmarkEnd w:id="139"/>
     <w:sectPr>
       <w:footerReference w:type="default" r:id="rId9"/>
+      <w:headerReference w:type="default" r:id="rId10"/>
       <w:footnotePr>
         <w:numRestart w:val="eachSect"/>
       </w:footnotePr>
@@ -17928,32 +18054,90 @@
 <w:ftr xmlns:m="http://schemas.openxmlformats.org/officeDocument/2006/math" xmlns:mc="http://schemas.openxmlformats.org/markup-compatibility/2006" xmlns:mo="http://schemas.microsoft.com/office/mac/office/2008/main" xmlns:mv="urn:schemas-microsoft-com:mac:vml" xmlns:o="urn:schemas-microsoft-com:office:office" xmlns:r="http://schemas.openxmlformats.org/officeDocument/2006/relationships" xmlns:v="urn:schemas-microsoft-com:vml" xmlns:w10="urn:schemas-microsoft-com:office:word" xmlns:w14="http://schemas.microsoft.com/office/word/2010/wordml" xmlns:w="http://schemas.openxmlformats.org/wordprocessingml/2006/main" xmlns:wne="http://schemas.microsoft.com/office/word/2006/wordml" xmlns:wp14="http://schemas.microsoft.com/office/word/2010/wordprocessingDrawing" xmlns:wp="http://schemas.openxmlformats.org/drawingml/2006/wordprocessingDrawing" xmlns:wpc="http://schemas.microsoft.com/office/word/2010/wordprocessingCanvas" xmlns:wpg="http://schemas.microsoft.com/office/word/2010/wordprocessingGroup" xmlns:wpi="http://schemas.microsoft.com/office/word/2010/wordprocessingInk" xmlns:wps="http://schemas.microsoft.com/office/word/2010/wordprocessingShape" mc:Ignorable="w14 wp14">
   <w:p>
     <w:pPr>
-      <w:pStyle w:val="Footer"/>
       <w:jc w:val="center"/>
     </w:pPr>
     <w:r>
       <w:rPr>
-        <w:rFonts w:ascii="Times New Roman" w:hAnsi="Times New Roman" w:eastAsia="Times New Roman" w:cs="Times New Roman"/>
-        <w:b w:val="0"/>
-        <w:sz w:val="20"/>
+        <w:color w:val="000000"/>
+        <w:sz w:val="18"/>
+      </w:rPr>
+      <w:t xml:space="preserve">第 </w:t>
+    </w:r>
+    <w:r>
+      <w:rPr>
+        <w:color w:val="000000"/>
+        <w:sz w:val="18"/>
       </w:rPr>
       <w:fldChar w:fldCharType="begin"/>
     </w:r>
     <w:r>
       <w:rPr>
-        <w:rFonts w:ascii="Times New Roman" w:hAnsi="Times New Roman" w:eastAsia="Times New Roman" w:cs="Times New Roman"/>
-        <w:b w:val="0"/>
-        <w:sz w:val="20"/>
+        <w:sz w:val="18"/>
       </w:rPr>
       <w:instrText xml:space="preserve"> PAGE </w:instrText>
     </w:r>
     <w:r>
       <w:rPr>
-        <w:rFonts w:ascii="Times New Roman" w:hAnsi="Times New Roman" w:eastAsia="Times New Roman" w:cs="Times New Roman"/>
-        <w:b w:val="0"/>
-        <w:sz w:val="20"/>
+        <w:sz w:val="18"/>
+      </w:rPr>
+      <w:fldChar w:fldCharType="separate"/>
+    </w:r>
+    <w:r>
+      <w:rPr>
+        <w:sz w:val="18"/>
+      </w:rPr>
+      <w:t>1</w:t>
+    </w:r>
+    <w:r>
+      <w:rPr>
+        <w:sz w:val="18"/>
       </w:rPr>
       <w:fldChar w:fldCharType="end"/>
+    </w:r>
+    <w:r>
+      <w:rPr>
+        <w:color w:val="000000"/>
+        <w:sz w:val="18"/>
+      </w:rPr>
+      <w:t xml:space="preserve"> 页 / 共 </w:t>
+    </w:r>
+    <w:r>
+      <w:rPr>
+        <w:color w:val="000000"/>
+        <w:sz w:val="18"/>
+      </w:rPr>
+      <w:fldChar w:fldCharType="begin"/>
+    </w:r>
+    <w:r>
+      <w:rPr>
+        <w:sz w:val="18"/>
+      </w:rPr>
+      <w:instrText xml:space="preserve"> NUMPAGES </w:instrText>
+    </w:r>
+    <w:r>
+      <w:rPr>
+        <w:sz w:val="18"/>
+      </w:rPr>
+      <w:fldChar w:fldCharType="separate"/>
+    </w:r>
+    <w:r>
+      <w:rPr>
+        <w:sz w:val="18"/>
+      </w:rPr>
+      <w:t>1</w:t>
+    </w:r>
+    <w:r>
+      <w:rPr>
+        <w:sz w:val="18"/>
+      </w:rPr>
+      <w:fldChar w:fldCharType="end"/>
+    </w:r>
+    <w:r>
+      <w:rPr>
+        <w:color w:val="000000"/>
+        <w:sz w:val="18"/>
+      </w:rPr>
+      <w:t xml:space="preserve"> 页</w:t>
     </w:r>
   </w:p>
 </w:ftr>
@@ -17976,6 +18160,26 @@
     </w:p>
   </w:footnote>
 </w:footnotes>
+</file>
+
+<file path=word/header1.xml><?xml version="1.0" encoding="utf-8"?>
+<w:hdr xmlns:m="http://schemas.openxmlformats.org/officeDocument/2006/math" xmlns:mc="http://schemas.openxmlformats.org/markup-compatibility/2006" xmlns:mo="http://schemas.microsoft.com/office/mac/office/2008/main" xmlns:mv="urn:schemas-microsoft-com:mac:vml" xmlns:o="urn:schemas-microsoft-com:office:office" xmlns:r="http://schemas.openxmlformats.org/officeDocument/2006/relationships" xmlns:v="urn:schemas-microsoft-com:vml" xmlns:w10="urn:schemas-microsoft-com:office:word" xmlns:w14="http://schemas.microsoft.com/office/word/2010/wordml" xmlns:w="http://schemas.openxmlformats.org/wordprocessingml/2006/main" xmlns:wne="http://schemas.microsoft.com/office/word/2006/wordml" xmlns:wp14="http://schemas.microsoft.com/office/word/2010/wordprocessingDrawing" xmlns:wp="http://schemas.openxmlformats.org/drawingml/2006/wordprocessingDrawing" xmlns:wpc="http://schemas.microsoft.com/office/word/2010/wordprocessingCanvas" xmlns:wpg="http://schemas.microsoft.com/office/word/2010/wordprocessingGroup" xmlns:wpi="http://schemas.microsoft.com/office/word/2010/wordprocessingInk" xmlns:wps="http://schemas.microsoft.com/office/word/2010/wordprocessingShape" mc:Ignorable="w14 wp14">
+  <w:p>
+    <w:pPr>
+      <w:jc w:val="right"/>
+      <w:pBdr>
+        <w:bottom w:val="single" w:sz="4" w:space="2" w:color="000000"/>
+      </w:pBdr>
+    </w:pPr>
+    <w:r>
+      <w:rPr>
+        <w:color w:val="000000"/>
+        <w:sz w:val="18"/>
+      </w:rPr>
+      <w:t>第三篇 有机化学 · 第10章 有机合成设计-学生版</w:t>
+    </w:r>
+  </w:p>
+</w:hdr>
 </file>
 
 <file path=word/numbering.xml><?xml version="1.0" encoding="utf-8"?>
@@ -18457,7 +18661,7 @@
     <ns0:rPr>
       <ns0:rFonts ns0:ascii="Times New Roman" ns0:cs="Times New Roman" ns0:eastAsia="SimHei" ns0:hAnsi="Times New Roman"/>
       <ns0:b/>
-      <ns0:color ns0:val="000000"/>
+      <ns0:color ns0:val="17324D"/>
       <ns0:sz ns0:val="44"/>
       <ns0:szCs ns0:val="56"/>
     </ns0:rPr>
@@ -18599,7 +18803,7 @@
     <ns0:rPr>
       <ns0:rFonts ns0:ascii="Times New Roman" ns0:cs="Times New Roman" ns0:eastAsia="SimHei" ns0:hAnsi="Times New Roman"/>
       <ns0:b/>
-      <ns0:color ns0:val="000000"/>
+      <ns0:color ns0:val="17324D"/>
       <ns0:sz ns0:val="32"/>
       <ns0:szCs ns0:val="40"/>
     </ns0:rPr>
@@ -18623,7 +18827,7 @@
     <ns0:rPr>
       <ns0:rFonts ns0:ascii="Times New Roman" ns0:cs="Times New Roman" ns0:eastAsia="SimHei" ns0:hAnsi="Times New Roman"/>
       <ns0:b/>
-      <ns0:color ns0:val="000000"/>
+      <ns0:color ns0:val="17324D"/>
       <ns0:sz ns0:val="28"/>
       <ns0:szCs ns0:val="32"/>
     </ns0:rPr>
@@ -18647,7 +18851,7 @@
     <ns0:rPr>
       <ns0:rFonts ns0:ascii="Times New Roman" ns0:cs="Times New Roman" ns0:eastAsia="SimHei" ns0:hAnsi="Times New Roman"/>
       <ns0:b/>
-      <ns0:color ns0:val="000000"/>
+      <ns0:color ns0:val="17324D"/>
       <ns0:sz ns0:val="25"/>
       <ns0:szCs ns0:val="28"/>
     </ns0:rPr>
@@ -19123,7 +19327,7 @@
     <w:rPr>
       <w:rFonts w:ascii="Times New Roman" w:hAnsi="Times New Roman" w:eastAsia="FangSong" w:cs="Times New Roman"/>
       <w:b/>
-      <w:color w:val="007020"/>
+      <w:color w:val="000000"/>
     </w:rPr>
   </w:style>
   <w:style w:type="character" w:customStyle="1" w:styleId="DataTypeTok">
@@ -19131,7 +19335,7 @@
     <w:basedOn w:val="VerbatimChar"/>
     <w:rPr>
       <w:rFonts w:ascii="Times New Roman" w:hAnsi="Times New Roman" w:eastAsia="FangSong" w:cs="Times New Roman"/>
-      <w:color w:val="902000"/>
+      <w:color w:val="000000"/>
     </w:rPr>
   </w:style>
   <w:style w:type="character" w:customStyle="1" w:styleId="DecValTok">
@@ -19139,7 +19343,7 @@
     <w:basedOn w:val="VerbatimChar"/>
     <w:rPr>
       <w:rFonts w:ascii="Times New Roman" w:hAnsi="Times New Roman" w:eastAsia="FangSong" w:cs="Times New Roman"/>
-      <w:color w:val="40a070"/>
+      <w:color w:val="000000"/>
     </w:rPr>
   </w:style>
   <w:style w:type="character" w:customStyle="1" w:styleId="BaseNTok">
@@ -19147,7 +19351,7 @@
     <w:basedOn w:val="VerbatimChar"/>
     <w:rPr>
       <w:rFonts w:ascii="Times New Roman" w:hAnsi="Times New Roman" w:eastAsia="FangSong" w:cs="Times New Roman"/>
-      <w:color w:val="40a070"/>
+      <w:color w:val="000000"/>
     </w:rPr>
   </w:style>
   <w:style w:type="character" w:customStyle="1" w:styleId="FloatTok">
@@ -19155,7 +19359,7 @@
     <w:basedOn w:val="VerbatimChar"/>
     <w:rPr>
       <w:rFonts w:ascii="Times New Roman" w:hAnsi="Times New Roman" w:eastAsia="FangSong" w:cs="Times New Roman"/>
-      <w:color w:val="40a070"/>
+      <w:color w:val="000000"/>
     </w:rPr>
   </w:style>
   <w:style w:type="character" w:customStyle="1" w:styleId="ConstantTok">
@@ -19163,7 +19367,7 @@
     <w:basedOn w:val="VerbatimChar"/>
     <w:rPr>
       <w:rFonts w:ascii="Times New Roman" w:hAnsi="Times New Roman" w:eastAsia="FangSong" w:cs="Times New Roman"/>
-      <w:color w:val="880000"/>
+      <w:color w:val="000000"/>
     </w:rPr>
   </w:style>
   <w:style w:type="character" w:customStyle="1" w:styleId="CharTok">
@@ -19171,7 +19375,7 @@
     <w:basedOn w:val="VerbatimChar"/>
     <w:rPr>
       <w:rFonts w:ascii="Times New Roman" w:hAnsi="Times New Roman" w:eastAsia="FangSong" w:cs="Times New Roman"/>
-      <w:color w:val="4070a0"/>
+      <w:color w:val="000000"/>
     </w:rPr>
   </w:style>
   <w:style w:type="character" w:customStyle="1" w:styleId="SpecialCharTok">
@@ -19179,7 +19383,7 @@
     <w:basedOn w:val="VerbatimChar"/>
     <w:rPr>
       <w:rFonts w:ascii="Times New Roman" w:hAnsi="Times New Roman" w:eastAsia="FangSong" w:cs="Times New Roman"/>
-      <w:color w:val="4070a0"/>
+      <w:color w:val="000000"/>
     </w:rPr>
   </w:style>
   <w:style w:type="character" w:customStyle="1" w:styleId="StringTok">
@@ -19187,7 +19391,7 @@
     <w:basedOn w:val="VerbatimChar"/>
     <w:rPr>
       <w:rFonts w:ascii="Times New Roman" w:hAnsi="Times New Roman" w:eastAsia="FangSong" w:cs="Times New Roman"/>
-      <w:color w:val="4070a0"/>
+      <w:color w:val="000000"/>
     </w:rPr>
   </w:style>
   <w:style w:type="character" w:customStyle="1" w:styleId="VerbatimStringTok">
@@ -19195,7 +19399,7 @@
     <w:basedOn w:val="VerbatimChar"/>
     <w:rPr>
       <w:rFonts w:ascii="Times New Roman" w:hAnsi="Times New Roman" w:eastAsia="FangSong" w:cs="Times New Roman"/>
-      <w:color w:val="4070a0"/>
+      <w:color w:val="000000"/>
     </w:rPr>
   </w:style>
   <w:style w:type="character" w:customStyle="1" w:styleId="SpecialStringTok">
@@ -19203,7 +19407,7 @@
     <w:basedOn w:val="VerbatimChar"/>
     <w:rPr>
       <w:rFonts w:ascii="Times New Roman" w:hAnsi="Times New Roman" w:eastAsia="FangSong" w:cs="Times New Roman"/>
-      <w:color w:val="bb6688"/>
+      <w:color w:val="000000"/>
     </w:rPr>
   </w:style>
   <w:style w:type="character" w:customStyle="1" w:styleId="ImportTok">
@@ -19212,7 +19416,7 @@
     <w:rPr>
       <w:rFonts w:ascii="Times New Roman" w:hAnsi="Times New Roman" w:eastAsia="FangSong" w:cs="Times New Roman"/>
       <w:b/>
-      <w:color w:val="008000"/>
+      <w:color w:val="000000"/>
     </w:rPr>
   </w:style>
   <w:style w:type="character" w:customStyle="1" w:styleId="CommentTok">
@@ -19221,7 +19425,7 @@
     <w:rPr>
       <w:rFonts w:ascii="Times New Roman" w:hAnsi="Times New Roman" w:eastAsia="FangSong" w:cs="Times New Roman"/>
       <w:i/>
-      <w:color w:val="60a0b0"/>
+      <w:color w:val="000000"/>
     </w:rPr>
   </w:style>
   <w:style w:type="character" w:customStyle="1" w:styleId="DocumentationTok">
@@ -19230,7 +19434,7 @@
     <w:rPr>
       <w:rFonts w:ascii="Times New Roman" w:hAnsi="Times New Roman" w:eastAsia="FangSong" w:cs="Times New Roman"/>
       <w:i/>
-      <w:color w:val="ba2121"/>
+      <w:color w:val="000000"/>
     </w:rPr>
   </w:style>
   <w:style w:type="character" w:customStyle="1" w:styleId="AnnotationTok">
@@ -19240,7 +19444,7 @@
       <w:rFonts w:ascii="Times New Roman" w:hAnsi="Times New Roman" w:eastAsia="FangSong" w:cs="Times New Roman"/>
       <w:b/>
       <w:i/>
-      <w:color w:val="60a0b0"/>
+      <w:color w:val="000000"/>
     </w:rPr>
   </w:style>
   <w:style w:type="character" w:customStyle="1" w:styleId="CommentVarTok">
@@ -19250,7 +19454,7 @@
       <w:rFonts w:ascii="Times New Roman" w:hAnsi="Times New Roman" w:eastAsia="FangSong" w:cs="Times New Roman"/>
       <w:b/>
       <w:i/>
-      <w:color w:val="60a0b0"/>
+      <w:color w:val="000000"/>
     </w:rPr>
   </w:style>
   <w:style w:type="character" w:customStyle="1" w:styleId="OtherTok">
@@ -19258,7 +19462,7 @@
     <w:basedOn w:val="VerbatimChar"/>
     <w:rPr>
       <w:rFonts w:ascii="Times New Roman" w:hAnsi="Times New Roman" w:eastAsia="FangSong" w:cs="Times New Roman"/>
-      <w:color w:val="007020"/>
+      <w:color w:val="000000"/>
     </w:rPr>
   </w:style>
   <w:style w:type="character" w:customStyle="1" w:styleId="FunctionTok">
@@ -19266,7 +19470,7 @@
     <w:basedOn w:val="VerbatimChar"/>
     <w:rPr>
       <w:rFonts w:ascii="Times New Roman" w:hAnsi="Times New Roman" w:eastAsia="FangSong" w:cs="Times New Roman"/>
-      <w:color w:val="06287e"/>
+      <w:color w:val="000000"/>
     </w:rPr>
   </w:style>
   <w:style w:type="character" w:customStyle="1" w:styleId="VariableTok">
@@ -19274,7 +19478,7 @@
     <w:basedOn w:val="VerbatimChar"/>
     <w:rPr>
       <w:rFonts w:ascii="Times New Roman" w:hAnsi="Times New Roman" w:eastAsia="FangSong" w:cs="Times New Roman"/>
-      <w:color w:val="19177c"/>
+      <w:color w:val="000000"/>
     </w:rPr>
   </w:style>
   <w:style w:type="character" w:customStyle="1" w:styleId="ControlFlowTok">
@@ -19283,7 +19487,7 @@
     <w:rPr>
       <w:rFonts w:ascii="Times New Roman" w:hAnsi="Times New Roman" w:eastAsia="FangSong" w:cs="Times New Roman"/>
       <w:b/>
-      <w:color w:val="007020"/>
+      <w:color w:val="000000"/>
     </w:rPr>
   </w:style>
   <w:style w:type="character" w:customStyle="1" w:styleId="OperatorTok">
@@ -19291,7 +19495,7 @@
     <w:basedOn w:val="VerbatimChar"/>
     <w:rPr>
       <w:rFonts w:ascii="Times New Roman" w:hAnsi="Times New Roman" w:eastAsia="FangSong" w:cs="Times New Roman"/>
-      <w:color w:val="666666"/>
+      <w:color w:val="000000"/>
     </w:rPr>
   </w:style>
   <w:style w:type="character" w:customStyle="1" w:styleId="BuiltInTok">
@@ -19299,7 +19503,7 @@
     <w:basedOn w:val="VerbatimChar"/>
     <w:rPr>
       <w:rFonts w:ascii="Times New Roman" w:hAnsi="Times New Roman" w:eastAsia="FangSong" w:cs="Times New Roman"/>
-      <w:color w:val="008000"/>
+      <w:color w:val="000000"/>
     </w:rPr>
   </w:style>
   <w:style w:type="character" w:customStyle="1" w:styleId="ExtensionTok">
@@ -19314,7 +19518,7 @@
     <w:basedOn w:val="VerbatimChar"/>
     <w:rPr>
       <w:rFonts w:ascii="Times New Roman" w:hAnsi="Times New Roman" w:eastAsia="FangSong" w:cs="Times New Roman"/>
-      <w:color w:val="bc7a00"/>
+      <w:color w:val="000000"/>
     </w:rPr>
   </w:style>
   <w:style w:type="character" w:customStyle="1" w:styleId="AttributeTok">
@@ -19322,7 +19526,7 @@
     <w:basedOn w:val="VerbatimChar"/>
     <w:rPr>
       <w:rFonts w:ascii="Times New Roman" w:hAnsi="Times New Roman" w:eastAsia="FangSong" w:cs="Times New Roman"/>
-      <w:color w:val="7d9029"/>
+      <w:color w:val="000000"/>
     </w:rPr>
   </w:style>
   <w:style w:type="character" w:customStyle="1" w:styleId="RegionMarkerTok">
@@ -19339,7 +19543,7 @@
       <w:rFonts w:ascii="Times New Roman" w:hAnsi="Times New Roman" w:eastAsia="FangSong" w:cs="Times New Roman"/>
       <w:b/>
       <w:i/>
-      <w:color w:val="60a0b0"/>
+      <w:color w:val="000000"/>
     </w:rPr>
   </w:style>
   <w:style w:type="character" w:customStyle="1" w:styleId="WarningTok">
@@ -19349,7 +19553,7 @@
       <w:rFonts w:ascii="Times New Roman" w:hAnsi="Times New Roman" w:eastAsia="FangSong" w:cs="Times New Roman"/>
       <w:b/>
       <w:i/>
-      <w:color w:val="60a0b0"/>
+      <w:color w:val="000000"/>
     </w:rPr>
   </w:style>
   <w:style w:type="character" w:customStyle="1" w:styleId="AlertTok">
@@ -19358,7 +19562,7 @@
     <w:rPr>
       <w:rFonts w:ascii="Times New Roman" w:hAnsi="Times New Roman" w:eastAsia="FangSong" w:cs="Times New Roman"/>
       <w:b/>
-      <w:color w:val="ff0000"/>
+      <w:color w:val="000000"/>
     </w:rPr>
   </w:style>
   <w:style w:type="character" w:customStyle="1" w:styleId="ErrorTok">
@@ -19367,7 +19571,7 @@
     <w:rPr>
       <w:rFonts w:ascii="Times New Roman" w:hAnsi="Times New Roman" w:eastAsia="FangSong" w:cs="Times New Roman"/>
       <w:b/>
-      <w:color w:val="ff0000"/>
+      <w:color w:val="000000"/>
     </w:rPr>
   </w:style>
   <w:style w:type="character" w:customStyle="1" w:styleId="NormalTok">
